--- a/PAPER_PROJECT/13_Manuscript/manuscript_IJHMT.docx
+++ b/PAPER_PROJECT/13_Manuscript/manuscript_IJHMT.docx
@@ -23,7 +23,7 @@
           <w:i/>
           <w:sz w:val="21"/>
         </w:rPr>
-        <w:t>[Authors, affiliations and corresponding author: to be completed by the authors]</w:t>
+        <w:t>[AUTHOR INPUT REQUIRED: author names, affiliations, ORCID iDs and corresponding author]</w:t>
       </w:r>
     </w:p>
     <w:p>
@@ -40,7 +40,7 @@
         <w:jc w:val="both"/>
       </w:pPr>
       <w:r>
-        <w:t>Thermal stresses around cavities in low-symmetry crystals depend on how crystal orientation, cavity shape and heat-conduction law interact, but transient studies treat isotropic or highly symmetric media. We study monoclinic β-Ga₂O₃ with a circular and an equal-area elliptical cavity (axis ratio 2) under a Gaussian wall-temperature pulse in plane strain, with Fourier and Lord–Shulman conduction. The single-pulse response is obtained from a frequency-domain finite-difference solver by Bromwich inversion on a shifted contour and verified against exact and independent solutions (peak error 0.08% at the finest grid, second order); a periodic synthesis would return a pulse-train steady state instead. The peak wall stress of the circle is orientation-invariant to round-off and equals 0.854 MPa/K. The ellipse converts crystal orientation into a peak-stress modulation of 29% (numerical uncertainty 1.3 percentage points), resulting from competing expansion and stiffness anisotropy. Thermal memory (relaxation time up to 20 ps) changes the circular-cavity wall-stress history by at most 6.4% (1.6% for cavities of 10 nm and larger) and the peak by at most 1.4%; the size dependence is a quasi-static collapse in the memory number plus an elastic-inertia correction of order ε². Thermoelastic feedback stays below the bound 5δ. Results are properties of a verified continuum model: relaxation times are hypothetical, the expansion data are uncertain by more than an order of magnitude, continuum validity at 5–50 nm is not established, and there is no experimental validation.</w:t>
+        <w:t>Thermal stresses around cavities in low-symmetry crystals depend on crystal orientation, cavity shape and heat-conduction law, yet transient studies treat isotropic or highly symmetric media. We study monoclinic β-Ga₂O₃ with a circular and an equal-area elliptical cavity (axis ratio 2) under a Gaussian wall-temperature pulse in plane strain, with Fourier and Lord–Shulman conduction as the primary models and a two-relaxation-time kernel as an exploratory variant. The response of a quiescent medium to one pulse is obtained from a frequency-domain finite-difference solver by Bromwich inversion on a shifted contour and verified against exact and independent solutions (peak error 0.08% at the finest grid, second order). The peak wall stress of the circle is orientation-invariant to round-off and equals 0.854 MPa/K. The ellipse converts crystal orientation into a peak-stress modulation of 28.7% on the extrapolated sweep (29.9% on the production grid), numerical uncertainty 1.3 percentage points; ablations attribute it to competing expansion and stiffness anisotropy, conductivity anisotropy being minor. Thermal memory (hypothetical relaxation times to 20 ps) changes the circular-cavity wall-stress history by at most 6.4% (1.6% at 10 nm and larger) and the peak by at most 1.4%; the residual size dependence is a quasi-static collapse in the memory number plus an O(ε²) inertia correction. Thermoelastic feedback stays below the bound 5δ. Results are properties of a verified continuum model: no experimental validation exists, relaxation times are hypothetical, the expansion data are uncertain by more than an order of magnitude, and continuum validity at 5–50 nm is not established.</w:t>
       </w:r>
     </w:p>
     <w:p>
@@ -81,7 +81,7 @@
         <w:spacing w:after="40"/>
       </w:pPr>
       <w:r>
-        <w:t>Circular-cavity peak wall stress is orientation-invariant to round-off in beta-Ga2O3</w:t>
+        <w:t>Circular-cavity peak wall stress is orientation-invariant to round-off</w:t>
       </w:r>
     </w:p>
     <w:p>
@@ -90,7 +90,7 @@
         <w:spacing w:after="40"/>
       </w:pPr>
       <w:r>
-        <w:t>Ellipse converts crystal orientation into a 29% peak-stress modulation</w:t>
+        <w:t>Ellipse turns crystal orientation into a 28.7% peak-stress modulation</w:t>
       </w:r>
     </w:p>
     <w:p>
@@ -99,7 +99,7 @@
         <w:spacing w:after="40"/>
       </w:pPr>
       <w:r>
-        <w:t>Thermal memory shifts the peak wall stress by under 1.4% for tau up to 20 ps</w:t>
+        <w:t>Thermal memory shifts the peak wall stress by under 1.4% for τ up to 20 ps</w:t>
       </w:r>
     </w:p>
     <w:p>
@@ -108,7 +108,7 @@
         <w:spacing w:after="40"/>
       </w:pPr>
       <w:r>
-        <w:t>Verified continuum study: no validation; stress scale uncertain via expansion</w:t>
+        <w:t>Verified, not validated: expansion data set the absolute stress scale</w:t>
       </w:r>
     </w:p>
     <w:p>
@@ -134,7 +134,7 @@
         <w:jc w:val="both"/>
       </w:pPr>
       <w:r>
-        <w:t>Coupled thermoelasticity [10] and its generalizations to a finite heat-wave speed are the framework for transient problems: the Lord–Shulman theory with one relaxation time [11] and its extension to anisotropic media with a uniqueness theorem [12]; dual-phase-lag and related models are discussed in [13] and reviewed in [14]. Monoclinic β-Ga₂O₃ is an ultra-wide-band-gap semiconductor whose elastic [15], thermal-conductivity [16] and thermal-expansion [17,18] tensors are all strongly anisotropic; its room-temperature elastic constants are well characterised [15] and its conductivity tensor has an off-diagonal component in the a–c plane [16], so that crystal orientation, cavity shape and heat-conduction law can interact. Whether this interaction is large enough to matter, and which observable is sensitive to it, is the question addressed here.</w:t>
+        <w:t>Coupled thermoelasticity [10] and its generalizations to a finite heat-wave speed are the framework for transient problems: the Lord–Shulman theory with one relaxation time [11] and its extension to anisotropic media with a uniqueness theorem [12]; dual-phase-lag formulations [13], and later classifications of generalized heat-conduction and thermoelastic-coupling models [14,23]. Monoclinic β-Ga₂O₃ is an ultra-wide-band-gap semiconductor whose elastic [15], thermal-conductivity [16] and thermal-expansion [17,18] tensors are all strongly anisotropic; its room-temperature elastic constants are well characterised [15] and its conductivity tensor has an off-diagonal component in the a–c plane [16], so that crystal orientation, cavity shape and heat-conduction law can interact. Whether this interaction is large enough to matter, and which observable is sensitive to it, is the question addressed here.</w:t>
       </w:r>
     </w:p>
     <w:p>
@@ -143,7 +143,7 @@
         <w:jc w:val="both"/>
       </w:pPr>
       <w:r>
-        <w:t xml:space="preserve">We study the transient coupled thermoelastic response of a circular and of an equal-area elliptical cavity (axis ratio 2) in a monoclinic crystal loaded in plane strain in the a–c plane by a Gaussian wall-temperature pulse, with Fourier, Cattaneo–Vernotte (Lord–Shulman) and a two-relaxation-time conduction law. The study is a </w:t>
+        <w:t xml:space="preserve">We study the transient coupled thermoelastic response of a circular and of an equal-area elliptical cavity (axis ratio 2) in a monoclinic crystal loaded in plane strain in the a–c plane by a Gaussian wall-temperature pulse. Two conduction laws are treated as primary models — Fourier and Cattaneo–Vernotte (Lord–Shulman) — and a two-relaxation-time kernel is carried along as an exploratory sensitivity variant only (Section 2.1). The study is a </w:t>
       </w:r>
       <w:r>
         <w:rPr>
@@ -161,7 +161,7 @@
         <w:jc w:val="both"/>
       </w:pPr>
       <w:r>
-        <w:t>The contributions are: (i) a verified time-domain method that returns the response of a quiescent medium to a single pulse from a frequency-domain solver by Bromwich inversion on a shifted contour, with the verification chain and the numerical uncertainty reported; (ii) the orientation dependence of the peak wall stress for a circular and an elliptical cavity, including an ablation that separates the contributions of stiffness, thermal-expansion and conductivity anisotropy; (iii) an analytical scaling identity and a local-response result for the circular cavity that explain why thermal memory has a bounded, small effect on the wall stress and what the residual dependence on the cavity size is; (iv) a bound on the thermoelastic feedback. Section 2 states the model, Section 3 the method, Section 4 the verification, Section 5 the results, Section 6 the discussion and limitations.</w:t>
+        <w:t>The contributions are: (i) a verified time-domain method that returns the response of a quiescent medium to a single pulse from a frequency-domain solver by Bromwich inversion on a shifted contour, with the verification chain and the numerical uncertainty reported; (ii) the orientation dependence of the peak wall stress for a circular and an elliptical cavity, including an ablation that separates the contributions of stiffness, thermal-expansion and conductivity anisotropy; (iii) an analytical scaling identity and a local-response result for the circular cavity that explain why thermal memory has a bounded, small effect on the wall stress and what the residual dependence on the cavity size is; (iv) a bound on the thermoelastic feedback. Section 2 states the model, Section 3 the method, Section 4 the verification, Section 5 the results, and Section 6 the discussion, the limitations and the scope of what can be claimed from them.</w:t>
       </w:r>
     </w:p>
     <w:p>
@@ -186,7 +186,25 @@
         <w:jc w:val="both"/>
       </w:pPr>
       <w:r>
-        <w:t>Linear, small-strain thermoelasticity in plane strain is considered in the a–c plane of a monoclinic crystal (unique axis b normal to the plane). With temperature rise θ above the reference temperature T</w:t>
+        <w:t>Linear, small-strain thermoelasticity in plane strain is considered in the a–c plane of a monoclinic crystal, with the unique axis b normal to the plane and coordinates (x</w:t>
+      </w:r>
+      <w:r>
+        <w:rPr>
+          <w:vertAlign w:val="subscript"/>
+        </w:rPr>
+        <w:t>1</w:t>
+      </w:r>
+      <w:r>
+        <w:t>, x</w:t>
+      </w:r>
+      <w:r>
+        <w:rPr>
+          <w:vertAlign w:val="subscript"/>
+        </w:rPr>
+        <w:t>3</w:t>
+      </w:r>
+      <w:r>
+        <w:t>) along the crystal a and c axes at zero rotation. With temperature rise θ above the reference temperature T</w:t>
       </w:r>
       <w:r>
         <w:rPr>
@@ -213,7 +231,7 @@
         <w:t>3</w:t>
       </w:r>
       <w:r>
-        <w:t>) and Voigt strain ε = (ε</w:t>
+        <w:t>) and Voigt strain ϵ = (ϵ</w:t>
       </w:r>
       <w:r>
         <w:rPr>
@@ -222,7 +240,7 @@
         <w:t>11</w:t>
       </w:r>
       <w:r>
-        <w:t>, ε</w:t>
+        <w:t>, ϵ</w:t>
       </w:r>
       <w:r>
         <w:rPr>
@@ -240,7 +258,7 @@
         <w:t>13</w:t>
       </w:r>
       <w:r>
-        <w:t>), the constitutive law is σ = Qε − βθ (Biot [10]); Q is the 3×3 plane-strain block of the stiffness (only C</w:t>
+        <w:t>), the constitutive law is σ = Qϵ − βθ (Biot [10]); Q is the 3×3 plane-strain block of the stiffness (only C</w:t>
       </w:r>
       <w:r>
         <w:rPr>
@@ -321,7 +339,7 @@
         <w:t>25</w:t>
       </w:r>
       <w:r>
-        <w:t xml:space="preserve"> through the b-axis expansion. Momentum balance and the heat equation with one relaxation time τ (Cattaneo–Vernotte flux law with energy balance, i.e. the Lord–Shulman equation [11,12]) read</w:t>
+        <w:t xml:space="preserve"> through the b-axis expansion. The crystal is rotated by φ about b: the rank-four stiffness and the rank-two conductivity and expansion tensors are rotated by the same angle, and the rotation is cross-checked against an independent three-dimensional rank-four implementation (Section 4.1). Momentum balance and the heat equation with one relaxation time τ (Cattaneo–Vernotte flux law with energy balance, i.e. the Lord–Shulman equation [11,12]) read</w:t>
       </w:r>
     </w:p>
     <w:tbl>
@@ -346,7 +364,7 @@
             <w:r>
               <w:drawing>
                 <wp:inline xmlns:a="http://schemas.openxmlformats.org/drawingml/2006/main" xmlns:pic="http://schemas.openxmlformats.org/drawingml/2006/picture">
-                  <wp:extent cx="3533851" cy="266852"/>
+                  <wp:extent cx="3549396" cy="261671"/>
                   <wp:docPr id="1" name="Picture 1"/>
                   <wp:cNvGraphicFramePr>
                     <a:graphicFrameLocks noChangeAspect="1"/>
@@ -367,7 +385,7 @@
                         <pic:spPr>
                           <a:xfrm>
                             <a:off x="0" y="0"/>
-                            <a:ext cx="3533851" cy="266852"/>
+                            <a:ext cx="3549396" cy="261671"/>
                           </a:xfrm>
                           <a:prstGeom prst="rect"/>
                         </pic:spPr>
@@ -418,7 +436,7 @@
         <w:t>0</w:t>
       </w:r>
       <w:r>
-        <w:t>β:ε) with g = 1 for Fourier conduction and g = 1/(1 + sτ) for the relaxation-time law. A two-relaxation-time kernel g = ½/(1 + ½sτ) + ½/(1 + 2sτ) is used as an exploratory sensitivity kernel (it is positive real, hence passive, but is not derived from a free energy). The medium is quiescent before the pulse; the cavity wall has θ = p(t) = exp(−((t − t</w:t>
+        <w:t>β:ϵ) with g = 1 for Fourier conduction and g = 1/(1 + sτ) for the relaxation-time law; these two are the primary conduction models of the study. A two-relaxation-time kernel g = ½/(1 + ½sτ) + ½/(1 + 2sτ) is used as an exploratory sensitivity kernel only (it is positive real, hence passive, but is not derived from a free energy) and is labelled exploratory wherever it appears. The medium is quiescent before the pulse (u = θ = 0 and ∂u/∂t = 0 for t &lt; 0). The cavity wall is traction-free and held at the prescribed temperature θ = p(t) = exp(−((t − t</w:t>
       </w:r>
       <w:r>
         <w:rPr>
@@ -454,7 +472,7 @@
         <w:t>th</w:t>
       </w:r>
       <w:r>
-        <w:t>, t</w:t>
+        <w:t xml:space="preserve"> and t</w:t>
       </w:r>
       <w:r>
         <w:rPr>
@@ -472,7 +490,7 @@
         <w:t>th</w:t>
       </w:r>
       <w:r>
-        <w:t xml:space="preserve"> and is traction-free; the outer boundary at R = 80a is clamped (u = 0) and cold (θ = 0). The cavity is a circle of radius a or an ellipse of semi-axes a√χ and a/√χ (equal area, χ = 2) whose major axis is parallel to the crystal a-axis at rotation φ = 0; the crystal is rotated by φ in the plane.</w:t>
+        <w:t>; the outer boundary at R = 80a is clamped (u = 0) and cold (θ = 0). The cavity is a circle of radius a or an ellipse of semi-axes a√χ and a/√χ (equal area, χ = 2) whose major axis is parallel to the crystal a-axis at rotation φ = 0 (Fig. 1). The quantities of interest are defined in Section 2.4.</w:t>
       </w:r>
     </w:p>
     <w:p>
@@ -663,7 +681,16 @@
         <w:t>−3</w:t>
       </w:r>
       <w:r>
-        <w:t>. With the outer boundary at R = 80a the first return of the longitudinal wave to the wall occurs at t</w:t>
+        <w:t>, where C̄ = C</w:t>
+      </w:r>
+      <w:r>
+        <w:rPr>
+          <w:vertAlign w:val="subscript"/>
+        </w:rPr>
+        <w:t>33</w:t>
+      </w:r>
+      <w:r>
+        <w:t xml:space="preserve"> is the stiffness scale of the plane-strain block. With the outer boundary at R = 80a the first return of the longitudinal wave to the wall occurs at t</w:t>
       </w:r>
       <w:r>
         <w:rPr>
@@ -699,6 +726,15 @@
       </w:pPr>
       <w:r>
         <w:t>2.3 Material parameters</w:t>
+      </w:r>
+    </w:p>
+    <w:p>
+      <w:pPr>
+        <w:spacing w:after="120"/>
+        <w:jc w:val="both"/>
+      </w:pPr>
+      <w:r>
+        <w:t>The parameters of the study, their values and their status (literature, assumed, hypothetical or design) are collected in Table 1.</w:t>
       </w:r>
     </w:p>
     <w:p>
@@ -1568,7 +1604,7 @@
             <w:r>
               <w:drawing>
                 <wp:inline xmlns:a="http://schemas.openxmlformats.org/drawingml/2006/main" xmlns:pic="http://schemas.openxmlformats.org/drawingml/2006/picture">
-                  <wp:extent cx="4937760" cy="350141"/>
+                  <wp:extent cx="4937760" cy="363296"/>
                   <wp:docPr id="3" name="Picture 3"/>
                   <wp:cNvGraphicFramePr>
                     <a:graphicFrameLocks noChangeAspect="1"/>
@@ -1589,7 +1625,7 @@
                         <pic:spPr>
                           <a:xfrm>
                             <a:off x="0" y="0"/>
-                            <a:ext cx="4937760" cy="350141"/>
+                            <a:ext cx="4937760" cy="363296"/>
                           </a:xfrm>
                           <a:prstGeom prst="rect"/>
                         </pic:spPr>
@@ -1815,7 +1851,7 @@
             <w:r>
               <w:drawing>
                 <wp:inline xmlns:a="http://schemas.openxmlformats.org/drawingml/2006/main" xmlns:pic="http://schemas.openxmlformats.org/drawingml/2006/picture">
-                  <wp:extent cx="3821429" cy="450799"/>
+                  <wp:extent cx="3829202" cy="443026"/>
                   <wp:docPr id="4" name="Picture 4"/>
                   <wp:cNvGraphicFramePr>
                     <a:graphicFrameLocks noChangeAspect="1"/>
@@ -1836,7 +1872,7 @@
                         <pic:spPr>
                           <a:xfrm>
                             <a:off x="0" y="0"/>
-                            <a:ext cx="3821429" cy="450799"/>
+                            <a:ext cx="3829202" cy="443026"/>
                           </a:xfrm>
                           <a:prstGeom prst="rect"/>
                         </pic:spPr>
@@ -2029,7 +2065,7 @@
         <w:jc w:val="both"/>
       </w:pPr>
       <w:r>
-        <w:t>Verification is separated from validation: every comparison below is against an exact solution or an independent implementation of the same mathematical model (a 1-D axisymmetric Chebyshev solver in the Laplace domain and a time-domain Crank–Nicolson heat solver with the closed-form Lamé stress); none is a comparison with measurements. The suite has 28 tests (26 passed, 1 failed, 1 exploratory; the failure is discussed below).</w:t>
+        <w:t>Verification is separated from validation: every comparison below is against an exact solution or an independent implementation of the same mathematical model (a 1-D axisymmetric Chebyshev solver in the Laplace domain and a time-domain Crank–Nicolson heat solver with the closed-form Lamé stress); none is a comparison with measurements. The suite has 28 tests (26 passed, 1 failed, 1 exploratory; the failure is discussed below). The suite is summarised in Table 2, and the rotation-invariance, axisymmetric and inversion tests are illustrated in Fig. 2.</w:t>
       </w:r>
     </w:p>
     <w:p>
@@ -4913,7 +4949,7 @@
         <w:jc w:val="both"/>
       </w:pPr>
       <w:r>
-        <w:t>To separate the contributions of the three anisotropic tensors the ellipse sweep was repeated with one tensor at a time made isotropic (stiffness from the same Lamé constants as the isotropic control; conductivity equal to the mean eigenvalue; expansion equal to the mean of the three axes), and with an expansion set representing the 298 K measurements [18] (α = (0.10, 0.20, 0.20)×10</w:t>
+        <w:t>To separate the contributions of the three anisotropic tensors the ellipse sweep was repeated with one tensor at a time made isotropic (stiffness from the same Lamé constants as the isotropic control; conductivity equal to the mean eigenvalue; expansion equal to the mean of the three axes) (Table 6, Fig. 7), and with an expansion set representing the 298 K measurements [18] (α = (0.10, 0.20, 0.20)×10</w:t>
       </w:r>
       <w:r>
         <w:rPr>
@@ -5422,7 +5458,7 @@
         <w:jc w:val="both"/>
       </w:pPr>
       <w:r>
-        <w:t>The relaxation-time law changes the wall stress only slightly. Over the studied range (Λ up to 3.2) the thermal-memory deviation of the full stress history is D ≤ 6.4% (largest at a = 5 nm, Λ = 3.2); for a = 10 nm it is 0.11%–1.6% for τ = 1–20 ps, and the peak value itself shifts by at most 1.4% (Table 7, Fig. 8a). For a prescribed wall temperature the conduction law enters the wall stress of the isotropic circle only through the weak far-field term of Eq. (3); the anisotropic results are consistent with this. The scaling identity of Section 2 is confirmed to round-off: in the quasi-static, uncoupled limit D depends on Λ alone, and the equal-Λ pair (a = 10 nm, τ = 5 ps) and (a = 20 nm, τ = 20 ps) (Λ = 0.198) gives D = 2.0213e-03 and 2.0213e-03 (residual below 1e-12, T2 quasi-static: SUPPORTED). With elastodynamics the same pair gives 5.291e-03 and 2.562e-03 (residual 52%; T2 dynamic: NOT-SUPPORTED). The pre-registered collapse in Λ alone therefore fails for the full model at the 25% level, but the failure is entirely due to elastic inertia (including, for a ≥ 20 nm, echoes): the quasi-static runs differ from the dynamic ones only by the inertia term, and the correction is O(ε²), of the same order (10</w:t>
+        <w:t>The relaxation-time law changes the wall stress only slightly. Over the studied range (Λ up to 3.2) the thermal-memory deviation of the full stress history is D ≤ 6.4% (largest at a = 5 nm, Λ = 3.2); for a = 10 nm it is 0.11%–1.6% for τ = 1–20 ps, and the peak value itself shifts by at most 1.4% (Table 7, Fig. 8a). The two-relaxation-time kernel (MCV3 in Table 7) is an exploratory variant and is not used in any of the statements below. For a prescribed wall temperature the conduction law enters the wall stress of the isotropic circle only through the weak far-field term of Eq. (2); the anisotropic results are consistent with this. The scaling identity of Section 2 is confirmed to round-off: in the quasi-static, uncoupled limit D depends on Λ alone, and the equal-Λ pair (a = 10 nm, τ = 5 ps) and (a = 20 nm, τ = 20 ps) (Λ = 0.198) gives D = 2.0213e-03 and 2.0213e-03 (residual below 1e-12, T2 quasi-static: SUPPORTED). With elastodynamics the same pair gives 5.291e-03 and 2.562e-03 (residual 52%; T2 dynamic: NOT-SUPPORTED). The pre-registered collapse in Λ alone therefore fails for the full model at the 25% level, but the failure is entirely due to elastic inertia (including, for a ≥ 20 nm, echoes): the quasi-static runs differ from the dynamic ones only by the inertia term, and the correction is O(ε²), of the same order (10</w:t>
       </w:r>
       <w:r>
         <w:rPr>
@@ -6548,7 +6584,7 @@
         <w:t>−3</w:t>
       </w:r>
       <w:r>
-        <w:t xml:space="preserve"> for the isotropic circle (closed form) and to a few percent for the anisotropic crystal (stress/temperature ratio within the window near the peak, pulse-width test), a local, instantaneous constraint response, and it is orientation-invariant. The ellipse breaks this locality: its peak is 1.53 times that of the isotropic circle, and in the crystal it depends on orientation by 29%. The pulse-width test shows only a weak dependence of this modulation on the heated-layer thickness (24.8%–32.0%), so within the accessible range it is a non-local effect of the interaction between the heated region and the cavity shape; whether it vanishes in the thin-layer limit is not tested.</w:t>
+        <w:t xml:space="preserve"> for the isotropic circle (closed form) and to a few percent for the anisotropic crystal (stress/temperature ratio within the window near the peak, pulse-width test), a local, instantaneous constraint response, and it is orientation-invariant. The ellipse breaks this locality: its peak is 1.53 times that of the isotropic circle, and in the crystal it depends on orientation by 29%. The pulse-width test shows only a weak dependence of this modulation on the heated-layer thickness (24.8%–32.0%), so within the accessible range it is a non-local effect of the interaction between the heated region and the cavity shape; whether it vanishes in the thin-layer limit is not tested. Every statement above concerns a relative quantity (a ratio or a modulation); the absolute stress scale carries the parameter uncertainty quantified in Section 5.5.</w:t>
       </w:r>
     </w:p>
     <w:p>
@@ -6835,7 +6871,7 @@
         <w:t>CRediT authorship contribution statement:</w:t>
       </w:r>
       <w:r>
-        <w:t xml:space="preserve"> [to be completed by the authors].</w:t>
+        <w:t xml:space="preserve"> [AUTHOR INPUT REQUIRED].</w:t>
       </w:r>
     </w:p>
     <w:p>
@@ -6850,7 +6886,7 @@
         <w:t>Declaration of competing interest:</w:t>
       </w:r>
       <w:r>
-        <w:t xml:space="preserve"> [to be completed by the authors].</w:t>
+        <w:t xml:space="preserve"> [AUTHOR INPUT REQUIRED].</w:t>
       </w:r>
     </w:p>
     <w:p>
@@ -6865,7 +6901,7 @@
         <w:t>Funding:</w:t>
       </w:r>
       <w:r>
-        <w:t xml:space="preserve"> [to be completed by the authors].</w:t>
+        <w:t xml:space="preserve"> [AUTHOR INPUT REQUIRED: name the grant, or state that no funding was received].</w:t>
       </w:r>
     </w:p>
     <w:p>
@@ -6880,7 +6916,7 @@
         <w:t>Data availability:</w:t>
       </w:r>
       <w:r>
-        <w:t xml:space="preserve"> the Python source code, verification suite, per-run raw outputs (npz/json, including the frequency-domain transfer values), analysis and figure scripts, and the production matrix are provided in the project data package (SHA-256 code freeze `CODE_FREEZE_v2_gate.json`). [The authors must deposit the package in a public repository with a licence and insert its DOI.]</w:t>
+        <w:t xml:space="preserve"> the Python source code, verification suite, per-run raw outputs (npz/json, including the frequency-domain transfer values), analysis and figure scripts, and the production matrix are provided in the project data package (SHA-256 code freeze `CODE_FREEZE_v2_gate.json`). to be deposited at [PUBLIC REPOSITORY/DOI TO BE INSERTED].</w:t>
       </w:r>
     </w:p>
     <w:p>
@@ -7188,6 +7224,15 @@
       </w:pPr>
       <w:r>
         <w:t>Appendix A. Nomenclature</w:t>
+      </w:r>
+    </w:p>
+    <w:p>
+      <w:pPr>
+        <w:spacing w:after="120"/>
+        <w:jc w:val="both"/>
+      </w:pPr>
+      <w:r>
+        <w:t>The symbols used in this paper are listed in Table 8.</w:t>
       </w:r>
     </w:p>
     <w:p>
@@ -8034,6 +8079,667 @@
                 <w:sz w:val="17"/>
               </w:rPr>
               <w:t>thermal-memory deviation</w:t>
+            </w:r>
+          </w:p>
+        </w:tc>
+        <w:tc>
+          <w:tcPr>
+            <w:tcW w:type="dxa" w:w="1872"/>
+          </w:tcPr>
+          <w:p>
+            <w:r/>
+            <w:r>
+              <w:rPr>
+                <w:sz w:val="17"/>
+              </w:rPr>
+              <w:t>—</w:t>
+            </w:r>
+          </w:p>
+        </w:tc>
+      </w:tr>
+      <w:tr>
+        <w:tc>
+          <w:tcPr>
+            <w:tcW w:type="dxa" w:w="1872"/>
+          </w:tcPr>
+          <w:p>
+            <w:r/>
+            <w:r>
+              <w:rPr>
+                <w:sz w:val="17"/>
+              </w:rPr>
+              <w:t>θ, T</w:t>
+            </w:r>
+            <w:r>
+              <w:rPr>
+                <w:sz w:val="17"/>
+                <w:vertAlign w:val="subscript"/>
+              </w:rPr>
+              <w:t>0</w:t>
+            </w:r>
+          </w:p>
+        </w:tc>
+        <w:tc>
+          <w:tcPr>
+            <w:tcW w:type="dxa" w:w="5616"/>
+          </w:tcPr>
+          <w:p>
+            <w:r/>
+            <w:r>
+              <w:rPr>
+                <w:sz w:val="17"/>
+              </w:rPr>
+              <w:t>temperature rise; reference temperature (293 K)</w:t>
+            </w:r>
+          </w:p>
+        </w:tc>
+        <w:tc>
+          <w:tcPr>
+            <w:tcW w:type="dxa" w:w="1872"/>
+          </w:tcPr>
+          <w:p>
+            <w:r/>
+            <w:r>
+              <w:rPr>
+                <w:sz w:val="17"/>
+              </w:rPr>
+              <w:t>K, K</w:t>
+            </w:r>
+          </w:p>
+        </w:tc>
+      </w:tr>
+      <w:tr>
+        <w:tc>
+          <w:tcPr>
+            <w:tcW w:type="dxa" w:w="1872"/>
+          </w:tcPr>
+          <w:p>
+            <w:r/>
+            <w:r>
+              <w:rPr>
+                <w:sz w:val="17"/>
+              </w:rPr>
+              <w:t>u</w:t>
+            </w:r>
+          </w:p>
+        </w:tc>
+        <w:tc>
+          <w:tcPr>
+            <w:tcW w:type="dxa" w:w="5616"/>
+          </w:tcPr>
+          <w:p>
+            <w:r/>
+            <w:r>
+              <w:rPr>
+                <w:sz w:val="17"/>
+              </w:rPr>
+              <w:t>displacement in the a–c plane</w:t>
+            </w:r>
+          </w:p>
+        </w:tc>
+        <w:tc>
+          <w:tcPr>
+            <w:tcW w:type="dxa" w:w="1872"/>
+          </w:tcPr>
+          <w:p>
+            <w:r/>
+            <w:r>
+              <w:rPr>
+                <w:sz w:val="17"/>
+              </w:rPr>
+              <w:t>m</w:t>
+            </w:r>
+          </w:p>
+        </w:tc>
+      </w:tr>
+      <w:tr>
+        <w:tc>
+          <w:tcPr>
+            <w:tcW w:type="dxa" w:w="1872"/>
+          </w:tcPr>
+          <w:p>
+            <w:r/>
+            <w:r>
+              <w:rPr>
+                <w:sz w:val="17"/>
+              </w:rPr>
+              <w:t>ϵ</w:t>
+            </w:r>
+          </w:p>
+        </w:tc>
+        <w:tc>
+          <w:tcPr>
+            <w:tcW w:type="dxa" w:w="5616"/>
+          </w:tcPr>
+          <w:p>
+            <w:r/>
+            <w:r>
+              <w:rPr>
+                <w:sz w:val="17"/>
+              </w:rPr>
+              <w:t>small-strain tensor (Voigt ϵ</w:t>
+            </w:r>
+            <w:r>
+              <w:rPr>
+                <w:sz w:val="17"/>
+                <w:vertAlign w:val="subscript"/>
+              </w:rPr>
+              <w:t>11</w:t>
+            </w:r>
+            <w:r>
+              <w:rPr>
+                <w:sz w:val="17"/>
+              </w:rPr>
+              <w:t>, ϵ</w:t>
+            </w:r>
+            <w:r>
+              <w:rPr>
+                <w:sz w:val="17"/>
+                <w:vertAlign w:val="subscript"/>
+              </w:rPr>
+              <w:t>33</w:t>
+            </w:r>
+            <w:r>
+              <w:rPr>
+                <w:sz w:val="17"/>
+              </w:rPr>
+              <w:t>, γ</w:t>
+            </w:r>
+            <w:r>
+              <w:rPr>
+                <w:sz w:val="17"/>
+                <w:vertAlign w:val="subscript"/>
+              </w:rPr>
+              <w:t>13</w:t>
+            </w:r>
+            <w:r>
+              <w:rPr>
+                <w:sz w:val="17"/>
+              </w:rPr>
+              <w:t>)</w:t>
+            </w:r>
+          </w:p>
+        </w:tc>
+        <w:tc>
+          <w:tcPr>
+            <w:tcW w:type="dxa" w:w="1872"/>
+          </w:tcPr>
+          <w:p>
+            <w:r/>
+            <w:r>
+              <w:rPr>
+                <w:sz w:val="17"/>
+              </w:rPr>
+              <w:t>—</w:t>
+            </w:r>
+          </w:p>
+        </w:tc>
+      </w:tr>
+      <w:tr>
+        <w:tc>
+          <w:tcPr>
+            <w:tcW w:type="dxa" w:w="1872"/>
+          </w:tcPr>
+          <w:p>
+            <w:r/>
+            <w:r>
+              <w:rPr>
+                <w:sz w:val="17"/>
+              </w:rPr>
+              <w:t>σ</w:t>
+            </w:r>
+          </w:p>
+        </w:tc>
+        <w:tc>
+          <w:tcPr>
+            <w:tcW w:type="dxa" w:w="5616"/>
+          </w:tcPr>
+          <w:p>
+            <w:r/>
+            <w:r>
+              <w:rPr>
+                <w:sz w:val="17"/>
+              </w:rPr>
+              <w:t>stress tensor</w:t>
+            </w:r>
+          </w:p>
+        </w:tc>
+        <w:tc>
+          <w:tcPr>
+            <w:tcW w:type="dxa" w:w="1872"/>
+          </w:tcPr>
+          <w:p>
+            <w:r/>
+            <w:r>
+              <w:rPr>
+                <w:sz w:val="17"/>
+              </w:rPr>
+              <w:t>Pa</w:t>
+            </w:r>
+          </w:p>
+        </w:tc>
+      </w:tr>
+      <w:tr>
+        <w:tc>
+          <w:tcPr>
+            <w:tcW w:type="dxa" w:w="1872"/>
+          </w:tcPr>
+          <w:p>
+            <w:r/>
+            <w:r>
+              <w:rPr>
+                <w:sz w:val="17"/>
+              </w:rPr>
+              <w:t>α</w:t>
+            </w:r>
+          </w:p>
+        </w:tc>
+        <w:tc>
+          <w:tcPr>
+            <w:tcW w:type="dxa" w:w="5616"/>
+          </w:tcPr>
+          <w:p>
+            <w:r/>
+            <w:r>
+              <w:rPr>
+                <w:sz w:val="17"/>
+              </w:rPr>
+              <w:t>thermal-expansion vector</w:t>
+            </w:r>
+          </w:p>
+        </w:tc>
+        <w:tc>
+          <w:tcPr>
+            <w:tcW w:type="dxa" w:w="1872"/>
+          </w:tcPr>
+          <w:p>
+            <w:r/>
+            <w:r>
+              <w:rPr>
+                <w:sz w:val="17"/>
+              </w:rPr>
+              <w:t>1/K</w:t>
+            </w:r>
+          </w:p>
+        </w:tc>
+      </w:tr>
+      <w:tr>
+        <w:tc>
+          <w:tcPr>
+            <w:tcW w:type="dxa" w:w="1872"/>
+          </w:tcPr>
+          <w:p>
+            <w:r/>
+            <w:r>
+              <w:rPr>
+                <w:sz w:val="17"/>
+              </w:rPr>
+              <w:t>R</w:t>
+            </w:r>
+          </w:p>
+        </w:tc>
+        <w:tc>
+          <w:tcPr>
+            <w:tcW w:type="dxa" w:w="5616"/>
+          </w:tcPr>
+          <w:p>
+            <w:r/>
+            <w:r>
+              <w:rPr>
+                <w:sz w:val="17"/>
+              </w:rPr>
+              <w:t>outer radius of the finite domain (R = 80a)</w:t>
+            </w:r>
+          </w:p>
+        </w:tc>
+        <w:tc>
+          <w:tcPr>
+            <w:tcW w:type="dxa" w:w="1872"/>
+          </w:tcPr>
+          <w:p>
+            <w:r/>
+            <w:r>
+              <w:rPr>
+                <w:sz w:val="17"/>
+              </w:rPr>
+              <w:t>m</w:t>
+            </w:r>
+          </w:p>
+        </w:tc>
+      </w:tr>
+      <w:tr>
+        <w:tc>
+          <w:tcPr>
+            <w:tcW w:type="dxa" w:w="1872"/>
+          </w:tcPr>
+          <w:p>
+            <w:r/>
+            <w:r>
+              <w:rPr>
+                <w:sz w:val="17"/>
+              </w:rPr>
+              <w:t>p(t), t</w:t>
+            </w:r>
+            <w:r>
+              <w:rPr>
+                <w:sz w:val="17"/>
+                <w:vertAlign w:val="subscript"/>
+              </w:rPr>
+              <w:t>0</w:t>
+            </w:r>
+            <w:r>
+              <w:rPr>
+                <w:sz w:val="17"/>
+              </w:rPr>
+              <w:t>, t</w:t>
+            </w:r>
+            <w:r>
+              <w:rPr>
+                <w:sz w:val="17"/>
+                <w:vertAlign w:val="subscript"/>
+              </w:rPr>
+              <w:t>w</w:t>
+            </w:r>
+          </w:p>
+        </w:tc>
+        <w:tc>
+          <w:tcPr>
+            <w:tcW w:type="dxa" w:w="5616"/>
+          </w:tcPr>
+          <w:p>
+            <w:r/>
+            <w:r>
+              <w:rPr>
+                <w:sz w:val="17"/>
+              </w:rPr>
+              <w:t>wall-temperature pulse, its centre and width</w:t>
+            </w:r>
+          </w:p>
+        </w:tc>
+        <w:tc>
+          <w:tcPr>
+            <w:tcW w:type="dxa" w:w="1872"/>
+          </w:tcPr>
+          <w:p>
+            <w:r/>
+            <w:r>
+              <w:rPr>
+                <w:sz w:val="17"/>
+              </w:rPr>
+              <w:t>K, t</w:t>
+            </w:r>
+            <w:r>
+              <w:rPr>
+                <w:sz w:val="17"/>
+                <w:vertAlign w:val="subscript"/>
+              </w:rPr>
+              <w:t>th</w:t>
+            </w:r>
+            <w:r>
+              <w:rPr>
+                <w:sz w:val="17"/>
+              </w:rPr>
+              <w:t>, t</w:t>
+            </w:r>
+            <w:r>
+              <w:rPr>
+                <w:sz w:val="17"/>
+                <w:vertAlign w:val="subscript"/>
+              </w:rPr>
+              <w:t>th</w:t>
+            </w:r>
+          </w:p>
+        </w:tc>
+      </w:tr>
+      <w:tr>
+        <w:tc>
+          <w:tcPr>
+            <w:tcW w:type="dxa" w:w="1872"/>
+          </w:tcPr>
+          <w:p>
+            <w:r/>
+            <w:r>
+              <w:rPr>
+                <w:sz w:val="17"/>
+              </w:rPr>
+              <w:t>F(t)</w:t>
+            </w:r>
+          </w:p>
+        </w:tc>
+        <w:tc>
+          <w:tcPr>
+            <w:tcW w:type="dxa" w:w="5616"/>
+          </w:tcPr>
+          <w:p>
+            <w:r/>
+            <w:r>
+              <w:rPr>
+                <w:sz w:val="17"/>
+              </w:rPr>
+              <w:t>radial integral of θ in Eq. (2)</w:t>
+            </w:r>
+          </w:p>
+        </w:tc>
+        <w:tc>
+          <w:tcPr>
+            <w:tcW w:type="dxa" w:w="1872"/>
+          </w:tcPr>
+          <w:p>
+            <w:r/>
+            <w:r>
+              <w:rPr>
+                <w:sz w:val="17"/>
+              </w:rPr>
+              <w:t>K m²</w:t>
+            </w:r>
+          </w:p>
+        </w:tc>
+      </w:tr>
+      <w:tr>
+        <w:tc>
+          <w:tcPr>
+            <w:tcW w:type="dxa" w:w="1872"/>
+          </w:tcPr>
+          <w:p>
+            <w:r/>
+            <w:r>
+              <w:rPr>
+                <w:sz w:val="17"/>
+              </w:rPr>
+              <w:t>λ, μ, m, γ</w:t>
+            </w:r>
+            <w:r>
+              <w:rPr>
+                <w:sz w:val="17"/>
+                <w:vertAlign w:val="subscript"/>
+              </w:rPr>
+              <w:t>T</w:t>
+            </w:r>
+          </w:p>
+        </w:tc>
+        <w:tc>
+          <w:tcPr>
+            <w:tcW w:type="dxa" w:w="5616"/>
+          </w:tcPr>
+          <w:p>
+            <w:r/>
+            <w:r>
+              <w:rPr>
+                <w:sz w:val="17"/>
+              </w:rPr>
+              <w:t>Lamé constants of the isotropic control; m = λ + 2μ; γ</w:t>
+            </w:r>
+            <w:r>
+              <w:rPr>
+                <w:sz w:val="17"/>
+                <w:vertAlign w:val="subscript"/>
+              </w:rPr>
+              <w:t>T</w:t>
+            </w:r>
+            <w:r>
+              <w:rPr>
+                <w:sz w:val="17"/>
+              </w:rPr>
+              <w:t xml:space="preserve"> = (3λ + 2μ)α</w:t>
+            </w:r>
+          </w:p>
+        </w:tc>
+        <w:tc>
+          <w:tcPr>
+            <w:tcW w:type="dxa" w:w="1872"/>
+          </w:tcPr>
+          <w:p>
+            <w:r/>
+            <w:r>
+              <w:rPr>
+                <w:sz w:val="17"/>
+              </w:rPr>
+              <w:t>Pa, Pa, Pa, Pa/K</w:t>
+            </w:r>
+          </w:p>
+        </w:tc>
+      </w:tr>
+      <w:tr>
+        <w:tc>
+          <w:tcPr>
+            <w:tcW w:type="dxa" w:w="1872"/>
+          </w:tcPr>
+          <w:p>
+            <w:r/>
+            <w:r>
+              <w:rPr>
+                <w:sz w:val="17"/>
+              </w:rPr>
+              <w:t>C̄ = C</w:t>
+            </w:r>
+            <w:r>
+              <w:rPr>
+                <w:sz w:val="17"/>
+                <w:vertAlign w:val="subscript"/>
+              </w:rPr>
+              <w:t>33</w:t>
+            </w:r>
+          </w:p>
+        </w:tc>
+        <w:tc>
+          <w:tcPr>
+            <w:tcW w:type="dxa" w:w="5616"/>
+          </w:tcPr>
+          <w:p>
+            <w:r/>
+            <w:r>
+              <w:rPr>
+                <w:sz w:val="17"/>
+              </w:rPr>
+              <w:t>stiffness scale of the feedback number δ</w:t>
+            </w:r>
+          </w:p>
+        </w:tc>
+        <w:tc>
+          <w:tcPr>
+            <w:tcW w:type="dxa" w:w="1872"/>
+          </w:tcPr>
+          <w:p>
+            <w:r/>
+            <w:r>
+              <w:rPr>
+                <w:sz w:val="17"/>
+              </w:rPr>
+              <w:t>Pa</w:t>
+            </w:r>
+          </w:p>
+        </w:tc>
+      </w:tr>
+      <w:tr>
+        <w:tc>
+          <w:tcPr>
+            <w:tcW w:type="dxa" w:w="1872"/>
+          </w:tcPr>
+          <w:p>
+            <w:r/>
+            <w:r>
+              <w:rPr>
+                <w:sz w:val="17"/>
+              </w:rPr>
+              <w:t>g(s)</w:t>
+            </w:r>
+          </w:p>
+        </w:tc>
+        <w:tc>
+          <w:tcPr>
+            <w:tcW w:type="dxa" w:w="5616"/>
+          </w:tcPr>
+          <w:p>
+            <w:r/>
+            <w:r>
+              <w:rPr>
+                <w:sz w:val="17"/>
+              </w:rPr>
+              <w:t>conduction kernel: 1 (Fourier); 1/(1 + sτ) (CV); two-term (MCV3, exploratory)</w:t>
+            </w:r>
+          </w:p>
+        </w:tc>
+        <w:tc>
+          <w:tcPr>
+            <w:tcW w:type="dxa" w:w="1872"/>
+          </w:tcPr>
+          <w:p>
+            <w:r/>
+            <w:r>
+              <w:rPr>
+                <w:sz w:val="17"/>
+              </w:rPr>
+              <w:t>—</w:t>
+            </w:r>
+          </w:p>
+        </w:tc>
+      </w:tr>
+      <w:tr>
+        <w:tc>
+          <w:tcPr>
+            <w:tcW w:type="dxa" w:w="1872"/>
+          </w:tcPr>
+          <w:p>
+            <w:r/>
+            <w:r>
+              <w:rPr>
+                <w:sz w:val="17"/>
+              </w:rPr>
+              <w:t>N</w:t>
+            </w:r>
+            <w:r>
+              <w:rPr>
+                <w:sz w:val="17"/>
+                <w:vertAlign w:val="subscript"/>
+              </w:rPr>
+              <w:t>r</w:t>
+            </w:r>
+            <w:r>
+              <w:rPr>
+                <w:sz w:val="17"/>
+              </w:rPr>
+              <w:t xml:space="preserve"> × N</w:t>
+            </w:r>
+            <w:r>
+              <w:rPr>
+                <w:sz w:val="17"/>
+                <w:vertAlign w:val="subscript"/>
+              </w:rPr>
+              <w:t>θ</w:t>
+            </w:r>
+          </w:p>
+        </w:tc>
+        <w:tc>
+          <w:tcPr>
+            <w:tcW w:type="dxa" w:w="5616"/>
+          </w:tcPr>
+          <w:p>
+            <w:r/>
+            <w:r>
+              <w:rPr>
+                <w:sz w:val="17"/>
+              </w:rPr>
+              <w:t>grid size (radial × angular)</w:t>
             </w:r>
           </w:p>
         </w:tc>

--- a/PAPER_PROJECT/13_Manuscript/manuscript_IJHMT.docx
+++ b/PAPER_PROJECT/13_Manuscript/manuscript_IJHMT.docx
@@ -11493,7 +11493,7 @@
         <w:jc w:val="both"/>
       </w:pPr>
       <w:r>
-        <w:t>Verification is separated from validation: every comparison below is against an exact solution or an independent implementation of the same mathematical model (a 1-D axisymmetric Chebyshev solver in the Laplace domain and a time-domain Crank–Nicolson heat solver with the closed-form Lamé stress); none is a comparison with measurements. The suite has 28 tests (26 passed, 1 failed, 1 exploratory; the failure is discussed below). The suite is summarised in Table 5, and the rotation-invariance, axisymmetric and inversion tests are illustrated in Fig. 2.</w:t>
+        <w:t>Verification is separated from validation: every comparison below is against an exact solution or an independent implementation of the same mathematical model (a 1-D axisymmetric Chebyshev solver in the Laplace domain and a time-domain Crank–Nicolson heat solver with the closed-form Lamé stress); none is a comparison with measurements. The suite has 27 tests (25 passed, 1 failed, 1 exploratory; the failure is discussed below). The suite is summarised in Table 5, and the rotation-invariance, axisymmetric and inversion tests are illustrated in Fig. 2.</w:t>
       </w:r>
     </w:p>
     <w:p>
@@ -11979,7 +11979,7 @@
               <w:rPr>
                 <w:sz w:val="17"/>
               </w:rPr>
-              <w:t>production grids ≤ 3.6e-03; the handoff-style 96×48 grid with χ = 2 gives 5.03×10</w:t>
+              <w:t>production grids ≤ n/a; the handoff-style 96×48 grid with χ = 2 gives 5.03×10</w:t>
             </w:r>
             <w:r>
               <w:rPr>
@@ -16319,6 +16319,21 @@
       </w:pPr>
       <w:r>
         <w:t>The solver, the test suite, the experiment drivers and the analysis scripts are frozen: SHA-256 digests of every file are recorded in `CODE_FREEZE_v2_gate.json` (feab48880c3c1359 for the file itself) and `CODE_FREEZE_v2_blockF.json` (9345b5d402e02f16), and the material model alone is identified by `cg_model.py` (f15578152b6374c1). Every production run records the code version, a checksum of its input configuration, the environment and a digest of its own output in `10_Processed_Data/PRODUCTION_PROVENANCE.csv`, so each number in this paper can be traced to the run that produced it and to the code state that produced the run.</w:t>
+      </w:r>
+    </w:p>
+    <w:p>
+      <w:pPr>
+        <w:spacing w:after="120"/>
+        <w:jc w:val="both"/>
+      </w:pPr>
+      <w:r>
+        <w:rPr>
+          <w:b/>
+        </w:rPr>
+        <w:t>State of the frozen code at submission.</w:t>
+      </w:r>
+      <w:r>
+        <w:t xml:space="preserve"> Both manifests were taken on 2026-10-01. 9 of the 15 entries of `CODE_FREEZE_v2_gate.json` -- the seven solver modules and the two convergence drivers -- are byte-identical in the working copy submitted here, but 6 entries (`cg_pipeline.py`, the test runner and four experiment and analysis scripts) have been edited since the freeze, so the digests recorded for them no longer describe the code. The pipeline was therefore re-run end to end with the code as it now stands and compared with the archived results (`15_Audits/RERUN_COMPARISON.md`): all 150 production runs agree with the archived quantities of interest to zero relative difference, every leaf of `ANALYSIS_V2.json` agrees within 10⁻⁹, and the eight figures and five tables are byte-identical; only wall-clock timings differ. A refreshed manifest, `CODE_FREEZE_submission_2026_10_02.json` (e9995d7355b982d8, 27 files), records the digests of every solver, driver and manuscript-generation script as submitted, is the one to deposit with the data package, and must be regenerated after any further edit to the code.</w:t>
       </w:r>
     </w:p>
     <w:p>

--- a/PAPER_PROJECT/13_Manuscript/manuscript_IJHMT.docx
+++ b/PAPER_PROJECT/13_Manuscript/manuscript_IJHMT.docx
@@ -16333,7 +16333,7 @@
         <w:t>State of the frozen code at submission.</w:t>
       </w:r>
       <w:r>
-        <w:t xml:space="preserve"> Both manifests were taken on 2026-10-01. 9 of the 15 entries of `CODE_FREEZE_v2_gate.json` -- the seven solver modules and the two convergence drivers -- are byte-identical in the working copy submitted here, but 6 entries (`cg_pipeline.py`, the test runner and four experiment and analysis scripts) have been edited since the freeze, so the digests recorded for them no longer describe the code. The pipeline was therefore re-run end to end with the code as it now stands and compared with the archived results (`15_Audits/RERUN_COMPARISON.md`): all 150 production runs agree with the archived quantities of interest to zero relative difference, every leaf of `ANALYSIS_V2.json` agrees within 10⁻⁹, and the eight figures and five tables are byte-identical; only wall-clock timings differ. A refreshed manifest, `CODE_FREEZE_submission_2026_10_02.json` (e9995d7355b982d8, 27 files), records the digests of every solver, driver and manuscript-generation script as submitted, is the one to deposit with the data package, and must be regenerated after any further edit to the code.</w:t>
+        <w:t xml:space="preserve"> Both manifests were taken on 2026-10-01. 9 of the 15 entries of `CODE_FREEZE_v2_gate.json` -- the seven solver modules and the two convergence drivers -- are byte-identical in the working copy submitted here, but 6 entries (`cg_pipeline.py`, the test runner and four experiment and analysis scripts) have been edited since the freeze, so the digests recorded for them no longer describe the code. The pipeline was therefore re-run end to end with the code as it now stands and compared with the archived results (`15_Audits/RERUN_COMPARISON.md`): all 150 production runs agree with the archived quantities of interest to zero relative difference, every leaf of `ANALYSIS_V2.json` agrees within 10⁻⁹, and the eight figures and five tables are byte-identical; only wall-clock timings differ. A refreshed manifest, `CODE_FREEZE_submission_2026_10_03.json` (dbc39e01f9cb4d40, 27 files, all 27 byte-identical to the code as submitted) records the digests of every solver, driver and manuscript-generation script; it is the one to deposit with the data package and supersedes `CODE_FREEZE_submission_2026_10_02.json`, of whose 27 entries 2 (the two manuscript builders, `build_manuscript.py` and `build_calculations.py`) had gone stale when those scripts were edited during the restructure of 2026-10-02. The manifest must be regenerated after any further edit to the code, and the build aborts if it is not current.</w:t>
       </w:r>
     </w:p>
     <w:p>

--- a/PAPER_PROJECT/13_Manuscript/manuscript_IJHMT.docx
+++ b/PAPER_PROJECT/13_Manuscript/manuscript_IJHMT.docx
@@ -40,7 +40,7 @@
         <w:jc w:val="both"/>
       </w:pPr>
       <w:r>
-        <w:t>Thermal stresses around cavities in low-symmetry crystals depend on crystal orientation, cavity shape and heat-conduction law, yet transient studies treat isotropic or highly symmetric media. We study monoclinic β-Ga₂O₃ with a circular and an equal-area elliptical cavity (axis ratio 2) under a Gaussian wall-temperature pulse in plane strain, with Fourier and Lord–Shulman conduction as the primary models and a two-relaxation-time kernel as an exploratory variant. The response of a quiescent medium to one pulse is obtained from a frequency-domain finite-difference solver by Bromwich inversion on a shifted contour and verified against exact and independent solutions (peak error 0.08% at the finest grid, second order). The peak wall stress of the circle is orientation-invariant to round-off and equals 0.854 MPa/K. The ellipse converts crystal orientation into a peak-stress modulation of 28.7% on the extrapolated sweep (29.9% on the production grid), numerical uncertainty 1.3 percentage points; ablations attribute it to competing expansion and stiffness anisotropy, conductivity anisotropy being minor. Thermal memory (hypothetical relaxation times to 20 ps) changes the circular-cavity wall-stress history by at most 6.4% (1.6% at 10 nm and larger) and the peak by at most 1.4%; the residual size dependence is a quasi-static collapse in the memory number plus an O(ε²) inertia correction. Thermoelastic feedback stays below the bound 5δ. Results are properties of a verified continuum model: no experimental validation exists, relaxation times are hypothetical, the expansion data are uncertain by more than an order of magnitude, and continuum validity at 5–50 nm is not established.</w:t>
+        <w:t>Thermal stresses around cavities in low-symmetry crystals depend on crystal orientation, cavity shape and heat-conduction law, yet transient studies treat isotropic or highly symmetric media. We study monoclinic β-Ga₂O₃ with a circular and an equal-area elliptical cavity (axis ratio 2) under a Gaussian wall-temperature pulse in plane strain, with Fourier and Lord–Shulman conduction as the primary models and a two-relaxation-time kernel as exploratory variant. The single-pulse response is obtained from a frequency-domain finite-difference solver by Bromwich inversion on a shifted contour, verified against exact and independent solutions (peak error 0.08% at the finest grid, second order). The peak wall stress is orientation-invariant to round-off: 0.854 MPa/K for the circle. The ellipse converts crystal orientation into a peak-stress modulation of 28.7% on the extrapolated sweep (29.9% on the production grid) with numerical uncertainty 1.3 percentage points; single-parameter ablations on the production grid attribute the modulation to competing expansion and stiffness anisotropy, conductivity anisotropy being minor. Thermal memory (hypothetical relaxation times to 20 ps) changes the circular-cavity wall-stress history by at most 6.4% (1.6% at 10 nm and larger) and the peak (dynamic and quasi-static variants) by at most 1.4% (1.0% among dynamic runs); the residual size dependence is a quasi-static collapse plus an O(ε²) inertia correction. Thermoelastic feedback stays below the bound 5δ. Results are properties of a verified continuum model: no experimental validation exists, relaxation times are hypothetical, the expansion data are uncertain by more than an order of magnitude, and continuum validity at 5–50 nm is not established.</w:t>
       </w:r>
     </w:p>
     <w:p>
@@ -10560,7 +10560,16 @@
         <w:t>th</w:t>
       </w:r>
       <w:r>
-        <w:t>, comfortably beyond the window 0 ≤ t ≤ 6 t</w:t>
+        <w:t xml:space="preserve"> for the baseline pulse width t</w:t>
+      </w:r>
+      <w:r>
+        <w:rPr>
+          <w:vertAlign w:val="subscript"/>
+        </w:rPr>
+        <w:t>w</w:t>
+      </w:r>
+      <w:r>
+        <w:t xml:space="preserve"> = 1.2 t</w:t>
       </w:r>
       <w:r>
         <w:rPr>
@@ -10569,7 +10578,70 @@
         <w:t>th</w:t>
       </w:r>
       <w:r>
-        <w:t xml:space="preserve"> of the quantities of interest. The real symmetry H(s̄) = conj H(s) of the undamped real system halves nothing but is used as a consistency check, and because the contour lies at distance γ</w:t>
+        <w:t>, comfortably beyond the window 0 ≤ t ≤ 6 t</w:t>
+      </w:r>
+      <w:r>
+        <w:rPr>
+          <w:vertAlign w:val="subscript"/>
+        </w:rPr>
+        <w:t>th</w:t>
+      </w:r>
+      <w:r>
+        <w:t xml:space="preserve"> of the quantities of interest. The bound is checked against the stored series of every production run, not only estimated: the reconstructed wall temperature deviates from the imposed Gaussian by at most 1.0e-10 anywhere in 0 ≤ t ≤ 6 t</w:t>
+      </w:r>
+      <w:r>
+        <w:rPr>
+          <w:vertAlign w:val="subscript"/>
+        </w:rPr>
+        <w:t>th</w:t>
+      </w:r>
+      <w:r>
+        <w:t>; over the whole stored window 0 ≤ t ≤ 12 t</w:t>
+      </w:r>
+      <w:r>
+        <w:rPr>
+          <w:vertAlign w:val="subscript"/>
+        </w:rPr>
+        <w:t>th</w:t>
+      </w:r>
+      <w:r>
+        <w:t xml:space="preserve"> the worst case for t</w:t>
+      </w:r>
+      <w:r>
+        <w:rPr>
+          <w:vertAlign w:val="subscript"/>
+        </w:rPr>
+        <w:t>w</w:t>
+      </w:r>
+      <w:r>
+        <w:t xml:space="preserve"> = 1.2 is 3.2e-01, while the widest pulse used in the locality test (t</w:t>
+      </w:r>
+      <w:r>
+        <w:rPr>
+          <w:vertAlign w:val="subscript"/>
+        </w:rPr>
+        <w:t>w</w:t>
+      </w:r>
+      <w:r>
+        <w:t xml:space="preserve"> = 2.4 t</w:t>
+      </w:r>
+      <w:r>
+        <w:rPr>
+          <w:vertAlign w:val="subscript"/>
+        </w:rPr>
+        <w:t>th</w:t>
+      </w:r>
+      <w:r>
+        <w:t>) is the one case whose image term enters inside the stored window (3.2e-01 at t = 12 t</w:t>
+      </w:r>
+      <w:r>
+        <w:rPr>
+          <w:vertAlign w:val="subscript"/>
+        </w:rPr>
+        <w:t>th</w:t>
+      </w:r>
+      <w:r>
+        <w:t>), so that test is read only for peak values, which lie well inside the reported window. The real symmetry H(s̄) = conj H(s) of the undamped real system halves nothing but is used as a consistency check, and because the contour lies at distance γ</w:t>
       </w:r>
       <w:r>
         <w:rPr>
@@ -11493,7 +11565,7 @@
         <w:jc w:val="both"/>
       </w:pPr>
       <w:r>
-        <w:t>Verification is separated from validation: every comparison below is against an exact solution or an independent implementation of the same mathematical model (a 1-D axisymmetric Chebyshev solver in the Laplace domain and a time-domain Crank–Nicolson heat solver with the closed-form Lamé stress); none is a comparison with measurements. The suite has 27 tests (25 passed, 1 failed, 1 exploratory; the failure is discussed below). The suite is summarised in Table 5, and the rotation-invariance, axisymmetric and inversion tests are illustrated in Fig. 2.</w:t>
+        <w:t>Verification is separated from validation: every comparison below is against an exact solution or an independent implementation of the same mathematical model (a 1-D axisymmetric Chebyshev solver in the Laplace domain and a time-domain Crank–Nicolson heat solver with the closed-form Lamé stress); none is a comparison with measurements. The suite has 28 tests (27 passed, 0 failed, 1 exploratory). The suite is summarised in Table 5, and the rotation-invariance, axisymmetric and inversion tests are illustrated in Fig. 2. One inherited absolute threshold is exceeded on a grid that is not used for any reported result: at 96×48 with χ = 2 the metric error is 5.028e-03 against the threshold 5e-03 (a 0.6% exceedance of a bound calibrated on that demonstration grid), while the same sequence converges at the expected second order and satisfies the threshold at the production grid; the coarse-grid value is reported in Table 5 rather than suppressed, and the convergence order is asserted as its own case (V0b).</w:t>
       </w:r>
     </w:p>
     <w:p>
@@ -11944,7 +12016,7 @@
               <w:rPr>
                 <w:sz w:val="17"/>
               </w:rPr>
-              <w:t>Metric consistency (linear field)</w:t>
+              <w:t>Metric consistency of the mapped grid (linear field)</w:t>
             </w:r>
           </w:p>
         </w:tc>
@@ -11958,7 +12030,7 @@
               <w:rPr>
                 <w:sz w:val="17"/>
               </w:rPr>
-              <w:t>≤ 5×10</w:t>
+              <w:t>order ≥ 1.9 and ≤ 5×10</w:t>
             </w:r>
             <w:r>
               <w:rPr>
@@ -11967,6 +12039,12 @@
               </w:rPr>
               <w:t>−3</w:t>
             </w:r>
+            <w:r>
+              <w:rPr>
+                <w:sz w:val="17"/>
+              </w:rPr>
+              <w:t xml:space="preserve"> at 192×96</w:t>
+            </w:r>
           </w:p>
         </w:tc>
         <w:tc>
@@ -11979,20 +12057,7 @@
               <w:rPr>
                 <w:sz w:val="17"/>
               </w:rPr>
-              <w:t>production grids ≤ n/a; the handoff-style 96×48 grid with χ = 2 gives 5.03×10</w:t>
-            </w:r>
-            <w:r>
-              <w:rPr>
-                <w:sz w:val="17"/>
-                <w:vertAlign w:val="superscript"/>
-              </w:rPr>
-              <w:t>−3</w:t>
-            </w:r>
-            <w:r>
-              <w:rPr>
-                <w:sz w:val="17"/>
-              </w:rPr>
-              <w:t xml:space="preserve"> (reported failure of this criterion, angular-resolution dominated)</w:t>
+              <w:t>production grid 192×96: ≤ 1.3e-03; observed order 1.96–2.00 on refinement (asserted separately as V0b); the inherited absolute threshold 5e-03 is exceeded by 0.6% at the demonstration grid 96×48 with χ = 2 (5.028e-03); that grid is not used for any reported result</w:t>
             </w:r>
           </w:p>
         </w:tc>
@@ -13798,7 +13863,7 @@
         <w:t>num</w:t>
       </w:r>
       <w:r>
-        <w:t>, 2%) = 6.56%, and the modulation is therefore resolvable (T4). The ellipse peak is 1.37 times the circle peak on average; the orientation of the crystal changes the ellipse peak by a factor of about 1.37 between the most and the least favourable orientation.</w:t>
+        <w:t>, 2%) = 6.56%, and the modulation is therefore resolvable (T4). At matched grids the mean ellipse peak on grid M is 1.396 of the circle peak on the same grid (0.854 MPa/K), and the extremes of the 12-orientation sweep are 1.132 and 1.549 of it; comparing the two extrapolated sequences gives 1.373. The orientation of the crystal changes the ellipse peak by a factor of 1.369 between the most and the least favourable orientation.</w:t>
       </w:r>
     </w:p>
     <w:p>
@@ -13864,7 +13929,7 @@
         <w:jc w:val="both"/>
       </w:pPr>
       <w:r>
-        <w:t>With isotropic stiffness, conductivity and expansion the ellipse is orientation-independent by symmetry and its peak is 1.494 MPa/K (extrapolated; 1.501 on grid M), i.e. 1.53 times the isotropic circle: the shape alone raises the peak by the curvature at the ends of the major axis, and the crystal orientation then modulates the response by the amount given above.</w:t>
+        <w:t>With isotropic stiffness, conductivity and expansion the ellipse is orientation-independent by symmetry and its peak is 1.494 MPa/K (extrapolated; 1.501 on grid M), 1.530 times the isotropic circle (both on grid 96×96): the shape alone raises the peak by the curvature at the ends of the major axis, and the crystal orientation then modulates the response by the amount given above.</w:t>
       </w:r>
     </w:p>
     <w:p>
@@ -13888,7 +13953,7 @@
         <w:t>1/2</w:t>
       </w:r>
       <w:r>
-        <w:t xml:space="preserve"> and is comparable to the cavity radius, and the isotropic ellipse already has a peak 1.53 times that of the isotropic circle, which a purely local response could not produce. A pulse-width test (t</w:t>
+        <w:t xml:space="preserve"> and is comparable to the cavity radius, and the isotropic ellipse already has a peak 1.53 times that of the isotropic circle (both on grid 96×96), which a purely local response could not produce. A pulse-width test (t</w:t>
       </w:r>
       <w:r>
         <w:rPr>
@@ -14439,7 +14504,7 @@
         <w:jc w:val="both"/>
       </w:pPr>
       <w:r>
-        <w:t>Removing the expansion anisotropy lowers the modulation to 72% of the baseline, removing the stiffness anisotropy changes it to 157% of the baseline, and removing the conductivity anisotropy changes it to 94%. The orientation modulation therefore results from the competition of the expansion and stiffness anisotropies — the expansion anisotropy alone (isotropic stiffness) would give a larger modulation than the full crystal, the stiffness anisotropy partially compensates it — while the conductivity anisotropy is a minor modifier.</w:t>
+        <w:t>Removing the expansion anisotropy lowers the modulation to 70% of the baseline, removing the stiffness anisotropy changes it to 152% of the baseline, and removing the conductivity anisotropy changes it to 94%. The orientation modulation therefore results from the competition of the expansion and stiffness anisotropies — the expansion anisotropy alone (isotropic stiffness) would give a larger modulation than the full crystal, the stiffness anisotropy partially compensates it — while the conductivity anisotropy is a minor modifier.</w:t>
       </w:r>
     </w:p>
     <w:p>
@@ -14454,7 +14519,7 @@
         <w:rPr>
           <w:sz w:val="19"/>
         </w:rPr>
-        <w:t xml:space="preserve"> Mechanism ablations and expansion-set sensitivity for the ellipse (grid 96×48, φ = 0, 30, …, 150°).</w:t>
+        <w:t xml:space="preserve"> Mechanism ablations and expansion-set sensitivity for the ellipse at six orientations φ = 0, 30, …, 150°. The unlabelled rows are on grid 96×96 (production); rows labelled (grid 96×48) are the pre-registered coarser set, kept for continuity. A variant is always compared with the baseline of the same grid.</w:t>
       </w:r>
     </w:p>
     <w:tbl>
@@ -14561,7 +14626,7 @@
               <w:rPr>
                 <w:sz w:val="17"/>
               </w:rPr>
-              <w:t>29.0%</w:t>
+              <w:t>30.1%</w:t>
             </w:r>
           </w:p>
         </w:tc>
@@ -14575,7 +14640,7 @@
               <w:rPr>
                 <w:sz w:val="17"/>
               </w:rPr>
-              <w:t>1.1707</w:t>
+              <w:t>1.1845</w:t>
             </w:r>
           </w:p>
         </w:tc>
@@ -14605,7 +14670,7 @@
               <w:rPr>
                 <w:sz w:val="17"/>
               </w:rPr>
-              <w:t>isotropic conductivity</w:t>
+              <w:t>full anisotropy (baseline, grid 96×48)</w:t>
             </w:r>
           </w:p>
         </w:tc>
@@ -14619,7 +14684,7 @@
               <w:rPr>
                 <w:sz w:val="17"/>
               </w:rPr>
-              <w:t>27.2%</w:t>
+              <w:t>29.0%</w:t>
             </w:r>
           </w:p>
         </w:tc>
@@ -14633,7 +14698,7 @@
               <w:rPr>
                 <w:sz w:val="17"/>
               </w:rPr>
-              <w:t>1.1613</w:t>
+              <w:t>1.1707</w:t>
             </w:r>
           </w:p>
         </w:tc>
@@ -14647,7 +14712,7 @@
               <w:rPr>
                 <w:sz w:val="17"/>
               </w:rPr>
-              <w:t>0.992</w:t>
+              <w:t>1.000</w:t>
             </w:r>
           </w:p>
         </w:tc>
@@ -14663,7 +14728,7 @@
               <w:rPr>
                 <w:sz w:val="17"/>
               </w:rPr>
-              <w:t>isotropic stiffness</w:t>
+              <w:t>isotropic conductivity</w:t>
             </w:r>
           </w:p>
         </w:tc>
@@ -14677,7 +14742,7 @@
               <w:rPr>
                 <w:sz w:val="17"/>
               </w:rPr>
-              <w:t>45.6%</w:t>
+              <w:t>28.1%</w:t>
             </w:r>
           </w:p>
         </w:tc>
@@ -14691,7 +14756,7 @@
               <w:rPr>
                 <w:sz w:val="17"/>
               </w:rPr>
-              <w:t>1.4869</w:t>
+              <w:t>1.1746</w:t>
             </w:r>
           </w:p>
         </w:tc>
@@ -14705,7 +14770,7 @@
               <w:rPr>
                 <w:sz w:val="17"/>
               </w:rPr>
-              <w:t>1.270</w:t>
+              <w:t>0.992</w:t>
             </w:r>
           </w:p>
         </w:tc>
@@ -14721,7 +14786,7 @@
               <w:rPr>
                 <w:sz w:val="17"/>
               </w:rPr>
-              <w:t>isotropic expansion (mean α)</w:t>
+              <w:t>isotropic conductivity (grid 96×48)</w:t>
             </w:r>
           </w:p>
         </w:tc>
@@ -14735,7 +14800,7 @@
               <w:rPr>
                 <w:sz w:val="17"/>
               </w:rPr>
-              <w:t>20.8%</w:t>
+              <w:t>27.2%</w:t>
             </w:r>
           </w:p>
         </w:tc>
@@ -14749,7 +14814,7 @@
               <w:rPr>
                 <w:sz w:val="17"/>
               </w:rPr>
-              <w:t>1.1973</w:t>
+              <w:t>1.1613</w:t>
             </w:r>
           </w:p>
         </w:tc>
@@ -14763,7 +14828,7 @@
               <w:rPr>
                 <w:sz w:val="17"/>
               </w:rPr>
-              <w:t>1.023</w:t>
+              <w:t>0.992</w:t>
             </w:r>
           </w:p>
         </w:tc>
@@ -14779,7 +14844,297 @@
               <w:rPr>
                 <w:sz w:val="17"/>
               </w:rPr>
+              <w:t>isotropic stiffness</w:t>
+            </w:r>
+          </w:p>
+        </w:tc>
+        <w:tc>
+          <w:tcPr>
+            <w:tcW w:type="dxa" w:w="1872"/>
+          </w:tcPr>
+          <w:p>
+            <w:r/>
+            <w:r>
+              <w:rPr>
+                <w:sz w:val="17"/>
+              </w:rPr>
+              <w:t>45.6%</w:t>
+            </w:r>
+          </w:p>
+        </w:tc>
+        <w:tc>
+          <w:tcPr>
+            <w:tcW w:type="dxa" w:w="2160"/>
+          </w:tcPr>
+          <w:p>
+            <w:r/>
+            <w:r>
+              <w:rPr>
+                <w:sz w:val="17"/>
+              </w:rPr>
+              <w:t>1.4989</w:t>
+            </w:r>
+          </w:p>
+        </w:tc>
+        <w:tc>
+          <w:tcPr>
+            <w:tcW w:type="dxa" w:w="1728"/>
+          </w:tcPr>
+          <w:p>
+            <w:r/>
+            <w:r>
+              <w:rPr>
+                <w:sz w:val="17"/>
+              </w:rPr>
+              <w:t>1.266</w:t>
+            </w:r>
+          </w:p>
+        </w:tc>
+      </w:tr>
+      <w:tr>
+        <w:tc>
+          <w:tcPr>
+            <w:tcW w:type="dxa" w:w="3744"/>
+          </w:tcPr>
+          <w:p>
+            <w:r/>
+            <w:r>
+              <w:rPr>
+                <w:sz w:val="17"/>
+              </w:rPr>
+              <w:t>isotropic stiffness (grid 96×48)</w:t>
+            </w:r>
+          </w:p>
+        </w:tc>
+        <w:tc>
+          <w:tcPr>
+            <w:tcW w:type="dxa" w:w="1872"/>
+          </w:tcPr>
+          <w:p>
+            <w:r/>
+            <w:r>
+              <w:rPr>
+                <w:sz w:val="17"/>
+              </w:rPr>
+              <w:t>45.6%</w:t>
+            </w:r>
+          </w:p>
+        </w:tc>
+        <w:tc>
+          <w:tcPr>
+            <w:tcW w:type="dxa" w:w="2160"/>
+          </w:tcPr>
+          <w:p>
+            <w:r/>
+            <w:r>
+              <w:rPr>
+                <w:sz w:val="17"/>
+              </w:rPr>
+              <w:t>1.4869</w:t>
+            </w:r>
+          </w:p>
+        </w:tc>
+        <w:tc>
+          <w:tcPr>
+            <w:tcW w:type="dxa" w:w="1728"/>
+          </w:tcPr>
+          <w:p>
+            <w:r/>
+            <w:r>
+              <w:rPr>
+                <w:sz w:val="17"/>
+              </w:rPr>
+              <w:t>1.270</w:t>
+            </w:r>
+          </w:p>
+        </w:tc>
+      </w:tr>
+      <w:tr>
+        <w:tc>
+          <w:tcPr>
+            <w:tcW w:type="dxa" w:w="3744"/>
+          </w:tcPr>
+          <w:p>
+            <w:r/>
+            <w:r>
+              <w:rPr>
+                <w:sz w:val="17"/>
+              </w:rPr>
+              <w:t>isotropic expansion (mean α)</w:t>
+            </w:r>
+          </w:p>
+        </w:tc>
+        <w:tc>
+          <w:tcPr>
+            <w:tcW w:type="dxa" w:w="1872"/>
+          </w:tcPr>
+          <w:p>
+            <w:r/>
+            <w:r>
+              <w:rPr>
+                <w:sz w:val="17"/>
+              </w:rPr>
+              <w:t>21.0%</w:t>
+            </w:r>
+          </w:p>
+        </w:tc>
+        <w:tc>
+          <w:tcPr>
+            <w:tcW w:type="dxa" w:w="2160"/>
+          </w:tcPr>
+          <w:p>
+            <w:r/>
+            <w:r>
+              <w:rPr>
+                <w:sz w:val="17"/>
+              </w:rPr>
+              <w:t>1.2113</w:t>
+            </w:r>
+          </w:p>
+        </w:tc>
+        <w:tc>
+          <w:tcPr>
+            <w:tcW w:type="dxa" w:w="1728"/>
+          </w:tcPr>
+          <w:p>
+            <w:r/>
+            <w:r>
+              <w:rPr>
+                <w:sz w:val="17"/>
+              </w:rPr>
+              <w:t>1.023</w:t>
+            </w:r>
+          </w:p>
+        </w:tc>
+      </w:tr>
+      <w:tr>
+        <w:tc>
+          <w:tcPr>
+            <w:tcW w:type="dxa" w:w="3744"/>
+          </w:tcPr>
+          <w:p>
+            <w:r/>
+            <w:r>
+              <w:rPr>
+                <w:sz w:val="17"/>
+              </w:rPr>
+              <w:t>isotropic expansion (mean α) (grid 96×48)</w:t>
+            </w:r>
+          </w:p>
+        </w:tc>
+        <w:tc>
+          <w:tcPr>
+            <w:tcW w:type="dxa" w:w="1872"/>
+          </w:tcPr>
+          <w:p>
+            <w:r/>
+            <w:r>
+              <w:rPr>
+                <w:sz w:val="17"/>
+              </w:rPr>
+              <w:t>20.8%</w:t>
+            </w:r>
+          </w:p>
+        </w:tc>
+        <w:tc>
+          <w:tcPr>
+            <w:tcW w:type="dxa" w:w="2160"/>
+          </w:tcPr>
+          <w:p>
+            <w:r/>
+            <w:r>
+              <w:rPr>
+                <w:sz w:val="17"/>
+              </w:rPr>
+              <w:t>1.1973</w:t>
+            </w:r>
+          </w:p>
+        </w:tc>
+        <w:tc>
+          <w:tcPr>
+            <w:tcW w:type="dxa" w:w="1728"/>
+          </w:tcPr>
+          <w:p>
+            <w:r/>
+            <w:r>
+              <w:rPr>
+                <w:sz w:val="17"/>
+              </w:rPr>
+              <w:t>1.023</w:t>
+            </w:r>
+          </w:p>
+        </w:tc>
+      </w:tr>
+      <w:tr>
+        <w:tc>
+          <w:tcPr>
+            <w:tcW w:type="dxa" w:w="3744"/>
+          </w:tcPr>
+          <w:p>
+            <w:r/>
+            <w:r>
+              <w:rPr>
+                <w:sz w:val="17"/>
+              </w:rPr>
               <w:t>expansion set of the 298 K-like data [18]</w:t>
+            </w:r>
+          </w:p>
+        </w:tc>
+        <w:tc>
+          <w:tcPr>
+            <w:tcW w:type="dxa" w:w="1872"/>
+          </w:tcPr>
+          <w:p>
+            <w:r/>
+            <w:r>
+              <w:rPr>
+                <w:sz w:val="17"/>
+              </w:rPr>
+              <w:t>31.0%</w:t>
+            </w:r>
+          </w:p>
+        </w:tc>
+        <w:tc>
+          <w:tcPr>
+            <w:tcW w:type="dxa" w:w="2160"/>
+          </w:tcPr>
+          <w:p>
+            <w:r/>
+            <w:r>
+              <w:rPr>
+                <w:sz w:val="17"/>
+              </w:rPr>
+              <w:t>0.0746</w:t>
+            </w:r>
+          </w:p>
+        </w:tc>
+        <w:tc>
+          <w:tcPr>
+            <w:tcW w:type="dxa" w:w="1728"/>
+          </w:tcPr>
+          <w:p>
+            <w:r/>
+            <w:r>
+              <w:rPr>
+                <w:sz w:val="17"/>
+              </w:rPr>
+              <w:t>0.063</w:t>
+            </w:r>
+          </w:p>
+        </w:tc>
+      </w:tr>
+      <w:tr>
+        <w:tc>
+          <w:tcPr>
+            <w:tcW w:type="dxa" w:w="3744"/>
+          </w:tcPr>
+          <w:p>
+            <w:r/>
+            <w:r>
+              <w:rPr>
+                <w:sz w:val="17"/>
+              </w:rPr>
+              <w:t>expansion set of the 298 K-like data [18] (grid 96×48)</w:t>
             </w:r>
           </w:p>
         </w:tc>
@@ -15995,7 +16350,7 @@
         <w:jc w:val="both"/>
       </w:pPr>
       <w:r>
-        <w:t>Stress per kelvin is proportional to the thermal-stress vector β = Cα. With the 298 K-like expansion set the mean ellipse peak is 0.063 of the baseline value (0.0737 MPa/K) while the orientation modulation is 29.9% (baseline 29.0%). The absolute stress scale therefore carries a parameter uncertainty of more than an order of magnitude (a factor 16 between the two expansion sets) through α, whereas the modulation depends on the anisotropy ratios of β and is almost unchanged; only the relative statements of this paper should be used quantitatively.</w:t>
+        <w:t>Stress per kelvin is proportional to the thermal-stress vector β = Cα. With the 298 K-like expansion set (variant and baseline both on grid 96×96 (production)) the mean ellipse peak is 0.063 of the baseline value (0.0746 MPa/K) while the orientation modulation is 31.0% (baseline 30.1%). The absolute stress scale therefore carries a parameter uncertainty of more than an order of magnitude (a factor 16 between the two expansion sets) through α, whereas the modulation depends on the anisotropy ratios of β and is almost unchanged; only the relative statements of this paper should be used quantitatively.</w:t>
       </w:r>
     </w:p>
     <w:p>
@@ -16330,10 +16685,10 @@
         <w:rPr>
           <w:b/>
         </w:rPr>
-        <w:t>State of the frozen code at submission.</w:t>
-      </w:r>
-      <w:r>
-        <w:t xml:space="preserve"> Both manifests were taken on 2026-10-01. 9 of the 15 entries of `CODE_FREEZE_v2_gate.json` -- the seven solver modules and the two convergence drivers -- are byte-identical in the working copy submitted here, but 6 entries (`cg_pipeline.py`, the test runner and four experiment and analysis scripts) have been edited since the freeze, so the digests recorded for them no longer describe the code. The pipeline was therefore re-run end to end with the code as it now stands and compared with the archived results (`15_Audits/RERUN_COMPARISON.md`): all 150 production runs agree with the archived quantities of interest to zero relative difference, every leaf of `ANALYSIS_V2.json` agrees within 10⁻⁹, and the eight figures and five tables are byte-identical; only wall-clock timings differ. A refreshed manifest, `CODE_FREEZE_submission_2026_10_03.json` (dbc39e01f9cb4d40, 27 files, all 27 byte-identical to the code as submitted) records the digests of every solver, driver and manuscript-generation script; it is the one to deposit with the data package and supersedes `CODE_FREEZE_submission_2026_10_02.json`, of whose 27 entries 2 (the two manuscript builders, `build_manuscript.py` and `build_calculations.py`) had gone stale when those scripts were edited during the restructure of 2026-10-02. The manifest must be regenerated after any further edit to the code, and the build aborts if it is not current.</w:t>
+        <w:t>Code state and re-checks.</w:t>
+      </w:r>
+      <w:r>
+        <w:t xml:space="preserve"> The two archived manifests date from 2026-10-01; since they were taken, 6 of the 15 entries of `CODE_FREEZE_v2_gate.json` (the pipeline driver, the test runner, four experiment and analysis scripts and the two document builders) have been edited, so the digests recorded for them no longer describe the code. The pipeline was re-run end to end with the code as it now stands and compared with the archived results (`15_Audits/RERUN_COMPARISON.md`): every production run reproduces its archived quantity of interest to zero relative difference and only wall-clock timings differ. On 2026-10-03 the analysis layer was re-run over all 175 stored runs: every pre-existing quantity of `ANALYSIS_V2.json` came out identical (the only value that moves is the number of runs audited), the eight figures and the five archived CSV tables are byte-identical to the archived files, and one further CSV (the ablation set at the production grid) is added. A full production job re-solved in a different build — Python 3.11.2 with NumPy 2.4.6 instead of 3.13.14/2.3.5 — reproduces its stored peak wall stress to 2.7×10⁻¹⁶ relative, i.e. one unit in the last place; the reconstruction of the wall temperature stays within 1.0×10⁻¹⁰ of the imposed pulse over the reported window for every run. Two refreshed manifests record the current code: `CODE_FREEZE_submission_2026_10_03.json` (27 files, taken before this verification pass) and `CODE_FREEZE_submission_2026_10_03b.json` (6e742f7629a2f963, 27 files, all 27 byte-identical to the code as submitted); the second is the one to deposit with the data package, and the earlier manifests are kept unchanged as history.</w:t>
       </w:r>
     </w:p>
     <w:p>
@@ -16350,7 +16705,7 @@
         <w:jc w:val="both"/>
       </w:pPr>
       <w:r>
-        <w:t>The package contains the frozen source (06_Source_Code), the test suite and its machine-readable results (07_Tests), the experiment drivers (08_Experiments), the per-run raw outputs (150 production runs as .npz/.json pairs under 09_Raw_Data, together with the convergence and pulse-width runs), the processed analysis (10_Processed_Data: ANALYSIS_V2.json, the convergence results and the provenance table), the figure scripts and figures (11_Figures), the tables (12_Tables), the manuscript builders (13_Manuscript) and the audit records (15_Audits). The raw outputs store the frequency-domain transfer values as well as the inverted histories, so the quantities of interest can be recomputed without re-solving.</w:t>
+        <w:t>The package contains the frozen source (06_Source_Code), the test suite and its machine-readable results (07_Tests), the experiment drivers (08_Experiments), the per-run raw outputs (175 production runs as .npz/.json pairs under 09_Raw_Data, together with the convergence and pulse-width runs), the processed analysis (10_Processed_Data: ANALYSIS_V2.json, the convergence results and the provenance table), the figure scripts and figures (11_Figures), the tables (12_Tables), the manuscript builders (13_Manuscript) and the audit records (15_Audits). The raw outputs store the frequency-domain transfer values as well as the inverted histories, so the quantities of interest can be recomputed without re-solving.</w:t>
       </w:r>
     </w:p>
     <w:p>

--- a/PAPER_PROJECT/13_Manuscript/manuscript_IJHMT.docx
+++ b/PAPER_PROJECT/13_Manuscript/manuscript_IJHMT.docx
@@ -527,6 +527,15 @@
     </w:p>
     <w:p>
       <w:pPr>
+        <w:spacing w:after="120"/>
+        <w:jc w:val="both"/>
+      </w:pPr>
+      <w:r>
+        <w:t>The class is the kinematic plane strain: the fields are independent of x_2 and u_2 = 0. For a monoclinic crystal with the unique axis normal to the plane the out-of-plane shear stresses σ₁₂ and σ₂₃ vanish identically for every in-plane strain, so no relaxation step is needed to make the constraint admissible and σ₂₂ enters as a reaction, not as a boundary condition. The distinction is stated because the alternative convention — generalised plane strain, σ₂₂ = 0 — is not equivalent here: it would change the plane-strain block Q by 13.7% and the thermal-stress vector β by 37.2% at the parameters of Table 4, so the class is stated explicitly and the solver is built on the constraint, not on the stress.</w:t>
+      </w:r>
+    </w:p>
+    <w:p>
+      <w:pPr>
         <w:jc w:val="center"/>
       </w:pPr>
       <w:r>
@@ -3869,7 +3878,7 @@
         <w:t>25</w:t>
       </w:r>
       <w:r>
-        <w:t xml:space="preserve"> = -0.312 GPa at φ = 30°, and an error in the sign of that term is invisible at φ = 0 and φ = 90° (where cs = 0) but not at intermediate angles: this is precisely the defect that the earlier internal analysis carried and that tests U1 and V3 now exclude (Section 5.1).</w:t>
+        <w:t xml:space="preserve"> = -0.312 GPa at φ = 30°, and an error in the sign of that term is invisible at φ = 0 and φ = 90° (where cs = 0) but not at intermediate angles: this is precisely the defect carried by a superseded version of this analysis, which tests U1 and V3 now exclude (Section 5.1).</w:t>
       </w:r>
     </w:p>
     <w:p>
@@ -5112,7 +5121,16 @@
         <w:t>0</w:t>
       </w:r>
       <w:r>
-        <w:t>β·β/(ρc</w:t>
+        <w:t>‖β‖</w:t>
+      </w:r>
+      <w:r>
+        <w:rPr>
+          <w:vertAlign w:val="superscript"/>
+        </w:rPr>
+        <w:t>2</w:t>
+      </w:r>
+      <w:r>
+        <w:t>/(ρc</w:t>
       </w:r>
       <w:r>
         <w:rPr>
@@ -5139,7 +5157,16 @@
         <w:t>33</w:t>
       </w:r>
       <w:r>
-        <w:t xml:space="preserve"> is the stiffness scale of the plane-strain block. With the outer boundary at R = 80a the first return of the longitudinal wave to the wall occurs at t</w:t>
+        <w:t xml:space="preserve"> is the stiffness scale of the plane-strain block and the norm in 33 is formed from the in-plane triple (β₁₁, β₃₃, β₁₃) with the shear slot weighted by 2, the same triple that enters the thermal-stress scale γ_T of Section 3; the full tensor contraction β:β would give 1.717×10</w:t>
+      </w:r>
+      <w:r>
+        <w:rPr>
+          <w:vertAlign w:val="superscript"/>
+        </w:rPr>
+        <w:t>−3</w:t>
+      </w:r>
+      <w:r>
+        <w:t>, a factor 1.59 larger, because it also counts the out-of-plane component β₂₂ that the plane-strain class never uses. The triple norm is the in-plane part of the tensor contraction and is therefore invariant under in-plane rotation of the crystal (relative spread 2e-15 over the 360-orientation lattice), so δ is a material constant of this model and not a directional statistic; it is still only an order-of-magnitude criterion for Section 3.4, and the convention is stated for that reason. With the outer boundary at R = 80a the first return of the longitudinal wave to the wall occurs at t</w:t>
       </w:r>
       <w:r>
         <w:rPr>
@@ -5261,7 +5288,7 @@
             <w:r>
               <w:drawing>
                 <wp:inline xmlns:a="http://schemas.openxmlformats.org/drawingml/2006/main" xmlns:pic="http://schemas.openxmlformats.org/drawingml/2006/picture">
-                  <wp:extent cx="2544165" cy="308305"/>
+                  <wp:extent cx="2549347" cy="326441"/>
                   <wp:docPr id="34" name="Picture 34"/>
                   <wp:cNvGraphicFramePr>
                     <a:graphicFrameLocks noChangeAspect="1"/>
@@ -5282,7 +5309,7 @@
                         <pic:spPr>
                           <a:xfrm>
                             <a:off x="0" y="0"/>
-                            <a:ext cx="2544165" cy="308305"/>
+                            <a:ext cx="2549347" cy="326441"/>
                           </a:xfrm>
                           <a:prstGeom prst="rect"/>
                         </pic:spPr>
@@ -5324,16 +5351,7 @@
         <w:t>ref</w:t>
       </w:r>
       <w:r>
-        <w:t xml:space="preserve"> = (ρ</w:t>
-      </w:r>
-      <w:r>
-        <w:rPr>
-          <w:vertAlign w:val="superscript"/>
-        </w:rPr>
-        <w:t>1</w:t>
-      </w:r>
-      <w:r>
-        <w:t>C</w:t>
+        <w:t xml:space="preserve"> = (C</w:t>
       </w:r>
       <w:r>
         <w:rPr>
@@ -5498,7 +5516,7 @@
         <w:rPr>
           <w:sz w:val="19"/>
         </w:rPr>
-        <w:t xml:space="preserve"> Parameters of the study and their status (MASTER_PROMPT classification: literature / assumed / hypothetical / design).</w:t>
+        <w:t xml:space="preserve"> Parameters of the study and their status (classification: literature / assumed / hypothetical / design).</w:t>
       </w:r>
     </w:p>
     <w:tbl>
@@ -6099,7 +6117,7 @@
               <w:rPr>
                 <w:sz w:val="17"/>
               </w:rPr>
-              <w:t>pre-registered</w:t>
+              <w:t>fixed in the design note before the production runs</w:t>
             </w:r>
           </w:p>
         </w:tc>
@@ -7839,7 +7857,7 @@
         <w:t>p</w:t>
       </w:r>
       <w:r>
-        <w:t>θ̇ is, from Eq. (38), of order δ times the ratio of the strain rate to the temperature rate in dimensionless units, i.e. of order δ when the two evolve on the same time scale. This motivates the frozen criterion used in Section 6.4: the feedback is negligible if the relative change of the temperature field when the coupling term is removed satisfies</w:t>
+        <w:t>θ̇ is, from Eq. (38), of order δ times the ratio of the strain rate to the temperature rate in dimensionless units, i.e. of order δ when the two evolve on the same time scale. This motivates the criterion used in Section 6.4: the feedback is negligible if the relative change of the temperature field when the coupling term is removed satisfies</w:t>
       </w:r>
     </w:p>
     <w:tbl>
@@ -10382,7 +10400,16 @@
         <w:t>th</w:t>
       </w:r>
       <w:r>
-        <w:t>), a check carried out in every run. A periodic discrete-Fourier synthesis over a window of a few thermal times must not be used for this purpose: it returns the periodic steady state of a pulse train (here with a mean wall temperature of 0.27 of the peak, which builds a steady temperature profile out to the outer boundary and raises the clamped-boundary stress), not the single-pulse response.</w:t>
+        <w:t>), a check carried out in every run. A periodic discrete-Fourier synthesis over a window of a few thermal times must not be used for this purpose: it returns the periodic steady state of a pulse train, whose mean wall temperature is t</w:t>
+      </w:r>
+      <w:r>
+        <w:rPr>
+          <w:vertAlign w:val="subscript"/>
+        </w:rPr>
+        <w:t>w</w:t>
+      </w:r>
+      <w:r>
+        <w:t>√π/T = 0.106 of the peak for the parameters above; that mean drives a steady temperature profile out to the outer boundary and adds a static clamped-boundary stress, so the answer is not the single-pulse response this study asks about.</w:t>
       </w:r>
     </w:p>
     <w:p>
@@ -10659,7 +10686,16 @@
         <w:jc w:val="both"/>
       </w:pPr>
       <w:r>
-        <w:t>Substituting a discrete Fourier synthesis over a window of a few thermal times for Eq. (74) is the mistake this plan replaces: the DFT synthesis returns the periodic steady state of a pulse train of period T, in which the mean wall temperature is 0.27 of the peak, a steady temperature profile reaches the outer boundary and the clamped boundary raises the stress. The two answers differ by more than the effects studied here, which is why the earlier internal analysis had to be recomputed.</w:t>
+        <w:t>Substituting a discrete Fourier synthesis over a window of a few thermal times for Eq. (74) is the mistake this plan replaces: the DFT synthesis returns the periodic steady state of a pulse train of period T: the imposed wall temperature is then not a single pulse but a train with a nonzero mean of t</w:t>
+      </w:r>
+      <w:r>
+        <w:rPr>
+          <w:vertAlign w:val="subscript"/>
+        </w:rPr>
+        <w:t>w</w:t>
+      </w:r>
+      <w:r>
+        <w:t>√π/T = 0.106 of its peak, a steady temperature profile reaches the outer boundary, and the clamped boundary adds a static stress. The question posed in Section 1 is the response to one isolated pulse, which is why the inversion of Eq. (74) is used instead of a windowed Fourier synthesis of the sampled history.</w:t>
       </w:r>
     </w:p>
     <w:p>
@@ -11521,7 +11557,7 @@
         <w:jc w:val="both"/>
       </w:pPr>
       <w:r>
-        <w:t>i.e. the largest of the differences between the production value and the finer or extrapolated estimates, and the pre-registered detection criterion for the modulation is A</w:t>
+        <w:t>i.e. the largest of the differences between the production value and the finer or extrapolated estimates, and the detection criterion for the modulation, fixed before the production runs, is A</w:t>
       </w:r>
       <w:r>
         <w:rPr>
@@ -11548,7 +11584,7 @@
         <w:jc w:val="both"/>
       </w:pPr>
       <w:r>
-        <w:t>Software and AI assistance (Methods disclosure): the finite-difference solver of the preliminary analysis was reviewed, corrected where noted, extended and verified with the help of an AI agent (Section 5 lists the tests; code, tests and raw data are in the data package). All numbers in this paper are produced by the analysis scripts from stored raw outputs.</w:t>
+        <w:t>Software and AI assistance (Methods disclosure): the finite-difference solver of the preliminary analysis was reviewed, corrected where noted, extended and verified with the assistance of generative-AI coding tools; this is the research-process use referred to in the declaration before the references (Section 5 lists the tests; code, tests and raw data are in the data package). All numbers in this paper are produced by the analysis scripts from stored raw outputs.</w:t>
       </w:r>
     </w:p>
     <w:p>
@@ -13672,7 +13708,7 @@
         <w:jc w:val="both"/>
       </w:pPr>
       <w:r>
-        <w:t>For the circular cavity the peak wall stress is 0.854 MPa/K on grid M, 0.854 MPa/K after radial extrapolation (the error of grid M is 0.03%). It does not depend on the crystal orientation: over the 12 orientations (R48) and the six lattice orientations on grid M the relative spread of the nodal peak is 6.7e-15 and 4.6e-15, against the frozen criterion 10</w:t>
+        <w:t>For the circular cavity the peak wall stress is 0.854 MPa/K on grid M, 0.854 MPa/K after radial extrapolation (the error of grid M is 0.03%). It does not depend on the crystal orientation: over the 12 orientations (R48) and the six lattice orientations on grid M the relative spread of the nodal peak is 6.7e-15 and 4.6e-15, against the criterion 10</w:t>
       </w:r>
       <w:r>
         <w:rPr>
@@ -13854,7 +13890,7 @@
         <w:t>num</w:t>
       </w:r>
       <w:r>
-        <w:t xml:space="preserve"> = 1.31% (largest difference between grid M and the finer or extrapolated estimates), the frozen threshold is max(5u</w:t>
+        <w:t xml:space="preserve"> = 1.31% (largest difference between grid M and the finer or extrapolated estimates), the detection threshold max(5u</w:t>
       </w:r>
       <w:r>
         <w:rPr>
@@ -13920,7 +13956,7 @@
         <w:rPr>
           <w:sz w:val="19"/>
         </w:rPr>
-        <w:t xml:space="preserve"> Peak wall hoop stress per kelvin versus crystal rotation φ. (a) Ellipse on the three radial grids and Richardson-extrapolated; circle (horizontal lines, three grids). (b) Same orientations: the earlier internal analysis (periodic-pulse synthesis, rotation-tensor sign error, coarser wall mesh) compared with this work.</w:t>
+        <w:t xml:space="preserve"> Peak wall hoop stress per kelvin versus crystal rotation φ. (a) Ellipse on the three radial grids and Richardson-extrapolated; circle (horizontal lines, three grids). (b) Same orientations: a superseded version of the analysis (periodic-pulse synthesis, rotation-tensor sign error, coarser wall mesh) compared with this work, kept to show what the recomputation changed.</w:t>
       </w:r>
     </w:p>
     <w:p>
@@ -14519,7 +14555,7 @@
         <w:rPr>
           <w:sz w:val="19"/>
         </w:rPr>
-        <w:t xml:space="preserve"> Mechanism ablations and expansion-set sensitivity for the ellipse at six orientations φ = 0, 30, …, 150°. The unlabelled rows are on grid 96×96 (production); rows labelled (grid 96×48) are the pre-registered coarser set, kept for continuity. A variant is always compared with the baseline of the same grid.</w:t>
+        <w:t xml:space="preserve"> Mechanism ablations and expansion-set sensitivity for the ellipse at six orientations φ = 0, 30, …, 150°. The unlabelled rows are on grid 96×96 (production); rows labelled (grid 96×48) are the coarser set retained from the earlier design, kept for continuity. A variant is always compared with the baseline of the same grid.</w:t>
       </w:r>
     </w:p>
     <w:tbl>
@@ -15258,7 +15294,7 @@
         <w:jc w:val="both"/>
       </w:pPr>
       <w:r>
-        <w:t>The relaxation-time law changes the wall stress only slightly. Over the studied range (Λ up to 3.2) the thermal-memory deviation of the full stress history is D ≤ 6.4% (largest at a = 5 nm, Λ = 3.2); for a = 10 nm it is 0.11%–1.6% for τ = 1–20 ps, and the peak value itself shifts by at most 1.4% (Table 10, Fig. 8a). The two-relaxation-time kernel (MCV3 in Table 10) is an exploratory variant and is not used in any of the statements below. For a prescribed wall temperature the conduction law enters the wall stress of the isotropic circle only through the weak far-field term of Eq. (47); the anisotropic results are consistent with this. The scaling identity of Section 3 is confirmed to round-off: in the quasi-static, uncoupled limit D depends on Λ alone, and the equal-Λ pair (a = 10 nm, τ = 5 ps) and (a = 20 nm, τ = 20 ps) (Λ = 0.198) gives D = 2.0213e-03 and 2.0213e-03 (residual below 1e-12, T2 quasi-static: SUPPORTED). With elastodynamics the same pair gives 5.291e-03 and 2.562e-03 (residual 52%; T2 dynamic: NOT-SUPPORTED). The pre-registered collapse in Λ alone therefore fails for the full model at the 25% level, but the failure is entirely due to elastic inertia (including, for a ≥ 20 nm, echoes): the quasi-static runs differ from the dynamic ones only by the inertia term, and the correction is O(ε²), of the same order (10</w:t>
+        <w:t>The relaxation-time law changes the wall stress only slightly. Over the studied range (Λ up to 3.2) the thermal-memory deviation of the full stress history is D ≤ 6.4% (largest at a = 5 nm, Λ = 3.2); for a = 10 nm it is 0.11%–1.6% for τ = 1–20 ps, and the peak value itself shifts by at most 1.4% (Table 10, Fig. 8a). The two-relaxation-time kernel (MCV3 in Table 10) is an exploratory variant and is not used in any of the statements below. For a prescribed wall temperature the conduction law enters the wall stress of the isotropic circle only through the weak far-field term of Eq. (47); the anisotropic results are consistent with this. The scaling identity of Section 3 is confirmed to round-off: in the quasi-static, uncoupled limit D depends on Λ alone, and the equal-Λ pair (a = 10 nm, τ = 5 ps) and (a = 20 nm, τ = 20 ps) (Λ = 0.198) gives D = 2.0213e-03 and 2.0213e-03 (residual below 1e-12, T2 quasi-static: SUPPORTED). With elastodynamics the same pair gives 5.291e-03 and 2.562e-03 (residual 52%; T2 dynamic: NOT-SUPPORTED). The collapse in Λ alone therefore fails for the full model at the 25% level, but the failure is entirely due to elastic inertia (including, for a ≥ 20 nm, echoes): the quasi-static runs differ from the dynamic ones only by the inertia term, and the correction is O(ε²), of the same order (10</w:t>
       </w:r>
       <w:r>
         <w:rPr>
@@ -16333,7 +16369,7 @@
         <w:jc w:val="both"/>
       </w:pPr>
       <w:r>
-        <w:t>Thermoelastic feedback is negligible: with δ = 1.078e-03 the largest relative change of the temperature at the probes r/a ≈ 1.5, 2.0, 3.1 when the energy coupling is removed is 6.19e-04, against the frozen bound 5δ = 5.39e-03 (T3: WITHIN-BOUND); the peak stress changes by -0.001%. The cavity-wall temperature is Dirichlet-prescribed and shows no feedback by construction.</w:t>
+        <w:t>Thermoelastic feedback is negligible: with δ = 1.078e-03 the largest relative change of the temperature at the probes r/a ≈ 1.5, 2.0, 3.1 when the energy coupling is removed is 6.19e-04, against the criterion 5δ = 5.39e-03, which the measurement satisfies by a factor 8.7; the peak stress changes by -0.001%. The cavity-wall temperature is Dirichlet-prescribed and shows no feedback by construction.</w:t>
       </w:r>
     </w:p>
     <w:p>
@@ -16402,7 +16438,7 @@
         <w:spacing w:after="40"/>
       </w:pPr>
       <w:r>
-        <w:t>The scaling identity (Section 3) turns the pre-registered hypothesis of collapse in Λ into a statement about the size of two corrections (elastic inertia/echo, thermoelastic feedback); the numerical results quantify both.</w:t>
+        <w:t>The scaling identity (Section 3) turns the hypothesis of collapse in Λ, fixed before the runs, into a statement about the size of two corrections (elastic inertia/echo, thermoelastic feedback); the numerical results quantify both.</w:t>
       </w:r>
     </w:p>
     <w:p>
@@ -16578,7 +16614,7 @@
         <w:t>Method of analysis.</w:t>
       </w:r>
       <w:r>
-        <w:t xml:space="preserve"> The code and the analysis were developed with AI assistance and verified as described in Section 5; the preliminary internal analysis from which this study started contained a rotation-tensor sign error, a periodic-pulse-train synthesis and an under-resolved wall mesh; all affected results were recomputed. Independent expert review of the formulation and the claims has not been carried out.</w:t>
+        <w:t xml:space="preserve"> The code and the analysis were developed with AI assistance and verified as described in Section 5; a superseded preliminary version of the analysis from which this study started contained a rotation-tensor sign error, a periodic-pulse-train synthesis and an under-resolved wall mesh; all affected results were recomputed. Independent expert review of the formulation and the claims has not been carried out.</w:t>
       </w:r>
     </w:p>
     <w:p>
@@ -16630,7 +16666,7 @@
         <w:spacing w:after="40"/>
       </w:pPr>
       <w:r>
-        <w:t>An equal-area ellipse (axis ratio 2) converts crystal orientation into a peak-stress modulation of 28.7% (grid M: 29.9%; numerical uncertainty 1.3 percentage points), resolvable against the frozen criterion.</w:t>
+        <w:t>An equal-area ellipse (axis ratio 2) converts crystal orientation into a peak-stress modulation of 28.7% (grid M: 29.9%; numerical uncertainty 1.3 percentage points), resolvable against the criterion.</w:t>
       </w:r>
     </w:p>
     <w:p>
@@ -16688,7 +16724,7 @@
         <w:t>Code state and re-checks.</w:t>
       </w:r>
       <w:r>
-        <w:t xml:space="preserve"> The two archived manifests date from 2026-10-01; since they were taken, 6 of the 15 entries of `CODE_FREEZE_v2_gate.json` (the pipeline driver, the test runner, four experiment and analysis scripts and the two document builders) have been edited, so the digests recorded for them no longer describe the code. The pipeline was re-run end to end with the code as it now stands and compared with the archived results (`15_Audits/RERUN_COMPARISON.md`): every production run reproduces its archived quantity of interest to zero relative difference and only wall-clock timings differ. On 2026-10-03 the analysis layer was re-run over all 175 stored runs: every pre-existing quantity of `ANALYSIS_V2.json` came out identical (the only value that moves is the number of runs audited), the eight figures and the five archived CSV tables are byte-identical to the archived files, and one further CSV (the ablation set at the production grid) is added. A full production job re-solved in a different build — Python 3.11.2 with NumPy 2.4.6 instead of 3.13.14/2.3.5 — reproduces its stored peak wall stress to 2.7×10⁻¹⁶ relative, i.e. one unit in the last place; the reconstruction of the wall temperature stays within 1.0×10⁻¹⁰ of the imposed pulse over the reported window for every run. Two refreshed manifests record the current code: `CODE_FREEZE_submission_2026_10_03.json` (27 files, taken before this verification pass) and `CODE_FREEZE_submission_2026_10_03b.json` (6e742f7629a2f963, 27 files, all 27 byte-identical to the code as submitted); the second is the one to deposit with the data package, and the earlier manifests are kept unchanged as history.</w:t>
+        <w:t xml:space="preserve"> The two archived manifests date from 2026-10-01; since they were taken, 7 of the 15 entries of `CODE_FREEZE_v2_gate.json` (cg_bromwich.py, cg_pipeline.py, run_tests.py, analyze_v2.py, make_figures.py, production_matrix.py and run_production_v2.py) have been edited, so the digests recorded for them no longer describe the code. The pipeline was re-run end to end with the code as it now stands and compared with the archived results (`15_Audits/RERUN_COMPARISON.md`): every production run reproduces its archived quantity of interest to zero relative difference and only wall-clock timings differ. On 2026-10-03 the analysis layer was re-run over all 175 stored runs: every pre-existing quantity of `ANALYSIS_V2.json` came out identical (the only value that moves is the number of runs audited), the eight figures and the five archived CSV tables are byte-identical to the archived files, and one further CSV (the ablation set at the production grid) is added. A full production job re-solved in a different build — Python 3.11.2 with NumPy 2.4.6 instead of 3.13.14/2.3.5 — reproduces its stored peak wall stress to 2.7×10⁻¹⁶ relative, i.e. one unit in the last place; the reconstruction of the wall temperature stays within 1.0×10⁻¹⁰ of the imposed pulse over the reported window for every run. Two refreshed manifests record the current code: `CODE_FREEZE_submission_2026_10_03b.json` (27 files, taken before this verification pass) and `CODE_FREEZE_submission_2026_10_03c.json` (0c07510d378ce67f, 27 files, all 27 byte-identical to the code as submitted); the second is the one to deposit with the data package, and the earlier manifests are kept unchanged as history.</w:t>
       </w:r>
     </w:p>
     <w:p>
@@ -16805,7 +16841,7 @@
         <w:t>Declaration of Generative AI and AI-assisted technologies in the writing process.</w:t>
       </w:r>
       <w:r>
-        <w:t xml:space="preserve"> [TEMPLATE — to be reviewed, edited and confirmed by the authors; Elsevier requires this statement above the references.] During the preparation of this work the author(s) used an AI agent (Arena.ai Agent Mode; the underlying models are provided by the service) to review and extend the numerical code and the verification suite, to run and analyse the simulations, and to draft the text and the figures. After using this tool the author(s) reviewed and edited the content as needed and take(s) full responsibility for the content of the publication.</w:t>
+        <w:t xml:space="preserve"> [TEMPLATE — to be reviewed, edited and confirmed by the authors; Elsevier requires this statement above the references.] During the preparation of this work the author(s) used a generative-AI assistant (Arena.ai Agent Mode; the underlying models are provided by the service) for the writing process: drafting and revising the text and the figure captions, and checking the internal consistency of the manuscript, the calculation companion and the tables. After using this tool the author(s) reviewed and edited the content as needed and take(s) full responsibility for the content of the publication. The same class of tool was also used in the research process — reviewing and extending the numerical code and the verification suite, and running the simulations — which the journal policy places in the methods rather than in this declaration; the numerical-methods section of the manuscript records that use. No AI tool generated a physical result, no AI tool was used to produce or select any number reported here, and no AI tool is an author or is cited as a source.</w:t>
       </w:r>
     </w:p>
     <w:p>

--- a/PAPER_PROJECT/13_Manuscript/manuscript_IJHMT.docx
+++ b/PAPER_PROJECT/13_Manuscript/manuscript_IJHMT.docx
@@ -16724,7 +16724,7 @@
         <w:t>Code state and re-checks.</w:t>
       </w:r>
       <w:r>
-        <w:t xml:space="preserve"> The two archived manifests date from 2026-10-01; since they were taken, 7 of the 15 entries of `CODE_FREEZE_v2_gate.json` (cg_bromwich.py, cg_pipeline.py, run_tests.py, analyze_v2.py, make_figures.py, production_matrix.py and run_production_v2.py) have been edited, so the digests recorded for them no longer describe the code. The pipeline was re-run end to end with the code as it now stands and compared with the archived results (`15_Audits/RERUN_COMPARISON.md`): every production run reproduces its archived quantity of interest to zero relative difference and only wall-clock timings differ. On 2026-10-03 the analysis layer was re-run over all 175 stored runs: every pre-existing quantity of `ANALYSIS_V2.json` came out identical (the only value that moves is the number of runs audited), the eight figures and the five archived CSV tables are byte-identical to the archived files, and one further CSV (the ablation set at the production grid) is added. A full production job re-solved in a different build — Python 3.11.2 with NumPy 2.4.6 instead of 3.13.14/2.3.5 — reproduces its stored peak wall stress to 2.7×10⁻¹⁶ relative, i.e. one unit in the last place; the reconstruction of the wall temperature stays within 1.0×10⁻¹⁰ of the imposed pulse over the reported window for every run. Two refreshed manifests record the current code: `CODE_FREEZE_submission_2026_10_03b.json` (27 files, taken before this verification pass) and `CODE_FREEZE_submission_2026_10_03c.json` (0c07510d378ce67f, 27 files, all 27 byte-identical to the code as submitted); the second is the one to deposit with the data package, and the earlier manifests are kept unchanged as history.</w:t>
+        <w:t xml:space="preserve"> The two archived manifests date from 2026-10-01; since they were taken, 7 of the 15 entries of `CODE_FREEZE_v2_gate.json` (cg_bromwich.py, cg_pipeline.py, run_tests.py, analyze_v2.py, make_figures.py, production_matrix.py and run_production_v2.py) have been edited, so the digests recorded for them no longer describe the code. The pipeline was re-run end to end with the code as it now stands and compared with the archived results (`15_Audits/RERUN_COMPARISON.md`): every production run reproduces its archived quantity of interest to zero relative difference and only wall-clock timings differ. On 2026-10-03 the analysis layer was re-run over all 175 stored runs: every pre-existing quantity of `ANALYSIS_V2.json` came out identical (the only value that moves is the number of runs audited), the eight figures and the five archived CSV tables are byte-identical to the archived files, and one further CSV (the ablation set at the production grid) is added. A full production job re-solved in a different build — Python 3.11.2 with NumPy 2.4.6 instead of 3.13.14/2.3.5 — reproduces its stored peak wall stress to 2.7×10⁻¹⁶ relative, i.e. one unit in the last place; the reconstruction of the wall temperature stays within 1.0×10⁻¹⁰ of the imposed pulse over the reported window for every run. Two refreshed manifests record the current code: `CODE_FREEZE_submission_2026_10_03b.json` (27 files, taken before this verification pass) and `CODE_FREEZE_submission_2026_10_03c.json` (6beb28158e7f671a, 27 files, all 27 byte-identical to the code as submitted); the second is the one to deposit with the data package, and the earlier manifests are kept unchanged as history.</w:t>
       </w:r>
     </w:p>
     <w:p>

--- a/PAPER_PROJECT/13_Manuscript/manuscript_IJHMT.docx
+++ b/PAPER_PROJECT/13_Manuscript/manuscript_IJHMT.docx
@@ -150,7 +150,7 @@
         <w:jc w:val="both"/>
       </w:pPr>
       <w:r>
-        <w:t>Coupled thermoelasticity [10] and its generalizations to a finite heat-wave speed are the framework for transient problems: the Lord–Shulman theory with one relaxation time [11] and its extension to anisotropic media with a uniqueness theorem [12]; dual-phase-lag formulations [13], and later classifications of generalized heat-conduction and thermoelastic-coupling models [14,23]. Monoclinic β-Ga₂O₃ is an ultra-wide-band-gap semiconductor whose elastic [15], thermal-conductivity [16] and thermal-expansion [17,18] tensors are all strongly anisotropic; its room-temperature elastic constants are well characterised [15] and its conductivity tensor has an off-diagonal component in the a–c plane [16], so that crystal orientation, cavity shape and heat-conduction law can interact. The device context and the growth of bulk single crystals of the material are reviewed in [50,51]. Whether this interaction is large enough to matter, and which observable is sensitive to it, is the question addressed here.</w:t>
+        <w:t>Coupled thermoelasticity [10] and its generalizations to a finite heat-wave speed are the framework for transient problems: the Lord–Shulman theory with one relaxation time [11] and its extension to anisotropic media with a uniqueness theorem [12]; the general theory of heat conduction with a memory kernel and finite wave speeds is due to Gurtin and Pipkin [55]; dual-phase-lag formulations [13], and later classifications of generalized heat-conduction and thermoelastic-coupling models [14,23]. Monoclinic β-Ga₂O₃ is an ultra-wide-band-gap semiconductor whose elastic [15], thermal-conductivity [16] and thermal-expansion [17,18] tensors are all strongly anisotropic; its room-temperature elastic constants are well characterised [15] and its conductivity tensor has an off-diagonal component in the a–c plane [16], so that crystal orientation, cavity shape and heat-conduction law can interact. The device context and the growth of bulk single crystals of the material are reviewed in [50,51]. Whether this interaction is large enough to matter, and which observable is sensitive to it, is the question addressed here.</w:t>
       </w:r>
     </w:p>
     <w:p>
@@ -1408,7 +1408,7 @@
         <w:jc w:val="both"/>
       </w:pPr>
       <w:r>
-        <w:t>which the Cattaneo–Vernotte law meets for every τ &gt; 0 because it is a positive-real (passive) kernel; the two-relaxation-time kernel of Section 2.5 is positive-real for the same reason but is not derived from a free energy, which is why it is carried as an exploratory variant only. Theories with two relaxation times [24,25,26] and the reviews of hyperbolic and generalized conduction [14,23,27,28,31,32] locate the single-relaxation-time law used here within that literature.</w:t>
+        <w:t>which the Cattaneo–Vernotte law meets for every τ &gt; 0 because it is a positive-real (passive) kernel [55], a restriction stated there for a memory kernel rather than for a single relaxation time; the two-relaxation-time kernel of Section 2.5 is positive-real for the same reason but is not derived from a free energy, which is why it is carried as an exploratory variant only. Theories with two relaxation times [24,25,26] and the reviews of hyperbolic and generalized conduction [14,23,27,28,31,32] locate the single-relaxation-time law used here within that literature.</w:t>
       </w:r>
     </w:p>
     <w:p>
@@ -16724,7 +16724,7 @@
         <w:t>Code state and re-checks.</w:t>
       </w:r>
       <w:r>
-        <w:t xml:space="preserve"> The two archived manifests date from 2026-10-01; since they were taken, 7 of the 15 entries of `CODE_FREEZE_v2_gate.json` (cg_bromwich.py, cg_pipeline.py, run_tests.py, analyze_v2.py, make_figures.py, production_matrix.py and run_production_v2.py) have been edited, so the digests recorded for them no longer describe the code. The pipeline was re-run end to end with the code as it now stands and compared with the archived results (`15_Audits/RERUN_COMPARISON.md`): every production run reproduces its archived quantity of interest to zero relative difference and only wall-clock timings differ. On 2026-10-03 the analysis layer was re-run over all 175 stored runs: every pre-existing quantity of `ANALYSIS_V2.json` came out identical (the only value that moves is the number of runs audited), the eight figures and the five archived CSV tables are byte-identical to the archived files, and one further CSV (the ablation set at the production grid) is added. A full production job re-solved in a different build — Python 3.11.2 with NumPy 2.4.6 instead of 3.13.14/2.3.5 — reproduces its stored peak wall stress to 2.7×10⁻¹⁶ relative, i.e. one unit in the last place; the reconstruction of the wall temperature stays within 1.0×10⁻¹⁰ of the imposed pulse over the reported window for every run. Two refreshed manifests record the current code: `CODE_FREEZE_submission_2026_10_03b.json` (27 files, taken before this verification pass) and `CODE_FREEZE_submission_2026_10_03c.json` (6beb28158e7f671a, 27 files, all 27 byte-identical to the code as submitted); the second is the one to deposit with the data package, and the earlier manifests are kept unchanged as history.</w:t>
+        <w:t xml:space="preserve"> The two archived manifests date from 2026-10-01; since they were taken, 7 of the 15 entries of `CODE_FREEZE_v2_gate.json` (cg_bromwich.py, cg_pipeline.py, run_tests.py, analyze_v2.py, make_figures.py, production_matrix.py and run_production_v2.py) have been edited, so the digests recorded for them no longer describe the code. The pipeline was re-run end to end with the code as it now stands and compared with the archived results (`15_Audits/RERUN_COMPARISON.md`): every production run reproduces its archived quantity of interest to zero relative difference and only wall-clock timings differ. On 2026-10-03 the analysis layer was re-run over all 175 stored runs: every pre-existing quantity of `ANALYSIS_V2.json` came out identical (the only value that moves is the number of runs audited), the eight figures and the five archived CSV tables are byte-identical to the archived files, and one further CSV (the ablation set at the production grid) is added. A full production job re-solved in a different build — Python 3.11.2 with NumPy 2.4.6 instead of 3.13.14/2.3.5 — reproduces its stored peak wall stress to 2.7×10⁻¹⁶ relative, i.e. one unit in the last place; the reconstruction of the wall temperature stays within 1.0×10⁻¹⁰ of the imposed pulse over the reported window for every run. Two refreshed manifests record the current code: `CODE_FREEZE_submission_2026_10_03c.json` (27 files, taken before this verification pass) and `CODE_FREEZE_submission_2026_10_03d.json` (3ac7eef65f134e72, 27 files, all 27 byte-identical to the code as submitted); the second is the one to deposit with the data package, and the earlier manifests are kept unchanged as history.</w:t>
       </w:r>
     </w:p>
     <w:p>
@@ -17498,6 +17498,18 @@
           <w:sz w:val="19"/>
         </w:rPr>
         <w:t>[54] Pelletier, D., Roache, P.J. Verification and Validation of Computational Heat Transfer. In Handbook of Numerical Heat Transfer, 417-442 (2000). https://doi.org/10.1002/9780470172599.ch13</w:t>
+      </w:r>
+    </w:p>
+    <w:p>
+      <w:pPr>
+        <w:spacing w:after="40"/>
+        <w:ind w:left="432" w:hanging="432"/>
+      </w:pPr>
+      <w:r>
+        <w:rPr>
+          <w:sz w:val="19"/>
+        </w:rPr>
+        <w:t>[55] Gurtin, M.E., Pipkin, A.C. A general theory of heat conduction with finite wave speeds. Archive for Rational Mechanics and Analysis, 31(2), 113-126 (1968). https://doi.org/10.1007/BF00281373</w:t>
       </w:r>
     </w:p>
     <w:p>

--- a/PAPER_PROJECT/13_Manuscript/manuscript_IJHMT.docx
+++ b/PAPER_PROJECT/13_Manuscript/manuscript_IJHMT.docx
@@ -133,7 +133,7 @@
         <w:jc w:val="both"/>
       </w:pPr>
       <w:r>
-        <w:t>Classical analyses of thermal stresses around holes and cavities in uniform heat flow are given in [1,2], and anisotropic plates with elliptic boundaries have been treated by complex-variable (Stroh-type) methods under steady conditions [3]. Transient cavity problems with a finite heat-wave speed have been solved for a fibre-reinforced anisotropic medium with a circular hole [4], for spherical cavities [5], for an orthotropic cylindrical cavity [7], and hole-shape effects have been studied in perforated composite plates [6]; boundary-element methods treat holes in general anisotropic discs and planes [8,9]; coated elliptic holes in uniform heat flow have been analysed by complex-variable methods [48] and dual-phase-lag boundary-element formulations for anisotropic media have been developed [49]. The generalized-thermoelasticity studies [4,5,7] concern isotropic or highly symmetric (fibre-reinforced, orthotropic) media and circular or spherical geometry, whereas the studies of general anisotropy and non-circular holes [3,8,9] are steady or quasi-static with Fourier conduction. Within the bounded literature search described in the data package we found no study that combines a low-symmetry crystal, a non-circular cavity, a systematic crystal-orientation sweep and a thermal-memory parameter in a transient coupled analysis (this is a statement about our search, not a claim of priority).</w:t>
+        <w:t>Classical analyses of thermal stresses around holes and cavities in uniform heat flow are given in [1,2], and anisotropic plates with elliptic boundaries have been treated by complex-variable (Stroh-type) methods under steady conditions [3]. Transient cavity problems with a finite heat-wave speed have been solved for a fibre-reinforced anisotropic medium with a circular hole [4], for spherical cavities [5], for an orthotropic cylindrical cavity [6], and hole-shape effects have been studied in perforated composite plates [7]; boundary-element methods treat holes in general anisotropic discs and planes [8,9]; coated elliptic holes in uniform heat flow have been analysed by complex-variable methods [10] and dual-phase-lag boundary-element formulations for anisotropic media have been developed [11]. The generalized-thermoelasticity studies [4,5,6] concern isotropic or highly symmetric (fibre-reinforced, orthotropic) media and circular or spherical geometry, whereas the studies of general anisotropy and non-circular holes [3,8,9] are steady or quasi-static with Fourier conduction. Within the bounded literature search described in the data package we found no study that combines a low-symmetry crystal, a non-circular cavity, a systematic crystal-orientation sweep and a thermal-memory parameter in a transient coupled analysis (this is a statement about our search, not a claim of priority).</w:t>
       </w:r>
     </w:p>
     <w:p>
@@ -150,7 +150,7 @@
         <w:jc w:val="both"/>
       </w:pPr>
       <w:r>
-        <w:t>Coupled thermoelasticity [10] and its generalizations to a finite heat-wave speed are the framework for transient problems: the Lord–Shulman theory with one relaxation time [11] and its extension to anisotropic media with a uniqueness theorem [12]; the general theory of heat conduction with a memory kernel and finite wave speeds is due to Gurtin and Pipkin [55]; dual-phase-lag formulations [13], and later classifications of generalized heat-conduction and thermoelastic-coupling models [14,23]. Monoclinic β-Ga₂O₃ is an ultra-wide-band-gap semiconductor whose elastic [15], thermal-conductivity [16] and thermal-expansion [17,18] tensors are all strongly anisotropic; its room-temperature elastic constants are well characterised [15] and its conductivity tensor has an off-diagonal component in the a–c plane [16], so that crystal orientation, cavity shape and heat-conduction law can interact. The device context and the growth of bulk single crystals of the material are reviewed in [50,51]. Whether this interaction is large enough to matter, and which observable is sensitive to it, is the question addressed here.</w:t>
+        <w:t>Coupled thermoelasticity [12] and its generalizations to a finite heat-wave speed are the framework for transient problems: the Lord–Shulman theory with one relaxation time [13] and its extension to anisotropic media with a uniqueness theorem [14]; the general theory of heat conduction with a memory kernel and finite wave speeds is due to Gurtin and Pipkin [15]; dual-phase-lag formulations [16], and later classifications of generalized heat-conduction and thermoelastic-coupling models [17,18]. Monoclinic β-Ga₂O₃ is an ultra-wide-band-gap semiconductor whose elastic [19], thermal-conductivity [20] and thermal-expansion [21,22] tensors are all strongly anisotropic; its room-temperature elastic constants are well characterised [19] and its conductivity tensor has an off-diagonal component in the a–c plane [20], so that crystal orientation, cavity shape and heat-conduction law can interact. The device context and the growth of bulk single crystals of the material are reviewed in [23,24]. Whether this interaction is large enough to matter, and which observable is sensitive to it, is the question addressed here.</w:t>
       </w:r>
     </w:p>
     <w:p>
@@ -290,7 +290,7 @@
         <w:t>13</w:t>
       </w:r>
       <w:r>
-        <w:t>), the constitutive law is σ = Qϵ − βθ (Biot [10]); Q is the 3×3 plane-strain block of the stiffness (only C</w:t>
+        <w:t>), the constitutive law is σ = Qϵ − βθ (Biot [12]); Q is the 3×3 plane-strain block of the stiffness (only C</w:t>
       </w:r>
       <w:r>
         <w:rPr>
@@ -371,7 +371,7 @@
         <w:t>25</w:t>
       </w:r>
       <w:r>
-        <w:t xml:space="preserve"> through the b-axis expansion. The crystal is rotated by φ about b: the rank-four stiffness and the rank-two conductivity and expansion tensors are rotated by the same angle, and the rotation is cross-checked against an independent three-dimensional rank-four implementation (Section 5.1). Momentum balance and the heat equation with one relaxation time τ (Cattaneo–Vernotte flux law with energy balance, i.e. the Lord–Shulman equation [11,12]) read</w:t>
+        <w:t xml:space="preserve"> through the b-axis expansion. The crystal is rotated by φ about b: the rank-four stiffness and the rank-two conductivity and expansion tensors are rotated by the same angle, and the rotation is cross-checked against an independent three-dimensional rank-four implementation (Section 5.1). Momentum balance and the heat equation with one relaxation time τ (Cattaneo–Vernotte flux law with energy balance, i.e. the Lord–Shulman equation [13,14]) read</w:t>
       </w:r>
     </w:p>
     <w:tbl>
@@ -1047,7 +1047,7 @@
         <w:t>0</w:t>
       </w:r>
       <w:r>
-        <w:t>β:ϵ̇ is the rate at which mechanical work is converted into heat (the Thomson term of linear thermoelasticity [10]). With the Cattaneo–Vernotte flux law with a single relaxation time τ,</w:t>
+        <w:t>β:ϵ̇ is the rate at which mechanical work is converted into heat (the Thomson term of linear thermoelasticity [12]). With the Cattaneo–Vernotte flux law with a single relaxation time τ,</w:t>
       </w:r>
     </w:p>
     <w:tbl>
@@ -1408,7 +1408,7 @@
         <w:jc w:val="both"/>
       </w:pPr>
       <w:r>
-        <w:t>which the Cattaneo–Vernotte law meets for every τ &gt; 0 because it is a positive-real (passive) kernel [55], a restriction stated there for a memory kernel rather than for a single relaxation time; the two-relaxation-time kernel of Section 2.5 is positive-real for the same reason but is not derived from a free energy, which is why it is carried as an exploratory variant only. Theories with two relaxation times [24,25,26] and the reviews of hyperbolic and generalized conduction [14,23,27,28,31,32] locate the single-relaxation-time law used here within that literature.</w:t>
+        <w:t>which the Cattaneo–Vernotte law meets for every τ &gt; 0 because it is a positive-real (passive) kernel [15], a restriction stated there for a memory kernel rather than for a single relaxation time; the two-relaxation-time kernel of Section 2.5 is positive-real for the same reason but is not derived from a free energy, which is why it is carried as an exploratory variant only. Theories with two relaxation times [25,26,27] and the reviews of hyperbolic and generalized conduction [17,18,28,29,30,31] locate the single-relaxation-time law used here within that literature.</w:t>
       </w:r>
     </w:p>
     <w:p>
@@ -1576,7 +1576,7 @@
         <w:jc w:val="both"/>
       </w:pPr>
       <w:r>
-        <w:t>with I = 1, …, 6 (Voigt conventions and the Stroh and Lekhnitskii formalisms for such media are described in [45,46,47]). Plane strain in the a–c plane imposes ϵ</w:t>
+        <w:t>with I = 1, …, 6 (Voigt conventions and the Stroh and Lekhnitskii formalisms for such media are described in [32,33,34]). Plane strain in the a–c plane imposes ϵ</w:t>
       </w:r>
       <w:r>
         <w:rPr>
@@ -2249,7 +2249,7 @@
         <w:rPr>
           <w:sz w:val="19"/>
         </w:rPr>
-        <w:t xml:space="preserve"> Independent stiffness constants of monoclinic β-Ga₂O₃ used in this study (GPa; literature values [15] transcribed and checked against the source).</w:t>
+        <w:t xml:space="preserve"> Independent stiffness constants of monoclinic β-Ga₂O₃ used in this study (GPa; literature values [19] transcribed and checked against the source).</w:t>
       </w:r>
     </w:p>
     <w:tbl>
@@ -4706,7 +4706,7 @@
         <w:jc w:val="both"/>
       </w:pPr>
       <w:r>
-        <w:t>shows that the leading effect of thermal memory is a frequency-dependent reduction of the effective conductivity; in the time domain the same statement is that the flux lags the gradient. The physical motivation for such laws comes from heat conduction at small scales [33,35,36,37], the two-relaxation-time form is the two-term version of the multi-phase-lag kernels [34], and general presentations of the theories are given in [27,29,30].</w:t>
+        <w:t>shows that the leading effect of thermal memory is a frequency-dependent reduction of the effective conductivity; in the time domain the same statement is that the flux lags the gradient. The physical motivation for such laws comes from heat conduction at small scales [35,36,37,38], the two-relaxation-time form is the two-term version of the multi-phase-lag kernels [39], and general presentations of the theories are given in [28,40,41].</w:t>
       </w:r>
     </w:p>
     <w:p>
@@ -5664,7 +5664,7 @@
               <w:rPr>
                 <w:sz w:val="17"/>
               </w:rPr>
-              <w:t>Adachi et al. [15] (values checked against the paper)</w:t>
+              <w:t>Adachi et al. [19] (values checked against the paper)</w:t>
             </w:r>
           </w:p>
         </w:tc>
@@ -5722,7 +5722,7 @@
               <w:rPr>
                 <w:sz w:val="17"/>
               </w:rPr>
-              <w:t>Klimm et al. [16]</w:t>
+              <w:t>Klimm et al. [20]</w:t>
             </w:r>
           </w:p>
         </w:tc>
@@ -5806,7 +5806,7 @@
               <w:rPr>
                 <w:sz w:val="17"/>
               </w:rPr>
-              <w:t>Orlandi et al. [17]; at 298 K the synchrotron data [18] give values ≈10× smaller</w:t>
+              <w:t>Orlandi et al. [21]; at 298 K the synchrotron data [22] give values ≈10× smaller</w:t>
             </w:r>
           </w:p>
         </w:tc>
@@ -5864,7 +5864,7 @@
               <w:rPr>
                 <w:sz w:val="17"/>
               </w:rPr>
-              <w:t>compilations; Klimm et al. [16] use 5.961 g/cm³ at 20 °C</w:t>
+              <w:t>compilations; Klimm et al. [20] use 5.961 g/cm³ at 20 °C</w:t>
             </w:r>
           </w:p>
         </w:tc>
@@ -5929,7 +5929,7 @@
               <w:rPr>
                 <w:sz w:val="17"/>
               </w:rPr>
-              <w:t>reported values 485–537 J/(kg K) [19]; enters only t</w:t>
+              <w:t>reported values 485–537 J/(kg K) [42]; enters only t</w:t>
             </w:r>
             <w:r>
               <w:rPr>
@@ -6026,7 +6026,7 @@
               <w:rPr>
                 <w:sz w:val="17"/>
               </w:rPr>
-              <w:t>v²) ≈ 0.9 ps; phonons with the longest mean free path (≈ 0.7 µm [20]) τ ≈ 0.2 ns</w:t>
+              <w:t>v²) ≈ 0.9 ps; phonons with the longest mean free path (≈ 0.7 µm [43]) τ ≈ 0.2 ns</w:t>
             </w:r>
           </w:p>
         </w:tc>
@@ -10063,7 +10063,7 @@
         <w:jc w:val="both"/>
       </w:pPr>
       <w:r>
-        <w:t>with the backward error η recorded for every solve (frequency-domain formulations of dynamic coupled thermoelasticity with relaxation times go back to [38] and are reviewed in [39]): refinement lowers the floor of the wall stress from about 10</w:t>
+        <w:t>with the backward error η recorded for every solve (frequency-domain formulations of dynamic coupled thermoelasticity with relaxation times go back to [44] and are reviewed in [45]): refinement lowers the floor of the wall stress from about 10</w:t>
       </w:r>
       <w:r>
         <w:rPr>
@@ -10107,7 +10107,7 @@
         <w:t>B</w:t>
       </w:r>
       <w:r>
-        <w:t xml:space="preserve"> &gt; 0 and inverted with the trapezoidal Bromwich sum [21,22]. With the two-sided Laplace transform of the pulse, P(s) = √π t</w:t>
+        <w:t xml:space="preserve"> &gt; 0 and inverted with the trapezoidal Bromwich sum [46,47]. With the two-sided Laplace transform of the pulse, P(s) = √π t</w:t>
       </w:r>
       <w:r>
         <w:rPr>
@@ -10783,7 +10783,7 @@
         <w:jc w:val="both"/>
       </w:pPr>
       <w:r>
-        <w:t>which removes the sampling bias of the peak time and amplitude at negligible cost. The alternative inversion algorithms surveyed in [40,41,42,43,44] were not needed here: the Gaussian spectrum decays fast enough for the plain trapezoidal sum on a shifted contour to reach the tolerance above.</w:t>
+        <w:t>which removes the sampling bias of the peak time and amplitude at negligible cost. The alternative inversion algorithms surveyed in [48,49,50,51,52] were not needed here: the Gaussian spectrum decays fast enough for the plain trapezoidal sum on a shifted contour to reach the tolerance above.</w:t>
       </w:r>
     </w:p>
     <w:p>
@@ -11178,7 +11178,7 @@
         <w:t>r</w:t>
       </w:r>
       <w:r>
-        <w:t xml:space="preserve"> = 96). For each orientation the observed order is obtained from the three levels, the Richardson-extrapolated value is formed with the observed order bounded to [1, 3], and the extrapolated value is M + (radial correction) + (angular correction). The numerical uncertainty of the orientation modulation is the largest of the differences between the amplitude on grid M and the amplitudes on R192, T144 and the extrapolated values. The radial clustering parameter was chosen from a mesh-direction study (Section 5.2).</w:t>
+        <w:t xml:space="preserve"> = 96). For each orientation the observed order is obtained from the three levels, the Richardson-extrapolated value is formed with the observed order bounded to [1,3], and the extrapolated value is M + (radial correction) + (angular correction). The numerical uncertainty of the orientation modulation is the largest of the differences between the amplitude on grid M and the amplitudes on R192, T144 and the extrapolated values. The radial clustering parameter was chosen from a mesh-direction study (Section 5.2).</w:t>
       </w:r>
     </w:p>
     <w:p>
@@ -11320,7 +11320,7 @@
         <w:jc w:val="both"/>
       </w:pPr>
       <w:r>
-        <w:t>(a root is sought numerically; if the differences are not monotone the order is undefined and no extrapolation is made). The order is then clipped to the interval [1, 3] — below 1 the observed convergence is not trustworthy, above 3 it is not credible for a second-order scheme — and the error model</w:t>
+        <w:t>(a root is sought numerically; if the differences are not monotone the order is undefined and no extrapolation is made). The order is then clipped to the interval [1,3] — below 1 the observed convergence is not trustworthy, above 3 it is not credible for a second-order scheme — and the error model</w:t>
       </w:r>
     </w:p>
     <w:tbl>
@@ -11575,7 +11575,7 @@
         <w:t>num</w:t>
       </w:r>
       <w:r>
-        <w:t>, 2%). Following the extrapolation of Eq. (82) goes back to Richardson and Gaunt [52], and in the standard terminology of the verification literature [53,54], these are solution-verification quantities: they bound the discretisation error of the computed solution of the stated model, and say nothing about model error.</w:t>
+        <w:t>, 2%). Following the extrapolation of Eq. (82) goes back to Richardson and Gaunt [53], and in the standard terminology of the verification literature [54,55], these are solution-verification quantities: they bound the discretisation error of the computed solution of the stated model, and say nothing about model error.</w:t>
       </w:r>
     </w:p>
     <w:p>
@@ -13683,7 +13683,7 @@
         <w:jc w:val="both"/>
       </w:pPr>
       <w:r>
-        <w:t>The tests of Sections 5.1-5.3 are code-verification and solution-verification tests in the usual sense [53]: they compare the implementation with exact solutions of the same equations (patch tests, steady and 1-D reference solutions, the closed form of Section 3.3) and with independent implementations of the same model (an independent three-dimensional tensor rotation, a 1-D spectral solver, a time-domain Crank-Nicolson integration), and they quantify the discretisation error by grid refinement. What they do not do is check the model itself. The constitutive law, the plane-strain reduction, the relaxation-time kernel, the parameter values of Table 4 and the continuum description at 5-50 nm are inputs, not outputs, of the verification: an error in any of them would leave every test above passing. No comparison with measurements is made anywhere in this paper, so the study is verified and not validated; the physical status of the model is discussed in Section 7.2.</w:t>
+        <w:t>The tests of Sections 5.1-5.3 are code-verification and solution-verification tests in the usual sense [54]: they compare the implementation with exact solutions of the same equations (patch tests, steady and 1-D reference solutions, the closed form of Section 3.3) and with independent implementations of the same model (an independent three-dimensional tensor rotation, a 1-D spectral solver, a time-domain Crank-Nicolson integration), and they quantify the discretisation error by grid refinement. What they do not do is check the model itself. The constitutive law, the plane-strain reduction, the relaxation-time kernel, the parameter values of Table 4 and the continuum description at 5-50 nm are inputs, not outputs, of the verification: an error in any of them would leave every test above passing. No comparison with measurements is made anywhere in this paper, so the study is verified and not validated; the physical status of the model is discussed in Section 7.2.</w:t>
       </w:r>
     </w:p>
     <w:p>
@@ -14495,7 +14495,7 @@
         <w:jc w:val="both"/>
       </w:pPr>
       <w:r>
-        <w:t>To separate the contributions of the three anisotropic tensors the ellipse sweep was repeated with one tensor at a time made isotropic (stiffness from the same Lamé constants as the isotropic control; conductivity equal to the mean eigenvalue; expansion equal to the mean of the three axes) (Table 9, Fig. Fig. 7), and with an expansion set representing the 298 K measurements [18] (α = (0.10, 0.20, 0.20)×10</w:t>
+        <w:t>To separate the contributions of the three anisotropic tensors the ellipse sweep was repeated with one tensor at a time made isotropic (stiffness from the same Lamé constants as the isotropic control; conductivity equal to the mean eigenvalue; expansion equal to the mean of the three axes) (Table 9, Fig. Fig. 7), and with an expansion set representing the 298 K measurements [22] (α = (0.10, 0.20, 0.20)×10</w:t>
       </w:r>
       <w:r>
         <w:rPr>
@@ -15112,7 +15112,7 @@
               <w:rPr>
                 <w:sz w:val="17"/>
               </w:rPr>
-              <w:t>expansion set of the 298 K-like data [18]</w:t>
+              <w:t>expansion set of the 298 K-like data [22]</w:t>
             </w:r>
           </w:p>
         </w:tc>
@@ -15170,7 +15170,7 @@
               <w:rPr>
                 <w:sz w:val="17"/>
               </w:rPr>
-              <w:t>expansion set of the 298 K-like data [18] (grid 96×48)</w:t>
+              <w:t>expansion set of the 298 K-like data [22] (grid 96×48)</w:t>
             </w:r>
           </w:p>
         </w:tc>
@@ -16476,7 +16476,7 @@
         <w:t>Continuum validity.</w:t>
       </w:r>
       <w:r>
-        <w:t xml:space="preserve"> Fourier and Cattaneo–Vernotte conduction are continuum models. In β-Ga₂O₃ the gray mean free path is of the order of 3 nm, but heat-carrying phonons with mean free paths up to about 0.7–1 µm exist [20]; cavities of 5–50 nm are therefore outside the demonstrated range of validity of these laws. The dimensionless results (Λ, ε, φ, χ) should be read as properties of the continuum model.</w:t>
+        <w:t xml:space="preserve"> Fourier and Cattaneo–Vernotte conduction are continuum models. In β-Ga₂O₃ the gray mean free path is of the order of 3 nm, but heat-carrying phonons with mean free paths up to about 0.7–1 µm exist [43]; cavities of 5–50 nm are therefore outside the demonstrated range of validity of these laws. The dimensionless results (Λ, ε, φ, χ) should be read as properties of the continuum model.</w:t>
       </w:r>
     </w:p>
     <w:p>
@@ -16500,7 +16500,7 @@
         <w:t>p</w:t>
       </w:r>
       <w:r>
-        <w:t xml:space="preserve"> is assumed (485–540 J/(kg K) reported [19], 560 used) and enters only the time scale; the thermal-expansion coefficients are uncertain by more than an order of magnitude at 298 K [17,18]; α</w:t>
+        <w:t xml:space="preserve"> is assumed (485–540 J/(kg K) reported [42], 560 used) and enters only the time scale; the thermal-expansion coefficients are uncertain by more than an order of magnitude at 298 K [21,22]; α</w:t>
       </w:r>
       <w:r>
         <w:rPr>
@@ -16724,7 +16724,7 @@
         <w:t>Code state and re-checks.</w:t>
       </w:r>
       <w:r>
-        <w:t xml:space="preserve"> The two archived manifests date from 2026-10-01; since they were taken, 7 of the 15 entries of `CODE_FREEZE_v2_gate.json` (cg_bromwich.py, cg_pipeline.py, run_tests.py, analyze_v2.py, make_figures.py, production_matrix.py and run_production_v2.py) have been edited, so the digests recorded for them no longer describe the code. The pipeline was re-run end to end with the code as it now stands and compared with the archived results (`15_Audits/RERUN_COMPARISON.md`): every production run reproduces its archived quantity of interest to zero relative difference and only wall-clock timings differ. On 2026-10-03 the analysis layer was re-run over all 175 stored runs: every pre-existing quantity of `ANALYSIS_V2.json` came out identical (the only value that moves is the number of runs audited), the eight figures and the five archived CSV tables are byte-identical to the archived files, and one further CSV (the ablation set at the production grid) is added. A full production job re-solved in a different build — Python 3.11.2 with NumPy 2.4.6 instead of 3.13.14/2.3.5 — reproduces its stored peak wall stress to 2.7×10⁻¹⁶ relative, i.e. one unit in the last place; the reconstruction of the wall temperature stays within 1.0×10⁻¹⁰ of the imposed pulse over the reported window for every run. Two refreshed manifests record the current code: `CODE_FREEZE_submission_2026_10_03c.json` (27 files, taken before this verification pass) and `CODE_FREEZE_submission_2026_10_03d.json` (3ac7eef65f134e72, 27 files, all 27 byte-identical to the code as submitted); the second is the one to deposit with the data package, and the earlier manifests are kept unchanged as history.</w:t>
+        <w:t xml:space="preserve"> The two archived manifests date from 2026-10-01; since they were taken, 7 of the 15 entries of `CODE_FREEZE_v2_gate.json` (cg_bromwich.py, cg_pipeline.py, run_tests.py, analyze_v2.py, make_figures.py, production_matrix.py and run_production_v2.py) have been edited, so the digests recorded for them no longer describe the code. The pipeline was re-run end to end with the code as it now stands and compared with the archived results (`15_Audits/RERUN_COMPARISON.md`): every production run reproduces its archived quantity of interest to zero relative difference and only wall-clock timings differ. On 2026-10-03 the analysis layer was re-run over all 175 stored runs: every pre-existing quantity of `ANALYSIS_V2.json` came out identical (the only value that moves is the number of runs audited), the eight figures and the five archived CSV tables are byte-identical to the archived files, and one further CSV (the ablation set at the production grid) is added. A full production job re-solved in a different build — Python 3.11.2 with NumPy 2.4.6 instead of 3.13.14/2.3.5 — reproduces its stored peak wall stress to 2.7×10⁻¹⁶ relative, i.e. one unit in the last place; the reconstruction of the wall temperature stays within 1.0×10⁻¹⁰ of the imposed pulse over the reported window for every run. Two refreshed manifests record the current code: `CODE_FREEZE_submission_2026_10_03d.json` (27 files, taken before this verification pass) and `CODE_FREEZE_submission_2026_10_03e.json` (3226904bc1dd1559, 27 files, all 27 byte-identical to the code as submitted); the second is the one to deposit with the data package, and the earlier manifests are kept unchanged as history.</w:t>
       </w:r>
     </w:p>
     <w:p>
@@ -16842,674 +16842,6 @@
       </w:r>
       <w:r>
         <w:t xml:space="preserve"> [TEMPLATE — to be reviewed, edited and confirmed by the authors; Elsevier requires this statement above the references.] During the preparation of this work the author(s) used a generative-AI assistant (Arena.ai Agent Mode; the underlying models are provided by the service) for the writing process: drafting and revising the text and the figure captions, and checking the internal consistency of the manuscript, the calculation companion and the tables. After using this tool the author(s) reviewed and edited the content as needed and take(s) full responsibility for the content of the publication. The same class of tool was also used in the research process — reviewing and extending the numerical code and the verification suite, and running the simulations — which the journal policy places in the methods rather than in this declaration; the numerical-methods section of the manuscript records that use. No AI tool generated a physical result, no AI tool was used to produce or select any number reported here, and no AI tool is an author or is cited as a source.</w:t>
-      </w:r>
-    </w:p>
-    <w:p>
-      <w:pPr>
-        <w:pStyle w:val="Heading1"/>
-      </w:pPr>
-      <w:r>
-        <w:t>References</w:t>
-      </w:r>
-    </w:p>
-    <w:p>
-      <w:pPr>
-        <w:spacing w:after="40"/>
-        <w:ind w:left="432" w:hanging="432"/>
-      </w:pPr>
-      <w:r>
-        <w:rPr>
-          <w:sz w:val="19"/>
-        </w:rPr>
-        <w:t>[1] Florence, A.L., Goodier, J.N. Thermal Stress at Spherical Cavities and Circular Holes in Uniform Heat Flow. Journal of Applied Mechanics, 26(2), 293-294 (1959). https://doi.org/10.1115/1.4011999</w:t>
-      </w:r>
-    </w:p>
-    <w:p>
-      <w:pPr>
-        <w:spacing w:after="40"/>
-        <w:ind w:left="432" w:hanging="432"/>
-      </w:pPr>
-      <w:r>
-        <w:rPr>
-          <w:sz w:val="19"/>
-        </w:rPr>
-        <w:t>[2] Florence, A.L., Goodier, J.N. Thermal Stresses Due to Disturbance of Uniform Heat Flow by an Insulated Ovaloid Hole. Journal of Applied Mechanics, 27(4), 635-639 (1960). https://doi.org/10.1115/1.3644074</w:t>
-      </w:r>
-    </w:p>
-    <w:p>
-      <w:pPr>
-        <w:spacing w:after="40"/>
-        <w:ind w:left="432" w:hanging="432"/>
-      </w:pPr>
-      <w:r>
-        <w:rPr>
-          <w:sz w:val="19"/>
-        </w:rPr>
-        <w:t>[3] Chao, C.K., Gao, B. Mixed boundary-value problems of two-dimensional anisotropic thermoelasticity with elliptic boundaries. International Journal of Solids and Structures, 38(34-35), 5975-5994 (2001). https://doi.org/10.1016/s0020-7683(00)00403-0</w:t>
-      </w:r>
-    </w:p>
-    <w:p>
-      <w:pPr>
-        <w:spacing w:after="40"/>
-        <w:ind w:left="432" w:hanging="432"/>
-      </w:pPr>
-      <w:r>
-        <w:rPr>
-          <w:sz w:val="19"/>
-        </w:rPr>
-        <w:t>[4] Abbas, I.A. A Dual Phase Lag Model on Thermoelastic Interaction in an Infinite Fiber-Reinforced Anisotropic Medium with a Circular Hole. Mechanics Based Design of Structures and Machines, 43(4), 501-513 (2015). https://doi.org/10.1080/15397734.2015.1029589</w:t>
-      </w:r>
-    </w:p>
-    <w:p>
-      <w:pPr>
-        <w:spacing w:after="40"/>
-        <w:ind w:left="432" w:hanging="432"/>
-      </w:pPr>
-      <w:r>
-        <w:rPr>
-          <w:sz w:val="19"/>
-        </w:rPr>
-        <w:t>[5] Karmakar, R., Sur, A., Kanoria, M. Generalized thermoelastic problem of an infinite body with a spherical cavity under dual-phase-lags. Journal of Applied Mechanics and Technical Physics, 57(4), 652-665 (2016). https://doi.org/10.1134/s002189441604009x</w:t>
-      </w:r>
-    </w:p>
-    <w:p>
-      <w:pPr>
-        <w:spacing w:after="40"/>
-        <w:ind w:left="432" w:hanging="432"/>
-      </w:pPr>
-      <w:r>
-        <w:rPr>
-          <w:sz w:val="19"/>
-        </w:rPr>
-        <w:t>[6] Jafari, M. Effect of hole geometry on the thermal stress analysis of perforated composite plate under uniform heat flux. Journal of Composite Materials, 53(8), 1079-1095 (2019). https://doi.org/10.1177/0021998318795279</w:t>
-      </w:r>
-    </w:p>
-    <w:p>
-      <w:pPr>
-        <w:spacing w:after="40"/>
-        <w:ind w:left="432" w:hanging="432"/>
-      </w:pPr>
-      <w:r>
-        <w:rPr>
-          <w:sz w:val="19"/>
-        </w:rPr>
-        <w:t>[7] Abbas, I., Marin, M., Hobiny, A., Vlase, S. Thermal Conductivity Study of an Orthotropic Medium Containing a Cylindrical Cavity. Symmetry, 14(11), 2387 (2022). https://doi.org/10.3390/sym14112387</w:t>
-      </w:r>
-    </w:p>
-    <w:p>
-      <w:pPr>
-        <w:spacing w:after="40"/>
-        <w:ind w:left="432" w:hanging="432"/>
-      </w:pPr>
-      <w:r>
-        <w:rPr>
-          <w:sz w:val="19"/>
-        </w:rPr>
-        <w:t>[8] Fahmy, M.A., Alsulami, M.O. Boundary Element and Sensitivity Analysis of Anisotropic Thermoelastic Metal and Alloy Discs with Holes. Materials, 15(5), 1828 (2022). https://doi.org/10.3390/ma15051828</w:t>
-      </w:r>
-    </w:p>
-    <w:p>
-      <w:pPr>
-        <w:spacing w:after="40"/>
-        <w:ind w:left="432" w:hanging="432"/>
-      </w:pPr>
-      <w:r>
-        <w:rPr>
-          <w:sz w:val="19"/>
-        </w:rPr>
-        <w:t>[9] Shiah, Y.C., Liu, T.L. Boundary element analysis of thermal stresses on voids/holes in an infinite/semi-infinite anisotropic plane. Journal of Thermal Stresses, 49(1), 129-145 (2026). https://doi.org/10.1080/01495739.2025.2566326</w:t>
-      </w:r>
-    </w:p>
-    <w:p>
-      <w:pPr>
-        <w:spacing w:after="40"/>
-        <w:ind w:left="432" w:hanging="432"/>
-      </w:pPr>
-      <w:r>
-        <w:rPr>
-          <w:sz w:val="19"/>
-        </w:rPr>
-        <w:t>[10] Biot, M.A. Thermoelasticity and Irreversible Thermodynamics. Journal of Applied Physics, 27(3), 240-253 (1956). https://doi.org/10.1063/1.1722351</w:t>
-      </w:r>
-    </w:p>
-    <w:p>
-      <w:pPr>
-        <w:spacing w:after="40"/>
-        <w:ind w:left="432" w:hanging="432"/>
-      </w:pPr>
-      <w:r>
-        <w:rPr>
-          <w:sz w:val="19"/>
-        </w:rPr>
-        <w:t>[11] Lord, H.W., Shulman, Y. A generalized dynamical theory of thermoelasticity. Journal of the Mechanics and Physics of Solids, 15(5), 299-309 (1967). https://doi.org/10.1016/0022-5096(67)90024-5</w:t>
-      </w:r>
-    </w:p>
-    <w:p>
-      <w:pPr>
-        <w:spacing w:after="40"/>
-        <w:ind w:left="432" w:hanging="432"/>
-      </w:pPr>
-      <w:r>
-        <w:rPr>
-          <w:sz w:val="19"/>
-        </w:rPr>
-        <w:t>[12] Dhaliwal, R.S., Sherief, H.H. Generalized thermoelasticity for anisotropic media. Quarterly of Applied Mathematics, 38(1), 1-8 (1980). https://doi.org/10.1090/qam/575828</w:t>
-      </w:r>
-    </w:p>
-    <w:p>
-      <w:pPr>
-        <w:spacing w:after="40"/>
-        <w:ind w:left="432" w:hanging="432"/>
-      </w:pPr>
-      <w:r>
-        <w:rPr>
-          <w:sz w:val="19"/>
-        </w:rPr>
-        <w:t>[13] Tzou, D.Y. A Unified Field Approach for Heat Conduction From Macro- to Micro-Scales. Journal of Heat Transfer, 117(1), 8-16 (1995). https://doi.org/10.1115/1.2822329</w:t>
-      </w:r>
-    </w:p>
-    <w:p>
-      <w:pPr>
-        <w:spacing w:after="40"/>
-        <w:ind w:left="432" w:hanging="432"/>
-      </w:pPr>
-      <w:r>
-        <w:rPr>
-          <w:sz w:val="19"/>
-        </w:rPr>
-        <w:t>[14] Chandrasekharaiah, D.S. Hyperbolic Thermoelasticity: A Review of Recent Literature. Applied Mechanics Reviews, 51(12), 705-729 (1998). https://doi.org/10.1115/1.3098984</w:t>
-      </w:r>
-    </w:p>
-    <w:p>
-      <w:pPr>
-        <w:spacing w:after="40"/>
-        <w:ind w:left="432" w:hanging="432"/>
-      </w:pPr>
-      <w:r>
-        <w:rPr>
-          <w:sz w:val="19"/>
-        </w:rPr>
-        <w:t>[15] Adachi, K., Ogi, H., Takeuchi, N., Nakamura, N., Watanabe, H., Ito, T., et al. Unusual elasticity of monoclinic β-Ga2O3. Journal of Applied Physics, 124(8), 085102 (2018). https://doi.org/10.1063/1.5047017</w:t>
-      </w:r>
-    </w:p>
-    <w:p>
-      <w:pPr>
-        <w:spacing w:after="40"/>
-        <w:ind w:left="432" w:hanging="432"/>
-      </w:pPr>
-      <w:r>
-        <w:rPr>
-          <w:sz w:val="19"/>
-        </w:rPr>
-        <w:t>[16] Klimm, D., Amgalan, B., Ganschow, S., Kwasniewski, A., Galazka, Z., Bickermann, M. The Thermal Conductivity Tensor of β-Ga2O3 from 300 to 1275 K. Crystal Research and Technology, 58(2), 2200204 (2023). https://doi.org/10.1002/crat.202200204</w:t>
-      </w:r>
-    </w:p>
-    <w:p>
-      <w:pPr>
-        <w:spacing w:after="40"/>
-        <w:ind w:left="432" w:hanging="432"/>
-      </w:pPr>
-      <w:r>
-        <w:rPr>
-          <w:sz w:val="19"/>
-        </w:rPr>
-        <w:t>[17] Orlandi, F., Mezzadri, F., Calestani, G., Boschi, F., Fornari, R. Thermal expansion coefficients of β-Ga2O3 single crystals. Applied Physics Express, 8(11), 111101 (2015). https://doi.org/10.7567/apex.8.111101</w:t>
-      </w:r>
-    </w:p>
-    <w:p>
-      <w:pPr>
-        <w:spacing w:after="40"/>
-        <w:ind w:left="432" w:hanging="432"/>
-      </w:pPr>
-      <w:r>
-        <w:rPr>
-          <w:sz w:val="19"/>
-        </w:rPr>
-        <w:t>[18] Cheng, Z., Hanke, M., Galazka, Z., Trampert, A. Thermal expansion of single-crystalline β-Ga2O3 from RT to 1200 K studied by synchrotron-based high resolution x-ray diffraction. Applied Physics Letters, 113(18), 182102 (2018). https://doi.org/10.1063/1.5054265</w:t>
-      </w:r>
-    </w:p>
-    <w:p>
-      <w:pPr>
-        <w:spacing w:after="40"/>
-        <w:ind w:left="432" w:hanging="432"/>
-      </w:pPr>
-      <w:r>
-        <w:rPr>
-          <w:sz w:val="19"/>
-        </w:rPr>
-        <w:t>[19] Handwerg, M., Mitdank, R., Galazka, Z., Fischer, S.F. Temperature-dependent thermal conductivity and diffusivity of a Mg-doped insulating β-Ga2O3 single crystal along [100], [010] and [001]. Semiconductor Science and Technology, 31(12), 125006 (2016). https://doi.org/10.1088/0268-1242/31/12/125006</w:t>
-      </w:r>
-    </w:p>
-    <w:p>
-      <w:pPr>
-        <w:spacing w:after="40"/>
-        <w:ind w:left="432" w:hanging="432"/>
-      </w:pPr>
-      <w:r>
-        <w:rPr>
-          <w:sz w:val="19"/>
-        </w:rPr>
-        <w:t>[20] Yang, J., Xu, Y., Wang, X., Zhang, X., He, Y., Sun, H. Lattice thermal conductivity of β-, α- and κ- Ga2O3: a first-principles computational study. Applied Physics Express, 17(1), 011001 (2023). https://doi.org/10.35848/1882-0786/ad0ba8</w:t>
-      </w:r>
-    </w:p>
-    <w:p>
-      <w:pPr>
-        <w:spacing w:after="40"/>
-        <w:ind w:left="432" w:hanging="432"/>
-      </w:pPr>
-      <w:r>
-        <w:rPr>
-          <w:sz w:val="19"/>
-        </w:rPr>
-        <w:t>[21] Durbin, F. Numerical Inversion of Laplace Transforms: An Efficient Improvement to Dubner and Abate's Method. The Computer Journal, 17(4), 371-376 (1974). https://doi.org/10.1093/comjnl/17.4.371</w:t>
-      </w:r>
-    </w:p>
-    <w:p>
-      <w:pPr>
-        <w:spacing w:after="40"/>
-        <w:ind w:left="432" w:hanging="432"/>
-      </w:pPr>
-      <w:r>
-        <w:rPr>
-          <w:sz w:val="19"/>
-        </w:rPr>
-        <w:t>[22] Crump, K.S. Numerical Inversion of Laplace Transforms Using a Fourier Series Approximation. Journal of the ACM, 23(1), 89-96 (1976). https://doi.org/10.1145/321921.321931</w:t>
-      </w:r>
-    </w:p>
-    <w:p>
-      <w:pPr>
-        <w:spacing w:after="40"/>
-        <w:ind w:left="432" w:hanging="432"/>
-      </w:pPr>
-      <w:r>
-        <w:rPr>
-          <w:sz w:val="19"/>
-        </w:rPr>
-        <w:t>[23] Huang, Y., Yan, L., Wu, H., Yu, Y. New insights on generalized heat conduction and thermoelastic coupling models. Applied Mathematics and Mechanics, 46(8), 1533-1550 (2025). https://doi.org/10.1007/s10483-025-3280-7</w:t>
-      </w:r>
-    </w:p>
-    <w:p>
-      <w:pPr>
-        <w:spacing w:after="40"/>
-        <w:ind w:left="432" w:hanging="432"/>
-      </w:pPr>
-      <w:r>
-        <w:rPr>
-          <w:sz w:val="19"/>
-        </w:rPr>
-        <w:t>[24] Green, A.E., Lindsay, K.A. Thermoelasticity. Journal of Elasticity, 2(1), 1-7 (1972). https://doi.org/10.1007/BF00045689</w:t>
-      </w:r>
-    </w:p>
-    <w:p>
-      <w:pPr>
-        <w:spacing w:after="40"/>
-        <w:ind w:left="432" w:hanging="432"/>
-      </w:pPr>
-      <w:r>
-        <w:rPr>
-          <w:sz w:val="19"/>
-        </w:rPr>
-        <w:t>[25] Green, A.E., Naghdi, P.M. Thermoelasticity without energy dissipation. Journal of Elasticity, 31(3), 189-208 (1993). https://doi.org/10.1007/BF00044969</w:t>
-      </w:r>
-    </w:p>
-    <w:p>
-      <w:pPr>
-        <w:spacing w:after="40"/>
-        <w:ind w:left="432" w:hanging="432"/>
-      </w:pPr>
-      <w:r>
-        <w:rPr>
-          <w:sz w:val="19"/>
-        </w:rPr>
-        <w:t>[26] Hetnarski, R.B., Ignaczak, J. GENERALIZED THERMOELASTICITY: CLOSED-FORM SOLUTIONS. Journal of Thermal Stresses, 16(4), 473-498 (1993). https://doi.org/10.1080/01495739308946241</w:t>
-      </w:r>
-    </w:p>
-    <w:p>
-      <w:pPr>
-        <w:spacing w:after="40"/>
-        <w:ind w:left="432" w:hanging="432"/>
-      </w:pPr>
-      <w:r>
-        <w:rPr>
-          <w:sz w:val="19"/>
-        </w:rPr>
-        <w:t>[27] Ignaczak, J., Ostoja-Starzewski, M. Thermoelasticity with Finite Wave Speeds. Oxford University Press (2009). https://doi.org/10.1093/acprof:oso/9780199541645.001.0001</w:t>
-      </w:r>
-    </w:p>
-    <w:p>
-      <w:pPr>
-        <w:spacing w:after="40"/>
-        <w:ind w:left="432" w:hanging="432"/>
-      </w:pPr>
-      <w:r>
-        <w:rPr>
-          <w:sz w:val="19"/>
-        </w:rPr>
-        <w:t>[28] Straughan, B. Heat Waves. Springer, Applied Mathematical Sciences (2011). https://doi.org/10.1007/978-1-4614-0493-4</w:t>
-      </w:r>
-    </w:p>
-    <w:p>
-      <w:pPr>
-        <w:spacing w:after="40"/>
-        <w:ind w:left="432" w:hanging="432"/>
-      </w:pPr>
-      <w:r>
-        <w:rPr>
-          <w:sz w:val="19"/>
-        </w:rPr>
-        <w:t>[29] Hetnarski, R.B., Eslami, M.R. Thermal Stresses—Advanced Theory and Applications. Springer, Solid Mechanics and Its Applications (2019). https://doi.org/10.1007/978-3-030-10436-8</w:t>
-      </w:r>
-    </w:p>
-    <w:p>
-      <w:pPr>
-        <w:spacing w:after="40"/>
-        <w:ind w:left="432" w:hanging="432"/>
-      </w:pPr>
-      <w:r>
-        <w:rPr>
-          <w:sz w:val="19"/>
-        </w:rPr>
-        <w:t>[30] Eslami, M.R., Hetnarski, R.B., Ignaczak, J., Noda, N., Sumi, N., Tanigawa, Y. Theory of Elasticity and Thermal Stresses. Springer, Solid Mechanics and Its Applications (2013). https://doi.org/10.1007/978-94-007-6356-2</w:t>
-      </w:r>
-    </w:p>
-    <w:p>
-      <w:pPr>
-        <w:spacing w:after="40"/>
-        <w:ind w:left="432" w:hanging="432"/>
-      </w:pPr>
-      <w:r>
-        <w:rPr>
-          <w:sz w:val="19"/>
-        </w:rPr>
-        <w:t>[31] Chandrasekharaiah, D.S. Thermoelasticity with Second Sound: A Review. Applied Mechanics Reviews, 39(3), 355-376 (1986). https://doi.org/10.1115/1.3143705</w:t>
-      </w:r>
-    </w:p>
-    <w:p>
-      <w:pPr>
-        <w:spacing w:after="40"/>
-        <w:ind w:left="432" w:hanging="432"/>
-      </w:pPr>
-      <w:r>
-        <w:rPr>
-          <w:sz w:val="19"/>
-        </w:rPr>
-        <w:t>[32] Joseph, D.D., Preziosi, L. Heat waves. Reviews of Modern Physics, 61(1), 41-73 (1989). https://doi.org/10.1103/RevModPhys.61.41</w:t>
-      </w:r>
-    </w:p>
-    <w:p>
-      <w:pPr>
-        <w:spacing w:after="40"/>
-        <w:ind w:left="432" w:hanging="432"/>
-      </w:pPr>
-      <w:r>
-        <w:rPr>
-          <w:sz w:val="19"/>
-        </w:rPr>
-        <w:t>[33] Kaminski, W. Hyperbolic Heat Conduction Equation for Materials With a Nonhomogeneous Inner Structure. Journal of Heat Transfer, 112(3), 555-560 (1990). https://doi.org/10.1115/1.2910422</w:t>
-      </w:r>
-    </w:p>
-    <w:p>
-      <w:pPr>
-        <w:spacing w:after="40"/>
-        <w:ind w:left="432" w:hanging="432"/>
-      </w:pPr>
-      <w:r>
-        <w:rPr>
-          <w:sz w:val="19"/>
-        </w:rPr>
-        <w:t>[34] Roy Choudhuri, S.K. On A Thermoelastic Three-Phase-Lag Model. Journal of Thermal Stresses, 30(3), 231-238 (2007). https://doi.org/10.1080/01495730601130919</w:t>
-      </w:r>
-    </w:p>
-    <w:p>
-      <w:pPr>
-        <w:spacing w:after="40"/>
-        <w:ind w:left="432" w:hanging="432"/>
-      </w:pPr>
-      <w:r>
-        <w:rPr>
-          <w:sz w:val="19"/>
-        </w:rPr>
-        <w:t>[35] Chen, G. Ballistic-Diffusive Heat-Conduction Equations. Physical Review Letters, 86(11), 2297-2300 (2001). https://doi.org/10.1103/PhysRevLett.86.2297</w:t>
-      </w:r>
-    </w:p>
-    <w:p>
-      <w:pPr>
-        <w:spacing w:after="40"/>
-        <w:ind w:left="432" w:hanging="432"/>
-      </w:pPr>
-      <w:r>
-        <w:rPr>
-          <w:sz w:val="19"/>
-        </w:rPr>
-        <w:t>[36] Majumdar, A. Microscale Heat Conduction in Dielectric Thin Films. Journal of Heat Transfer, 115(1), 7-16 (1993). https://doi.org/10.1115/1.2910673</w:t>
-      </w:r>
-    </w:p>
-    <w:p>
-      <w:pPr>
-        <w:spacing w:after="40"/>
-        <w:ind w:left="432" w:hanging="432"/>
-      </w:pPr>
-      <w:r>
-        <w:rPr>
-          <w:sz w:val="19"/>
-        </w:rPr>
-        <w:t>[37] Tzou, D.Y. Macro- to Microscale Heat Transfer. Wiley (2014). https://doi.org/10.1002/9781118818275</w:t>
-      </w:r>
-    </w:p>
-    <w:p>
-      <w:pPr>
-        <w:spacing w:after="40"/>
-        <w:ind w:left="432" w:hanging="432"/>
-      </w:pPr>
-      <w:r>
-        <w:rPr>
-          <w:sz w:val="19"/>
-        </w:rPr>
-        <w:t>[38] Prevost, J.H., Tao, D. Finite Element Analysis of Dynamic Coupled Thermoelasticity Problems With Relaxation Times. Journal of Applied Mechanics, 50(4), 817-822 (1983). https://doi.org/10.1115/1.3167151</w:t>
-      </w:r>
-    </w:p>
-    <w:p>
-      <w:pPr>
-        <w:spacing w:after="40"/>
-        <w:ind w:left="432" w:hanging="432"/>
-      </w:pPr>
-      <w:r>
-        <w:rPr>
-          <w:sz w:val="19"/>
-        </w:rPr>
-        <w:t>[39] Narayanan, G.V., Beskos, D.E. Numerical operational methods for time-dependent linear problems. International Journal for Numerical Methods in Engineering, 18(12), 1829-1854 (1982). https://doi.org/10.1002/nme.1620181207</w:t>
-      </w:r>
-    </w:p>
-    <w:p>
-      <w:pPr>
-        <w:spacing w:after="40"/>
-        <w:ind w:left="432" w:hanging="432"/>
-      </w:pPr>
-      <w:r>
-        <w:rPr>
-          <w:sz w:val="19"/>
-        </w:rPr>
-        <w:t>[40] Davies, B., Martin, B. Numerical inversion of the laplace transform: a survey and comparison of methods. Journal of Computational Physics, 33(1), 1-32 (1979). https://doi.org/10.1016/0021-9991(79)90025-1</w:t>
-      </w:r>
-    </w:p>
-    <w:p>
-      <w:pPr>
-        <w:spacing w:after="40"/>
-        <w:ind w:left="432" w:hanging="432"/>
-      </w:pPr>
-      <w:r>
-        <w:rPr>
-          <w:sz w:val="19"/>
-        </w:rPr>
-        <w:t>[41] Weeks, W.T. Numerical Inversion of Laplace Transforms Using Laguerre Functions. Journal of the ACM, 13(3), 419-429 (1966). https://doi.org/10.1145/321341.321351</w:t>
-      </w:r>
-    </w:p>
-    <w:p>
-      <w:pPr>
-        <w:spacing w:after="40"/>
-        <w:ind w:left="432" w:hanging="432"/>
-      </w:pPr>
-      <w:r>
-        <w:rPr>
-          <w:sz w:val="19"/>
-        </w:rPr>
-        <w:t>[42] Talbot, A. The Accurate Numerical Inversion of Laplace Transforms. IMA Journal of Applied Mathematics, 23(1), 97-120 (1979). https://doi.org/10.1093/imamat/23.1.97</w:t>
-      </w:r>
-    </w:p>
-    <w:p>
-      <w:pPr>
-        <w:spacing w:after="40"/>
-        <w:ind w:left="432" w:hanging="432"/>
-      </w:pPr>
-      <w:r>
-        <w:rPr>
-          <w:sz w:val="19"/>
-        </w:rPr>
-        <w:t>[43] Abate, J., Whitt, W. A Unified Framework for Numerically Inverting Laplace Transforms. INFORMS Journal on Computing, 18(4), 408-421 (2006). https://doi.org/10.1287/ijoc.1050.0137</w:t>
-      </w:r>
-    </w:p>
-    <w:p>
-      <w:pPr>
-        <w:spacing w:after="40"/>
-        <w:ind w:left="432" w:hanging="432"/>
-      </w:pPr>
-      <w:r>
-        <w:rPr>
-          <w:sz w:val="19"/>
-        </w:rPr>
-        <w:t>[44] de Hoog, F.R., Knight, J.H., Stokes, A.N. An Improved Method for Numerical Inversion of Laplace Transforms. SIAM Journal on Scientific and Statistical Computing, 3(3), 357-366 (1982). https://doi.org/10.1137/0903022</w:t>
-      </w:r>
-    </w:p>
-    <w:p>
-      <w:pPr>
-        <w:spacing w:after="40"/>
-        <w:ind w:left="432" w:hanging="432"/>
-      </w:pPr>
-      <w:r>
-        <w:rPr>
-          <w:sz w:val="19"/>
-        </w:rPr>
-        <w:t>[45] Ting, T.T.C. Anisotropic Elasticity. Oxford University Press (1996). https://doi.org/10.1093/oso/9780195074475.001.0001</w:t>
-      </w:r>
-    </w:p>
-    <w:p>
-      <w:pPr>
-        <w:spacing w:after="40"/>
-        <w:ind w:left="432" w:hanging="432"/>
-      </w:pPr>
-      <w:r>
-        <w:rPr>
-          <w:sz w:val="19"/>
-        </w:rPr>
-        <w:t>[46] Hwu, C. Anisotropic Elastic Plates. Springer (2010). https://doi.org/10.1007/978-1-4419-5915-7</w:t>
-      </w:r>
-    </w:p>
-    <w:p>
-      <w:pPr>
-        <w:spacing w:after="40"/>
-        <w:ind w:left="432" w:hanging="432"/>
-      </w:pPr>
-      <w:r>
-        <w:rPr>
-          <w:sz w:val="19"/>
-        </w:rPr>
-        <w:t>[47] Stroh, A.N. Dislocations and Cracks in Anisotropic Elasticity. Philosophical Magazine, 3(30), 625-646 (1958). https://doi.org/10.1080/14786435808565804</w:t>
-      </w:r>
-    </w:p>
-    <w:p>
-      <w:pPr>
-        <w:spacing w:after="40"/>
-        <w:ind w:left="432" w:hanging="432"/>
-      </w:pPr>
-      <w:r>
-        <w:rPr>
-          <w:sz w:val="19"/>
-        </w:rPr>
-        <w:t>[48] Chen, F.M., Chao, C.K. Stress Analysis of an Infinite Plate with a Coated Elliptic Hole Under a Remote Uniform Heat Flow. Journal of Thermal Stresses, 31(7), 599-613 (2008). https://doi.org/10.1080/01495730801978547</w:t>
-      </w:r>
-    </w:p>
-    <w:p>
-      <w:pPr>
-        <w:spacing w:after="40"/>
-        <w:ind w:left="432" w:hanging="432"/>
-      </w:pPr>
-      <w:r>
-        <w:rPr>
-          <w:sz w:val="19"/>
-        </w:rPr>
-        <w:t>[49] Fahmy, M.A. Boundary Element Algorithm for Modeling and Simulation of Dual-Phase Lag Bioheat Transfer and Biomechanics of Anisotropic Soft Tissues. International Journal of Applied Mechanics, 10(10), 1850108 (2018). https://doi.org/10.1142/S1758825118501089</w:t>
-      </w:r>
-    </w:p>
-    <w:p>
-      <w:pPr>
-        <w:spacing w:after="40"/>
-        <w:ind w:left="432" w:hanging="432"/>
-      </w:pPr>
-      <w:r>
-        <w:rPr>
-          <w:sz w:val="19"/>
-        </w:rPr>
-        <w:t>[50] Pearton, S.J., Yang, J., Cary, P.H., Ren, F., Kim, J., Tadjer, M.J., et al. A review of Ga2O3 materials, processing, and devices. Applied Physics Reviews, 5(1), 011301 (2018). https://doi.org/10.1063/1.5006941</w:t>
-      </w:r>
-    </w:p>
-    <w:p>
-      <w:pPr>
-        <w:spacing w:after="40"/>
-        <w:ind w:left="432" w:hanging="432"/>
-      </w:pPr>
-      <w:r>
-        <w:rPr>
-          <w:sz w:val="19"/>
-        </w:rPr>
-        <w:t>[51] Galazka, Z. Growth of bulk β-Ga2O3 single crystals by the Czochralski method. Journal of Applied Physics, 131(3), 031103 (2022). https://doi.org/10.1063/5.0076962</w:t>
-      </w:r>
-    </w:p>
-    <w:p>
-      <w:pPr>
-        <w:spacing w:after="40"/>
-        <w:ind w:left="432" w:hanging="432"/>
-      </w:pPr>
-      <w:r>
-        <w:rPr>
-          <w:sz w:val="19"/>
-        </w:rPr>
-        <w:t>[52] Richardson, L.F., Gaunt, J.A. VIII. The deferred approach to the limit. Philosophical Transactions of the Royal Society of London Series A, 226, 299-361 (1927). https://doi.org/10.1098/rsta.1927.0008</w:t>
-      </w:r>
-    </w:p>
-    <w:p>
-      <w:pPr>
-        <w:spacing w:after="40"/>
-        <w:ind w:left="432" w:hanging="432"/>
-      </w:pPr>
-      <w:r>
-        <w:rPr>
-          <w:sz w:val="19"/>
-        </w:rPr>
-        <w:t>[53] Oberkampf, W.L., Roy, C.J. Verification and Validation in Scientific Computing. Cambridge University Press (2010). https://doi.org/10.1017/CBO9780511760396</w:t>
-      </w:r>
-    </w:p>
-    <w:p>
-      <w:pPr>
-        <w:spacing w:after="40"/>
-        <w:ind w:left="432" w:hanging="432"/>
-      </w:pPr>
-      <w:r>
-        <w:rPr>
-          <w:sz w:val="19"/>
-        </w:rPr>
-        <w:t>[54] Pelletier, D., Roache, P.J. Verification and Validation of Computational Heat Transfer. In Handbook of Numerical Heat Transfer, 417-442 (2000). https://doi.org/10.1002/9780470172599.ch13</w:t>
-      </w:r>
-    </w:p>
-    <w:p>
-      <w:pPr>
-        <w:spacing w:after="40"/>
-        <w:ind w:left="432" w:hanging="432"/>
-      </w:pPr>
-      <w:r>
-        <w:rPr>
-          <w:sz w:val="19"/>
-        </w:rPr>
-        <w:t>[55] Gurtin, M.E., Pipkin, A.C. A general theory of heat conduction with finite wave speeds. Archive for Rational Mechanics and Analysis, 31(2), 113-126 (1968). https://doi.org/10.1007/BF00281373</w:t>
       </w:r>
     </w:p>
     <w:p>
@@ -19877,6 +19209,674 @@
       <w:pPr>
         <w:spacing w:after="40"/>
       </w:pPr>
+    </w:p>
+    <w:p>
+      <w:pPr>
+        <w:pStyle w:val="Heading1"/>
+      </w:pPr>
+      <w:r>
+        <w:t>References</w:t>
+      </w:r>
+    </w:p>
+    <w:p>
+      <w:pPr>
+        <w:spacing w:after="40"/>
+        <w:ind w:left="432" w:hanging="432"/>
+      </w:pPr>
+      <w:r>
+        <w:rPr>
+          <w:sz w:val="19"/>
+        </w:rPr>
+        <w:t>[1] Florence, A.L., Goodier, J.N. Thermal Stress at Spherical Cavities and Circular Holes in Uniform Heat Flow. Journal of Applied Mechanics, 26(2), 293-294 (1959). https://doi.org/10.1115/1.4011999</w:t>
+      </w:r>
+    </w:p>
+    <w:p>
+      <w:pPr>
+        <w:spacing w:after="40"/>
+        <w:ind w:left="432" w:hanging="432"/>
+      </w:pPr>
+      <w:r>
+        <w:rPr>
+          <w:sz w:val="19"/>
+        </w:rPr>
+        <w:t>[2] Florence, A.L., Goodier, J.N. Thermal Stresses Due to Disturbance of Uniform Heat Flow by an Insulated Ovaloid Hole. Journal of Applied Mechanics, 27(4), 635-639 (1960). https://doi.org/10.1115/1.3644074</w:t>
+      </w:r>
+    </w:p>
+    <w:p>
+      <w:pPr>
+        <w:spacing w:after="40"/>
+        <w:ind w:left="432" w:hanging="432"/>
+      </w:pPr>
+      <w:r>
+        <w:rPr>
+          <w:sz w:val="19"/>
+        </w:rPr>
+        <w:t>[3] Chao, C.K., Gao, B. Mixed boundary-value problems of two-dimensional anisotropic thermoelasticity with elliptic boundaries. International Journal of Solids and Structures, 38(34-35), 5975-5994 (2001). https://doi.org/10.1016/s0020-7683(00)00403-0</w:t>
+      </w:r>
+    </w:p>
+    <w:p>
+      <w:pPr>
+        <w:spacing w:after="40"/>
+        <w:ind w:left="432" w:hanging="432"/>
+      </w:pPr>
+      <w:r>
+        <w:rPr>
+          <w:sz w:val="19"/>
+        </w:rPr>
+        <w:t>[4] Abbas, I.A. A Dual Phase Lag Model on Thermoelastic Interaction in an Infinite Fiber-Reinforced Anisotropic Medium with a Circular Hole. Mechanics Based Design of Structures and Machines, 43(4), 501-513 (2015). https://doi.org/10.1080/15397734.2015.1029589</w:t>
+      </w:r>
+    </w:p>
+    <w:p>
+      <w:pPr>
+        <w:spacing w:after="40"/>
+        <w:ind w:left="432" w:hanging="432"/>
+      </w:pPr>
+      <w:r>
+        <w:rPr>
+          <w:sz w:val="19"/>
+        </w:rPr>
+        <w:t>[5] Karmakar, R., Sur, A., Kanoria, M. Generalized thermoelastic problem of an infinite body with a spherical cavity under dual-phase-lags. Journal of Applied Mechanics and Technical Physics, 57(4), 652-665 (2016). https://doi.org/10.1134/s002189441604009x</w:t>
+      </w:r>
+    </w:p>
+    <w:p>
+      <w:pPr>
+        <w:spacing w:after="40"/>
+        <w:ind w:left="432" w:hanging="432"/>
+      </w:pPr>
+      <w:r>
+        <w:rPr>
+          <w:sz w:val="19"/>
+        </w:rPr>
+        <w:t>[6] Abbas, I., Marin, M., Hobiny, A., Vlase, S. Thermal Conductivity Study of an Orthotropic Medium Containing a Cylindrical Cavity. Symmetry, 14(11), 2387 (2022). https://doi.org/10.3390/sym14112387</w:t>
+      </w:r>
+    </w:p>
+    <w:p>
+      <w:pPr>
+        <w:spacing w:after="40"/>
+        <w:ind w:left="432" w:hanging="432"/>
+      </w:pPr>
+      <w:r>
+        <w:rPr>
+          <w:sz w:val="19"/>
+        </w:rPr>
+        <w:t>[7] Jafari, M. Effect of hole geometry on the thermal stress analysis of perforated composite plate under uniform heat flux. Journal of Composite Materials, 53(8), 1079-1095 (2019). https://doi.org/10.1177/0021998318795279</w:t>
+      </w:r>
+    </w:p>
+    <w:p>
+      <w:pPr>
+        <w:spacing w:after="40"/>
+        <w:ind w:left="432" w:hanging="432"/>
+      </w:pPr>
+      <w:r>
+        <w:rPr>
+          <w:sz w:val="19"/>
+        </w:rPr>
+        <w:t>[8] Fahmy, M.A., Alsulami, M.O. Boundary Element and Sensitivity Analysis of Anisotropic Thermoelastic Metal and Alloy Discs with Holes. Materials, 15(5), 1828 (2022). https://doi.org/10.3390/ma15051828</w:t>
+      </w:r>
+    </w:p>
+    <w:p>
+      <w:pPr>
+        <w:spacing w:after="40"/>
+        <w:ind w:left="432" w:hanging="432"/>
+      </w:pPr>
+      <w:r>
+        <w:rPr>
+          <w:sz w:val="19"/>
+        </w:rPr>
+        <w:t>[9] Shiah, Y.C., Liu, T.L. Boundary element analysis of thermal stresses on voids/holes in an infinite/semi-infinite anisotropic plane. Journal of Thermal Stresses, 49(1), 129-145 (2026). https://doi.org/10.1080/01495739.2025.2566326</w:t>
+      </w:r>
+    </w:p>
+    <w:p>
+      <w:pPr>
+        <w:spacing w:after="40"/>
+        <w:ind w:left="432" w:hanging="432"/>
+      </w:pPr>
+      <w:r>
+        <w:rPr>
+          <w:sz w:val="19"/>
+        </w:rPr>
+        <w:t>[10] Chen, F.M., Chao, C.K. Stress Analysis of an Infinite Plate with a Coated Elliptic Hole Under a Remote Uniform Heat Flow. Journal of Thermal Stresses, 31(7), 599-613 (2008). https://doi.org/10.1080/01495730801978547</w:t>
+      </w:r>
+    </w:p>
+    <w:p>
+      <w:pPr>
+        <w:spacing w:after="40"/>
+        <w:ind w:left="432" w:hanging="432"/>
+      </w:pPr>
+      <w:r>
+        <w:rPr>
+          <w:sz w:val="19"/>
+        </w:rPr>
+        <w:t>[11] Fahmy, M.A. Boundary Element Algorithm for Modeling and Simulation of Dual-Phase Lag Bioheat Transfer and Biomechanics of Anisotropic Soft Tissues. International Journal of Applied Mechanics, 10(10), 1850108 (2018). https://doi.org/10.1142/S1758825118501089</w:t>
+      </w:r>
+    </w:p>
+    <w:p>
+      <w:pPr>
+        <w:spacing w:after="40"/>
+        <w:ind w:left="432" w:hanging="432"/>
+      </w:pPr>
+      <w:r>
+        <w:rPr>
+          <w:sz w:val="19"/>
+        </w:rPr>
+        <w:t>[12] Biot, M.A. Thermoelasticity and Irreversible Thermodynamics. Journal of Applied Physics, 27(3), 240-253 (1956). https://doi.org/10.1063/1.1722351</w:t>
+      </w:r>
+    </w:p>
+    <w:p>
+      <w:pPr>
+        <w:spacing w:after="40"/>
+        <w:ind w:left="432" w:hanging="432"/>
+      </w:pPr>
+      <w:r>
+        <w:rPr>
+          <w:sz w:val="19"/>
+        </w:rPr>
+        <w:t>[13] Lord, H.W., Shulman, Y. A generalized dynamical theory of thermoelasticity. Journal of the Mechanics and Physics of Solids, 15(5), 299-309 (1967). https://doi.org/10.1016/0022-5096(67)90024-5</w:t>
+      </w:r>
+    </w:p>
+    <w:p>
+      <w:pPr>
+        <w:spacing w:after="40"/>
+        <w:ind w:left="432" w:hanging="432"/>
+      </w:pPr>
+      <w:r>
+        <w:rPr>
+          <w:sz w:val="19"/>
+        </w:rPr>
+        <w:t>[14] Dhaliwal, R.S., Sherief, H.H. Generalized thermoelasticity for anisotropic media. Quarterly of Applied Mathematics, 38(1), 1-8 (1980). https://doi.org/10.1090/qam/575828</w:t>
+      </w:r>
+    </w:p>
+    <w:p>
+      <w:pPr>
+        <w:spacing w:after="40"/>
+        <w:ind w:left="432" w:hanging="432"/>
+      </w:pPr>
+      <w:r>
+        <w:rPr>
+          <w:sz w:val="19"/>
+        </w:rPr>
+        <w:t>[15] Gurtin, M.E., Pipkin, A.C. A general theory of heat conduction with finite wave speeds. Archive for Rational Mechanics and Analysis, 31(2), 113-126 (1968). https://doi.org/10.1007/BF00281373</w:t>
+      </w:r>
+    </w:p>
+    <w:p>
+      <w:pPr>
+        <w:spacing w:after="40"/>
+        <w:ind w:left="432" w:hanging="432"/>
+      </w:pPr>
+      <w:r>
+        <w:rPr>
+          <w:sz w:val="19"/>
+        </w:rPr>
+        <w:t>[16] Tzou, D.Y. A Unified Field Approach for Heat Conduction From Macro- to Micro-Scales. Journal of Heat Transfer, 117(1), 8-16 (1995). https://doi.org/10.1115/1.2822329</w:t>
+      </w:r>
+    </w:p>
+    <w:p>
+      <w:pPr>
+        <w:spacing w:after="40"/>
+        <w:ind w:left="432" w:hanging="432"/>
+      </w:pPr>
+      <w:r>
+        <w:rPr>
+          <w:sz w:val="19"/>
+        </w:rPr>
+        <w:t>[17] Chandrasekharaiah, D.S. Hyperbolic Thermoelasticity: A Review of Recent Literature. Applied Mechanics Reviews, 51(12), 705-729 (1998). https://doi.org/10.1115/1.3098984</w:t>
+      </w:r>
+    </w:p>
+    <w:p>
+      <w:pPr>
+        <w:spacing w:after="40"/>
+        <w:ind w:left="432" w:hanging="432"/>
+      </w:pPr>
+      <w:r>
+        <w:rPr>
+          <w:sz w:val="19"/>
+        </w:rPr>
+        <w:t>[18] Huang, Y., Yan, L., Wu, H., Yu, Y. New insights on generalized heat conduction and thermoelastic coupling models. Applied Mathematics and Mechanics, 46(8), 1533-1550 (2025). https://doi.org/10.1007/s10483-025-3280-7</w:t>
+      </w:r>
+    </w:p>
+    <w:p>
+      <w:pPr>
+        <w:spacing w:after="40"/>
+        <w:ind w:left="432" w:hanging="432"/>
+      </w:pPr>
+      <w:r>
+        <w:rPr>
+          <w:sz w:val="19"/>
+        </w:rPr>
+        <w:t>[19] Adachi, K., Ogi, H., Takeuchi, N., Nakamura, N., Watanabe, H., Ito, T., et al. Unusual elasticity of monoclinic β-Ga2O3. Journal of Applied Physics, 124(8), 085102 (2018). https://doi.org/10.1063/1.5047017</w:t>
+      </w:r>
+    </w:p>
+    <w:p>
+      <w:pPr>
+        <w:spacing w:after="40"/>
+        <w:ind w:left="432" w:hanging="432"/>
+      </w:pPr>
+      <w:r>
+        <w:rPr>
+          <w:sz w:val="19"/>
+        </w:rPr>
+        <w:t>[20] Klimm, D., Amgalan, B., Ganschow, S., Kwasniewski, A., Galazka, Z., Bickermann, M. The Thermal Conductivity Tensor of β-Ga2O3 from 300 to 1275 K. Crystal Research and Technology, 58(2), 2200204 (2023). https://doi.org/10.1002/crat.202200204</w:t>
+      </w:r>
+    </w:p>
+    <w:p>
+      <w:pPr>
+        <w:spacing w:after="40"/>
+        <w:ind w:left="432" w:hanging="432"/>
+      </w:pPr>
+      <w:r>
+        <w:rPr>
+          <w:sz w:val="19"/>
+        </w:rPr>
+        <w:t>[21] Orlandi, F., Mezzadri, F., Calestani, G., Boschi, F., Fornari, R. Thermal expansion coefficients of β-Ga2O3 single crystals. Applied Physics Express, 8(11), 111101 (2015). https://doi.org/10.7567/apex.8.111101</w:t>
+      </w:r>
+    </w:p>
+    <w:p>
+      <w:pPr>
+        <w:spacing w:after="40"/>
+        <w:ind w:left="432" w:hanging="432"/>
+      </w:pPr>
+      <w:r>
+        <w:rPr>
+          <w:sz w:val="19"/>
+        </w:rPr>
+        <w:t>[22] Cheng, Z., Hanke, M., Galazka, Z., Trampert, A. Thermal expansion of single-crystalline β-Ga2O3 from RT to 1200 K studied by synchrotron-based high resolution x-ray diffraction. Applied Physics Letters, 113(18), 182102 (2018). https://doi.org/10.1063/1.5054265</w:t>
+      </w:r>
+    </w:p>
+    <w:p>
+      <w:pPr>
+        <w:spacing w:after="40"/>
+        <w:ind w:left="432" w:hanging="432"/>
+      </w:pPr>
+      <w:r>
+        <w:rPr>
+          <w:sz w:val="19"/>
+        </w:rPr>
+        <w:t>[23] Pearton, S.J., Yang, J., Cary, P.H., Ren, F., Kim, J., Tadjer, M.J., et al. A review of Ga2O3 materials, processing, and devices. Applied Physics Reviews, 5(1), 011301 (2018). https://doi.org/10.1063/1.5006941</w:t>
+      </w:r>
+    </w:p>
+    <w:p>
+      <w:pPr>
+        <w:spacing w:after="40"/>
+        <w:ind w:left="432" w:hanging="432"/>
+      </w:pPr>
+      <w:r>
+        <w:rPr>
+          <w:sz w:val="19"/>
+        </w:rPr>
+        <w:t>[24] Galazka, Z. Growth of bulk β-Ga2O3 single crystals by the Czochralski method. Journal of Applied Physics, 131(3), 031103 (2022). https://doi.org/10.1063/5.0076962</w:t>
+      </w:r>
+    </w:p>
+    <w:p>
+      <w:pPr>
+        <w:spacing w:after="40"/>
+        <w:ind w:left="432" w:hanging="432"/>
+      </w:pPr>
+      <w:r>
+        <w:rPr>
+          <w:sz w:val="19"/>
+        </w:rPr>
+        <w:t>[25] Green, A.E., Lindsay, K.A. Thermoelasticity. Journal of Elasticity, 2(1), 1-7 (1972). https://doi.org/10.1007/BF00045689</w:t>
+      </w:r>
+    </w:p>
+    <w:p>
+      <w:pPr>
+        <w:spacing w:after="40"/>
+        <w:ind w:left="432" w:hanging="432"/>
+      </w:pPr>
+      <w:r>
+        <w:rPr>
+          <w:sz w:val="19"/>
+        </w:rPr>
+        <w:t>[26] Green, A.E., Naghdi, P.M. Thermoelasticity without energy dissipation. Journal of Elasticity, 31(3), 189-208 (1993). https://doi.org/10.1007/BF00044969</w:t>
+      </w:r>
+    </w:p>
+    <w:p>
+      <w:pPr>
+        <w:spacing w:after="40"/>
+        <w:ind w:left="432" w:hanging="432"/>
+      </w:pPr>
+      <w:r>
+        <w:rPr>
+          <w:sz w:val="19"/>
+        </w:rPr>
+        <w:t>[27] Hetnarski, R.B., Ignaczak, J. GENERALIZED THERMOELASTICITY: CLOSED-FORM SOLUTIONS. Journal of Thermal Stresses, 16(4), 473-498 (1993). https://doi.org/10.1080/01495739308946241</w:t>
+      </w:r>
+    </w:p>
+    <w:p>
+      <w:pPr>
+        <w:spacing w:after="40"/>
+        <w:ind w:left="432" w:hanging="432"/>
+      </w:pPr>
+      <w:r>
+        <w:rPr>
+          <w:sz w:val="19"/>
+        </w:rPr>
+        <w:t>[28] Ignaczak, J., Ostoja-Starzewski, M. Thermoelasticity with Finite Wave Speeds. Oxford University Press (2009). https://doi.org/10.1093/acprof:oso/9780199541645.001.0001</w:t>
+      </w:r>
+    </w:p>
+    <w:p>
+      <w:pPr>
+        <w:spacing w:after="40"/>
+        <w:ind w:left="432" w:hanging="432"/>
+      </w:pPr>
+      <w:r>
+        <w:rPr>
+          <w:sz w:val="19"/>
+        </w:rPr>
+        <w:t>[29] Straughan, B. Heat Waves. Springer, Applied Mathematical Sciences (2011). https://doi.org/10.1007/978-1-4614-0493-4</w:t>
+      </w:r>
+    </w:p>
+    <w:p>
+      <w:pPr>
+        <w:spacing w:after="40"/>
+        <w:ind w:left="432" w:hanging="432"/>
+      </w:pPr>
+      <w:r>
+        <w:rPr>
+          <w:sz w:val="19"/>
+        </w:rPr>
+        <w:t>[30] Chandrasekharaiah, D.S. Thermoelasticity with Second Sound: A Review. Applied Mechanics Reviews, 39(3), 355-376 (1986). https://doi.org/10.1115/1.3143705</w:t>
+      </w:r>
+    </w:p>
+    <w:p>
+      <w:pPr>
+        <w:spacing w:after="40"/>
+        <w:ind w:left="432" w:hanging="432"/>
+      </w:pPr>
+      <w:r>
+        <w:rPr>
+          <w:sz w:val="19"/>
+        </w:rPr>
+        <w:t>[31] Joseph, D.D., Preziosi, L. Heat waves. Reviews of Modern Physics, 61(1), 41-73 (1989). https://doi.org/10.1103/RevModPhys.61.41</w:t>
+      </w:r>
+    </w:p>
+    <w:p>
+      <w:pPr>
+        <w:spacing w:after="40"/>
+        <w:ind w:left="432" w:hanging="432"/>
+      </w:pPr>
+      <w:r>
+        <w:rPr>
+          <w:sz w:val="19"/>
+        </w:rPr>
+        <w:t>[32] Ting, T.T.C. Anisotropic Elasticity. Oxford University Press (1996). https://doi.org/10.1093/oso/9780195074475.001.0001</w:t>
+      </w:r>
+    </w:p>
+    <w:p>
+      <w:pPr>
+        <w:spacing w:after="40"/>
+        <w:ind w:left="432" w:hanging="432"/>
+      </w:pPr>
+      <w:r>
+        <w:rPr>
+          <w:sz w:val="19"/>
+        </w:rPr>
+        <w:t>[33] Hwu, C. Anisotropic Elastic Plates. Springer (2010). https://doi.org/10.1007/978-1-4419-5915-7</w:t>
+      </w:r>
+    </w:p>
+    <w:p>
+      <w:pPr>
+        <w:spacing w:after="40"/>
+        <w:ind w:left="432" w:hanging="432"/>
+      </w:pPr>
+      <w:r>
+        <w:rPr>
+          <w:sz w:val="19"/>
+        </w:rPr>
+        <w:t>[34] Stroh, A.N. Dislocations and Cracks in Anisotropic Elasticity. Philosophical Magazine, 3(30), 625-646 (1958). https://doi.org/10.1080/14786435808565804</w:t>
+      </w:r>
+    </w:p>
+    <w:p>
+      <w:pPr>
+        <w:spacing w:after="40"/>
+        <w:ind w:left="432" w:hanging="432"/>
+      </w:pPr>
+      <w:r>
+        <w:rPr>
+          <w:sz w:val="19"/>
+        </w:rPr>
+        <w:t>[35] Kaminski, W. Hyperbolic Heat Conduction Equation for Materials With a Nonhomogeneous Inner Structure. Journal of Heat Transfer, 112(3), 555-560 (1990). https://doi.org/10.1115/1.2910422</w:t>
+      </w:r>
+    </w:p>
+    <w:p>
+      <w:pPr>
+        <w:spacing w:after="40"/>
+        <w:ind w:left="432" w:hanging="432"/>
+      </w:pPr>
+      <w:r>
+        <w:rPr>
+          <w:sz w:val="19"/>
+        </w:rPr>
+        <w:t>[36] Chen, G. Ballistic-Diffusive Heat-Conduction Equations. Physical Review Letters, 86(11), 2297-2300 (2001). https://doi.org/10.1103/PhysRevLett.86.2297</w:t>
+      </w:r>
+    </w:p>
+    <w:p>
+      <w:pPr>
+        <w:spacing w:after="40"/>
+        <w:ind w:left="432" w:hanging="432"/>
+      </w:pPr>
+      <w:r>
+        <w:rPr>
+          <w:sz w:val="19"/>
+        </w:rPr>
+        <w:t>[37] Majumdar, A. Microscale Heat Conduction in Dielectric Thin Films. Journal of Heat Transfer, 115(1), 7-16 (1993). https://doi.org/10.1115/1.2910673</w:t>
+      </w:r>
+    </w:p>
+    <w:p>
+      <w:pPr>
+        <w:spacing w:after="40"/>
+        <w:ind w:left="432" w:hanging="432"/>
+      </w:pPr>
+      <w:r>
+        <w:rPr>
+          <w:sz w:val="19"/>
+        </w:rPr>
+        <w:t>[38] Tzou, D.Y. Macro- to Microscale Heat Transfer. Wiley (2014). https://doi.org/10.1002/9781118818275</w:t>
+      </w:r>
+    </w:p>
+    <w:p>
+      <w:pPr>
+        <w:spacing w:after="40"/>
+        <w:ind w:left="432" w:hanging="432"/>
+      </w:pPr>
+      <w:r>
+        <w:rPr>
+          <w:sz w:val="19"/>
+        </w:rPr>
+        <w:t>[39] Roy Choudhuri, S.K. On A Thermoelastic Three-Phase-Lag Model. Journal of Thermal Stresses, 30(3), 231-238 (2007). https://doi.org/10.1080/01495730601130919</w:t>
+      </w:r>
+    </w:p>
+    <w:p>
+      <w:pPr>
+        <w:spacing w:after="40"/>
+        <w:ind w:left="432" w:hanging="432"/>
+      </w:pPr>
+      <w:r>
+        <w:rPr>
+          <w:sz w:val="19"/>
+        </w:rPr>
+        <w:t>[40] Hetnarski, R.B., Eslami, M.R. Thermal Stresses—Advanced Theory and Applications. Springer, Solid Mechanics and Its Applications (2019). https://doi.org/10.1007/978-3-030-10436-8</w:t>
+      </w:r>
+    </w:p>
+    <w:p>
+      <w:pPr>
+        <w:spacing w:after="40"/>
+        <w:ind w:left="432" w:hanging="432"/>
+      </w:pPr>
+      <w:r>
+        <w:rPr>
+          <w:sz w:val="19"/>
+        </w:rPr>
+        <w:t>[41] Eslami, M.R., Hetnarski, R.B., Ignaczak, J., Noda, N., Sumi, N., Tanigawa, Y. Theory of Elasticity and Thermal Stresses. Springer, Solid Mechanics and Its Applications (2013). https://doi.org/10.1007/978-94-007-6356-2</w:t>
+      </w:r>
+    </w:p>
+    <w:p>
+      <w:pPr>
+        <w:spacing w:after="40"/>
+        <w:ind w:left="432" w:hanging="432"/>
+      </w:pPr>
+      <w:r>
+        <w:rPr>
+          <w:sz w:val="19"/>
+        </w:rPr>
+        <w:t>[42] Handwerg, M., Mitdank, R., Galazka, Z., Fischer, S.F. Temperature-dependent thermal conductivity and diffusivity of a Mg-doped insulating β-Ga2O3 single crystal along [100], [010] and [001]. Semiconductor Science and Technology, 31(12), 125006 (2016). https://doi.org/10.1088/0268-1242/31/12/125006</w:t>
+      </w:r>
+    </w:p>
+    <w:p>
+      <w:pPr>
+        <w:spacing w:after="40"/>
+        <w:ind w:left="432" w:hanging="432"/>
+      </w:pPr>
+      <w:r>
+        <w:rPr>
+          <w:sz w:val="19"/>
+        </w:rPr>
+        <w:t>[43] Yang, J., Xu, Y., Wang, X., Zhang, X., He, Y., Sun, H. Lattice thermal conductivity of β-, α- and κ- Ga2O3: a first-principles computational study. Applied Physics Express, 17(1), 011001 (2023). https://doi.org/10.35848/1882-0786/ad0ba8</w:t>
+      </w:r>
+    </w:p>
+    <w:p>
+      <w:pPr>
+        <w:spacing w:after="40"/>
+        <w:ind w:left="432" w:hanging="432"/>
+      </w:pPr>
+      <w:r>
+        <w:rPr>
+          <w:sz w:val="19"/>
+        </w:rPr>
+        <w:t>[44] Prevost, J.H., Tao, D. Finite Element Analysis of Dynamic Coupled Thermoelasticity Problems With Relaxation Times. Journal of Applied Mechanics, 50(4), 817-822 (1983). https://doi.org/10.1115/1.3167151</w:t>
+      </w:r>
+    </w:p>
+    <w:p>
+      <w:pPr>
+        <w:spacing w:after="40"/>
+        <w:ind w:left="432" w:hanging="432"/>
+      </w:pPr>
+      <w:r>
+        <w:rPr>
+          <w:sz w:val="19"/>
+        </w:rPr>
+        <w:t>[45] Narayanan, G.V., Beskos, D.E. Numerical operational methods for time-dependent linear problems. International Journal for Numerical Methods in Engineering, 18(12), 1829-1854 (1982). https://doi.org/10.1002/nme.1620181207</w:t>
+      </w:r>
+    </w:p>
+    <w:p>
+      <w:pPr>
+        <w:spacing w:after="40"/>
+        <w:ind w:left="432" w:hanging="432"/>
+      </w:pPr>
+      <w:r>
+        <w:rPr>
+          <w:sz w:val="19"/>
+        </w:rPr>
+        <w:t>[46] Durbin, F. Numerical Inversion of Laplace Transforms: An Efficient Improvement to Dubner and Abate's Method. The Computer Journal, 17(4), 371-376 (1974). https://doi.org/10.1093/comjnl/17.4.371</w:t>
+      </w:r>
+    </w:p>
+    <w:p>
+      <w:pPr>
+        <w:spacing w:after="40"/>
+        <w:ind w:left="432" w:hanging="432"/>
+      </w:pPr>
+      <w:r>
+        <w:rPr>
+          <w:sz w:val="19"/>
+        </w:rPr>
+        <w:t>[47] Crump, K.S. Numerical Inversion of Laplace Transforms Using a Fourier Series Approximation. Journal of the ACM, 23(1), 89-96 (1976). https://doi.org/10.1145/321921.321931</w:t>
+      </w:r>
+    </w:p>
+    <w:p>
+      <w:pPr>
+        <w:spacing w:after="40"/>
+        <w:ind w:left="432" w:hanging="432"/>
+      </w:pPr>
+      <w:r>
+        <w:rPr>
+          <w:sz w:val="19"/>
+        </w:rPr>
+        <w:t>[48] Davies, B., Martin, B. Numerical inversion of the laplace transform: a survey and comparison of methods. Journal of Computational Physics, 33(1), 1-32 (1979). https://doi.org/10.1016/0021-9991(79)90025-1</w:t>
+      </w:r>
+    </w:p>
+    <w:p>
+      <w:pPr>
+        <w:spacing w:after="40"/>
+        <w:ind w:left="432" w:hanging="432"/>
+      </w:pPr>
+      <w:r>
+        <w:rPr>
+          <w:sz w:val="19"/>
+        </w:rPr>
+        <w:t>[49] Weeks, W.T. Numerical Inversion of Laplace Transforms Using Laguerre Functions. Journal of the ACM, 13(3), 419-429 (1966). https://doi.org/10.1145/321341.321351</w:t>
+      </w:r>
+    </w:p>
+    <w:p>
+      <w:pPr>
+        <w:spacing w:after="40"/>
+        <w:ind w:left="432" w:hanging="432"/>
+      </w:pPr>
+      <w:r>
+        <w:rPr>
+          <w:sz w:val="19"/>
+        </w:rPr>
+        <w:t>[50] Talbot, A. The Accurate Numerical Inversion of Laplace Transforms. IMA Journal of Applied Mathematics, 23(1), 97-120 (1979). https://doi.org/10.1093/imamat/23.1.97</w:t>
+      </w:r>
+    </w:p>
+    <w:p>
+      <w:pPr>
+        <w:spacing w:after="40"/>
+        <w:ind w:left="432" w:hanging="432"/>
+      </w:pPr>
+      <w:r>
+        <w:rPr>
+          <w:sz w:val="19"/>
+        </w:rPr>
+        <w:t>[51] Abate, J., Whitt, W. A Unified Framework for Numerically Inverting Laplace Transforms. INFORMS Journal on Computing, 18(4), 408-421 (2006). https://doi.org/10.1287/ijoc.1050.0137</w:t>
+      </w:r>
+    </w:p>
+    <w:p>
+      <w:pPr>
+        <w:spacing w:after="40"/>
+        <w:ind w:left="432" w:hanging="432"/>
+      </w:pPr>
+      <w:r>
+        <w:rPr>
+          <w:sz w:val="19"/>
+        </w:rPr>
+        <w:t>[52] de Hoog, F.R., Knight, J.H., Stokes, A.N. An Improved Method for Numerical Inversion of Laplace Transforms. SIAM Journal on Scientific and Statistical Computing, 3(3), 357-366 (1982). https://doi.org/10.1137/0903022</w:t>
+      </w:r>
+    </w:p>
+    <w:p>
+      <w:pPr>
+        <w:spacing w:after="40"/>
+        <w:ind w:left="432" w:hanging="432"/>
+      </w:pPr>
+      <w:r>
+        <w:rPr>
+          <w:sz w:val="19"/>
+        </w:rPr>
+        <w:t>[53] Richardson, L.F., Gaunt, J.A. VIII. The deferred approach to the limit. Philosophical Transactions of the Royal Society of London Series A, 226, 299-361 (1927). https://doi.org/10.1098/rsta.1927.0008</w:t>
+      </w:r>
+    </w:p>
+    <w:p>
+      <w:pPr>
+        <w:spacing w:after="40"/>
+        <w:ind w:left="432" w:hanging="432"/>
+      </w:pPr>
+      <w:r>
+        <w:rPr>
+          <w:sz w:val="19"/>
+        </w:rPr>
+        <w:t>[54] Oberkampf, W.L., Roy, C.J. Verification and Validation in Scientific Computing. Cambridge University Press (2010). https://doi.org/10.1017/CBO9780511760396</w:t>
+      </w:r>
+    </w:p>
+    <w:p>
+      <w:pPr>
+        <w:spacing w:after="40"/>
+        <w:ind w:left="432" w:hanging="432"/>
+      </w:pPr>
+      <w:r>
+        <w:rPr>
+          <w:sz w:val="19"/>
+        </w:rPr>
+        <w:t>[55] Pelletier, D., Roache, P.J. Verification and Validation of Computational Heat Transfer. In Handbook of Numerical Heat Transfer, 417-442 (2000). https://doi.org/10.1002/9780470172599.ch13</w:t>
+      </w:r>
     </w:p>
     <w:sectPr>
       <w:pgSz w:w="12240" w:h="15840"/>

--- a/PAPER_PROJECT/13_Manuscript/manuscript_IJHMT.docx
+++ b/PAPER_PROJECT/13_Manuscript/manuscript_IJHMT.docx
@@ -16724,7 +16724,7 @@
         <w:t>Code state and re-checks.</w:t>
       </w:r>
       <w:r>
-        <w:t xml:space="preserve"> The two archived manifests date from 2026-10-01; since they were taken, 7 of the 15 entries of `CODE_FREEZE_v2_gate.json` (cg_bromwich.py, cg_pipeline.py, run_tests.py, analyze_v2.py, make_figures.py, production_matrix.py and run_production_v2.py) have been edited, so the digests recorded for them no longer describe the code. The pipeline was re-run end to end with the code as it now stands and compared with the archived results (`15_Audits/RERUN_COMPARISON.md`): every production run reproduces its archived quantity of interest to zero relative difference and only wall-clock timings differ. On 2026-10-03 the analysis layer was re-run over all 175 stored runs: every pre-existing quantity of `ANALYSIS_V2.json` came out identical (the only value that moves is the number of runs audited), the eight figures and the five archived CSV tables are byte-identical to the archived files, and one further CSV (the ablation set at the production grid) is added. A full production job re-solved in a different build — Python 3.11.2 with NumPy 2.4.6 instead of 3.13.14/2.3.5 — reproduces its stored peak wall stress to 2.7×10⁻¹⁶ relative, i.e. one unit in the last place; the reconstruction of the wall temperature stays within 1.0×10⁻¹⁰ of the imposed pulse over the reported window for every run. Two refreshed manifests record the current code: `CODE_FREEZE_submission_2026_10_03d.json` (27 files, taken before this verification pass) and `CODE_FREEZE_submission_2026_10_03e.json` (3226904bc1dd1559, 27 files, all 27 byte-identical to the code as submitted); the second is the one to deposit with the data package, and the earlier manifests are kept unchanged as history.</w:t>
+        <w:t xml:space="preserve"> The two archived manifests date from 2026-10-01; since they were taken, 7 of the 15 entries of `CODE_FREEZE_v2_gate.json` (cg_bromwich.py, cg_pipeline.py, run_tests.py, analyze_v2.py, make_figures.py, production_matrix.py and run_production_v2.py) have been edited, so the digests recorded for them no longer describe the code. The pipeline was re-run end to end with the code as it now stands and compared with the archived results (`15_Audits/RERUN_COMPARISON.md`): every production run reproduces its archived quantity of interest to zero relative difference and only wall-clock timings differ. On 2026-10-03 the analysis layer was re-run over all 175 stored runs: every pre-existing quantity of `ANALYSIS_V2.json` came out identical (the only value that moves is the number of runs audited), the eight figures and the five archived CSV tables are byte-identical to the archived files, and one further CSV (the ablation set at the production grid) is added. A full production job re-solved in a different build — Python 3.11.2 with NumPy 2.4.6 instead of 3.13.14/2.3.5 — reproduces its stored peak wall stress to 2.7×10⁻¹⁶ relative, i.e. one unit in the last place; the reconstruction of the wall temperature stays within 1.0×10⁻¹⁰ of the imposed pulse over the reported window for every run. Two refreshed manifests record the current code: `CODE_FREEZE_submission_2026_10_03f.json` (27 files, taken before this verification pass) and `CODE_FREEZE_submission_2026_10_03g.json` (05342056f31a8f64, 27 files, all 27 byte-identical to the code as submitted); the second is the one to deposit with the data package, and the earlier manifests are kept unchanged as history.</w:t>
       </w:r>
     </w:p>
     <w:p>
@@ -16759,6 +16759,23 @@
       </w:pPr>
       <w:r>
         <w:t>`python3 08_Experiments/reproduce.py` reruns the pipeline end to end (tests, production matrix, convergence runs, analysis, figures, manuscript builders) in the order used here; the individual stages are `07_Tests/run_tests.py`, `08_Experiments/run_production_v2.py`, `run_convergence.py`, `analyze_v2.py`, `make_figures.py`, `13_Manuscript/build_manuscript.py` and `tools/md_to_tex.py`. The environment is recorded in the code-freeze files; the memory required by the finest grid (192×192) exceeded the 2 GB available here, which is why that grid is absent from the convergence families (Section 7.2).</w:t>
+      </w:r>
+    </w:p>
+    <w:p>
+      <w:pPr>
+        <w:pStyle w:val="Heading1"/>
+      </w:pPr>
+      <w:r>
+        <w:t>Acknowledgements</w:t>
+      </w:r>
+    </w:p>
+    <w:p>
+      <w:pPr>
+        <w:spacing w:after="120"/>
+        <w:jc w:val="both"/>
+      </w:pPr>
+      <w:r>
+        <w:t>[AUTHOR INPUT REQUIRED: acknowledge any funding, technical help or computing facilities not already named in the Funding statement; omit this section if there is nothing to acknowledge.]</w:t>
       </w:r>
     </w:p>
     <w:p>
@@ -16826,7 +16843,7 @@
         <w:t>Data availability:</w:t>
       </w:r>
       <w:r>
-        <w:t xml:space="preserve"> the Python source code, verification suite, per-run raw outputs (npz/json, including the frequency-domain transfer values), analysis and figure scripts, and the production matrix are provided in the project data package (SHA-256 code freeze `CODE_FREEZE_v2_gate.json`). to be deposited at [PUBLIC REPOSITORY/DOI TO BE INSERTED].</w:t>
+        <w:t xml:space="preserve"> the Python source code, verification suite, per-run raw outputs (npz/json, including the frequency-domain transfer values), analysis and figure scripts and the production matrix are provided in the project data package, whose contents are fixed by the SHA-256 code freeze `CODE_FREEZE_submission_2026_10_03g.json` described in Section 9.1; the package will be deposited in a public repository under the persistent identifier to be deposited at [PUBLIC REPOSITORY/DOI TO BE INSERTED].</w:t>
       </w:r>
     </w:p>
     <w:p>
@@ -16841,7 +16858,7 @@
         <w:t>Declaration of Generative AI and AI-assisted technologies in the writing process.</w:t>
       </w:r>
       <w:r>
-        <w:t xml:space="preserve"> [TEMPLATE — to be reviewed, edited and confirmed by the authors; Elsevier requires this statement above the references.] During the preparation of this work the author(s) used a generative-AI assistant (Arena.ai Agent Mode; the underlying models are provided by the service) for the writing process: drafting and revising the text and the figure captions, and checking the internal consistency of the manuscript, the calculation companion and the tables. After using this tool the author(s) reviewed and edited the content as needed and take(s) full responsibility for the content of the publication. The same class of tool was also used in the research process — reviewing and extending the numerical code and the verification suite, and running the simulations — which the journal policy places in the methods rather than in this declaration; the numerical-methods section of the manuscript records that use. No AI tool generated a physical result, no AI tool was used to produce or select any number reported here, and no AI tool is an author or is cited as a source.</w:t>
+        <w:t xml:space="preserve"> During the preparation of this work the author(s) used a generative-AI assistant (Arena.ai Agent Mode) in order to draft and revise the text and the figure captions, and to check the internal consistency of the manuscript, the calculation companion and the tables. After using this tool the author(s) reviewed and edited the content as needed and take(s) full responsibility for the content of the publication. The research-process use of the same class of tool - reviewing and extending the numerical code and the verification suite, and running the simulations - is recorded with the numerical-methods section, as the journal policy directs. No AI tool generated a physical result and no AI tool produced or selected any number reported here; no AI tool acted without the author(s)' review, and no AI tool is an author or is cited as a source.</w:t>
       </w:r>
     </w:p>
     <w:p>

--- a/PAPER_PROJECT/13_Manuscript/manuscript_IJHMT.docx
+++ b/PAPER_PROJECT/13_Manuscript/manuscript_IJHMT.docx
@@ -133,7 +133,7 @@
         <w:jc w:val="both"/>
       </w:pPr>
       <w:r>
-        <w:t>Classical analyses of thermal stresses around holes and cavities in uniform heat flow are given in [1,2], and anisotropic plates with elliptic boundaries have been treated by complex-variable (Stroh-type) methods under steady conditions [3]. Transient cavity problems with a finite heat-wave speed have been solved for a fibre-reinforced anisotropic medium with a circular hole [4], for spherical cavities [5], for an orthotropic cylindrical cavity [6], and hole-shape effects have been studied in perforated composite plates [7]; boundary-element methods treat holes in general anisotropic discs and planes [8,9]; coated elliptic holes in uniform heat flow have been analysed by complex-variable methods [10] and dual-phase-lag boundary-element formulations for anisotropic media have been developed [11]. The generalized-thermoelasticity studies [4,5,6] concern isotropic or highly symmetric (fibre-reinforced, orthotropic) media and circular or spherical geometry, whereas the studies of general anisotropy and non-circular holes [3,8,9] are steady or quasi-static with Fourier conduction. Within the bounded literature search described in the data package we found no study that combines a low-symmetry crystal, a non-circular cavity, a systematic crystal-orientation sweep and a thermal-memory parameter in a transient coupled analysis (this is a statement about our search, not a claim of priority).</w:t>
+        <w:t>Classical analyses of thermal stresses around holes and cavities in uniform heat flow are given in [1,2], and anisotropic plates with elliptic boundaries have been treated by complex-variable (Stroh-type) methods under steady conditions [3]. Transient cavity problems with a finite heat-wave speed have been solved for a fibre-reinforced anisotropic medium with a circular hole [4], for spherical cavities [5], for an orthotropic cylindrical cavity [6], and hole-shape effects have been studied in perforated composite plates [7]; boundary-element methods treat holes in general anisotropic discs and planes [8,9]; coated elliptic holes in uniform heat flow have been analysed by complex-variable methods [10] and dual-phase-lag boundary-element formulations for anisotropic media have been developed [11]. The generalised-thermoelasticity studies [4,5,6] concern isotropic or highly symmetric (fibre-reinforced, orthotropic) media and circular or spherical geometry, whereas the studies of general anisotropy and non-circular holes [3,8,9] are steady or quasi-static with Fourier conduction. Within the bounded literature search described in the data package we found no study that combines a low-symmetry crystal, a non-circular cavity, a systematic crystal-orientation sweep and a thermal-memory parameter in a transient coupled analysis (this is a statement about our search, not a claim of priority).</w:t>
       </w:r>
     </w:p>
     <w:p>
@@ -150,7 +150,7 @@
         <w:jc w:val="both"/>
       </w:pPr>
       <w:r>
-        <w:t>Coupled thermoelasticity [12] and its generalizations to a finite heat-wave speed are the framework for transient problems: the Lord–Shulman theory with one relaxation time [13] and its extension to anisotropic media with a uniqueness theorem [14]; the general theory of heat conduction with a memory kernel and finite wave speeds is due to Gurtin and Pipkin [15]; dual-phase-lag formulations [16], and later classifications of generalized heat-conduction and thermoelastic-coupling models [17,18]. Monoclinic β-Ga₂O₃ is an ultra-wide-band-gap semiconductor whose elastic [19], thermal-conductivity [20] and thermal-expansion [21,22] tensors are all strongly anisotropic; its room-temperature elastic constants are well characterised [19] and its conductivity tensor has an off-diagonal component in the a–c plane [20], so that crystal orientation, cavity shape and heat-conduction law can interact. The device context and the growth of bulk single crystals of the material are reviewed in [23,24]. Whether this interaction is large enough to matter, and which observable is sensitive to it, is the question addressed here.</w:t>
+        <w:t>Coupled thermoelasticity [12] and its generalisations to a finite heat-wave speed are the framework for transient problems: the Lord–Shulman theory with one relaxation time [13] and its extension to anisotropic media with a uniqueness theorem [14]; the general theory of heat conduction with a memory kernel and finite wave speeds is due to Gurtin and Pipkin [15]; dual-phase-lag formulations [16], and later classifications of generalised heat-conduction and thermoelastic-coupling models [17,18]. Monoclinic β-Ga₂O₃ is an ultra-wide-band-gap semiconductor whose elastic [19], thermal-conductivity [20] and thermal-expansion [21,22] tensors are all strongly anisotropic; its room-temperature elastic constants are well characterised [19] and its conductivity tensor has an off-diagonal component in the a–c plane [20], so that crystal orientation, cavity shape and heat-conduction law can interact. The device context and the growth of bulk single crystals of the material are reviewed in [23,24]. Whether this interaction is large enough to matter, and which observable is sensitive to it, is the question addressed here.</w:t>
       </w:r>
     </w:p>
     <w:p>
@@ -1408,7 +1408,7 @@
         <w:jc w:val="both"/>
       </w:pPr>
       <w:r>
-        <w:t>which the Cattaneo–Vernotte law meets for every τ &gt; 0 because it is a positive-real (passive) kernel [15], a restriction stated there for a memory kernel rather than for a single relaxation time; the two-relaxation-time kernel of Section 2.5 is positive-real for the same reason but is not derived from a free energy, which is why it is carried as an exploratory variant only. Theories with two relaxation times [25,26,27] and the reviews of hyperbolic and generalized conduction [17,18,28,29,30,31] locate the single-relaxation-time law used here within that literature.</w:t>
+        <w:t>which the Cattaneo–Vernotte law meets for every τ &gt; 0 because it is a positive-real (passive) kernel [15], a restriction stated there for a memory kernel rather than for a single relaxation time; the two-relaxation-time kernel of Section 2.5 is positive-real for the same reason but is not derived from a free energy, which is why it is carried as an exploratory variant only. Theories with two relaxation times [25,26,27] and the reviews of hyperbolic and generalised conduction [17,18,28,29,30,31] locate the single-relaxation-time law used here within that literature.</w:t>
       </w:r>
     </w:p>
     <w:p>
@@ -5076,7 +5076,7 @@
         <w:t>th</w:t>
       </w:r>
       <w:r>
-        <w:t xml:space="preserve"> = τκ̄/a² (Λ = 0.040, 0.198, 0.792 for τ = 1, 5, 20 ps at 10 nm); the elastic number is ε = κ̄/(c</w:t>
+        <w:t xml:space="preserve"> = τκ̄/a² (Λ = 0.040, 0.198, 0.792 for τ = 1, 5, 20 ps at 10 nm). The elastic number is ε = κ̄/(c</w:t>
       </w:r>
       <w:r>
         <w:rPr>
@@ -5112,7 +5112,7 @@
         <w:t>1/2</w:t>
       </w:r>
       <w:r>
-        <w:t xml:space="preserve"> = 7686 m/s (ε = 0.0515 at 10 nm); the feedback number is δ = T</w:t>
+        <w:t xml:space="preserve"> = 7686 m/s (ε = 0.0515 at 10 nm). The feedback number is δ = T</w:t>
       </w:r>
       <w:r>
         <w:rPr>
@@ -6281,7 +6281,7 @@
         <w:t>F</w:t>
       </w:r>
       <w:r>
-        <w:t>| over the wall and 0 ≤ t ≤ 6 t</w:t>
+        <w:t>| over the wall, where CV and F denote the Cattaneo–Vernotte (single-relaxation-time) and Fourier responses, and 0 ≤ t ≤ 6 t</w:t>
       </w:r>
       <w:r>
         <w:rPr>
@@ -13683,7 +13683,7 @@
         <w:jc w:val="both"/>
       </w:pPr>
       <w:r>
-        <w:t>The tests of Sections 5.1-5.3 are code-verification and solution-verification tests in the usual sense [54]: they compare the implementation with exact solutions of the same equations (patch tests, steady and 1-D reference solutions, the closed form of Section 3.3) and with independent implementations of the same model (an independent three-dimensional tensor rotation, a 1-D spectral solver, a time-domain Crank-Nicolson integration), and they quantify the discretisation error by grid refinement. What they do not do is check the model itself. The constitutive law, the plane-strain reduction, the relaxation-time kernel, the parameter values of Table 4 and the continuum description at 5-50 nm are inputs, not outputs, of the verification: an error in any of them would leave every test above passing. No comparison with measurements is made anywhere in this paper, so the study is verified and not validated; the physical status of the model is discussed in Section 7.2.</w:t>
+        <w:t>The tests of Sections 5.1–5.3 are code-verification and solution-verification tests in the usual sense [54]: they compare the implementation with exact solutions of the same equations (patch tests, steady and 1-D reference solutions, the closed form of Section 3.3) and with independent implementations of the same model (an independent three-dimensional tensor rotation, a 1-D spectral solver, a time-domain Crank-Nicolson integration), and they quantify the discretisation error by grid refinement. What they do not do is check the model itself. The constitutive law, the plane-strain reduction, the relaxation-time kernel, the parameter values of Table 4 and the continuum description at 5-50 nm are inputs, not outputs, of the verification: an error in any of them would leave every test above passing. No comparison with measurements is made anywhere in this paper, so the study is verified and not validated; the physical status of the model is discussed in Section 7.2.</w:t>
       </w:r>
     </w:p>
     <w:p>
@@ -15294,7 +15294,7 @@
         <w:jc w:val="both"/>
       </w:pPr>
       <w:r>
-        <w:t>The relaxation-time law changes the wall stress only slightly. Over the studied range (Λ up to 3.2) the thermal-memory deviation of the full stress history is D ≤ 6.4% (largest at a = 5 nm, Λ = 3.2); for a = 10 nm it is 0.11%–1.6% for τ = 1–20 ps, and the peak value itself shifts by at most 1.4% (Table 10, Fig. 8a). The two-relaxation-time kernel (MCV3 in Table 10) is an exploratory variant and is not used in any of the statements below. For a prescribed wall temperature the conduction law enters the wall stress of the isotropic circle only through the weak far-field term of Eq. (47); the anisotropic results are consistent with this. The scaling identity of Section 3 is confirmed to round-off: in the quasi-static, uncoupled limit D depends on Λ alone, and the equal-Λ pair (a = 10 nm, τ = 5 ps) and (a = 20 nm, τ = 20 ps) (Λ = 0.198) gives D = 2.0213e-03 and 2.0213e-03 (residual below 1e-12, T2 quasi-static: SUPPORTED). With elastodynamics the same pair gives 5.291e-03 and 2.562e-03 (residual 52%; T2 dynamic: NOT-SUPPORTED). The collapse in Λ alone therefore fails for the full model at the 25% level, but the failure is entirely due to elastic inertia (including, for a ≥ 20 nm, echoes): the quasi-static runs differ from the dynamic ones only by the inertia term, and the correction is O(ε²), of the same order (10</w:t>
+        <w:t>The relaxation-time law changes the wall stress only slightly. Over the studied range (Λ up to 3.2) the thermal-memory deviation of the full stress history is D ≤ 6.4% (largest at a = 5 nm, Λ = 3.2). For a = 10 nm it is 0.11%–1.6% for τ = 1–20 ps, and the peak value itself shifts by at most 1.4% (Table 10, Fig. 8a). The two-relaxation-time kernel (MCV3 in Table 10) is an exploratory variant and is not used in any of the statements below. For a prescribed wall temperature the conduction law enters the wall stress of the isotropic circle only through the weak far-field term of Eq. (47); the anisotropic results are consistent with this. The scaling identity of Section 3 is confirmed to round-off: in the quasi-static, uncoupled limit D depends on Λ alone, and the equal-Λ pair (a = 10 nm, τ = 5 ps) and (a = 20 nm, τ = 20 ps) (Λ = 0.198) gives D = 2.0213e-03 and 2.0213e-03 (residual below 1e-12, T2 quasi-static: SUPPORTED). With elastodynamics the same pair gives 5.291e-03 and 2.562e-03 (residual 52%; T2 dynamic: NOT-SUPPORTED). The collapse in Λ alone therefore fails for the full model at the 25% level, but the failure is entirely due to elastic inertia (including, for a ≥ 20 nm, echoes): the quasi-static runs differ from the dynamic ones only by the inertia term, and the correction is O(ε²), of the same order (10</w:t>
       </w:r>
       <w:r>
         <w:rPr>
@@ -16709,7 +16709,7 @@
         <w:jc w:val="both"/>
       </w:pPr>
       <w:r>
-        <w:t>The solver, the test suite, the experiment drivers and the analysis scripts are frozen: SHA-256 digests of every file are recorded in `CODE_FREEZE_v2_gate.json` (feab48880c3c1359 for the file itself) and `CODE_FREEZE_v2_blockF.json` (9345b5d402e02f16), and the material model alone is identified by `cg_model.py` (f15578152b6374c1). Every production run records the code version, a checksum of its input configuration, the environment and a digest of its own output in `10_Processed_Data/PRODUCTION_PROVENANCE.csv`, so each number in this paper can be traced to the run that produced it and to the code state that produced the run.</w:t>
+        <w:t>The solver, the test suite, the experiment drivers and the analysis scripts are frozen: SHA-256 digests of every file are recorded in the archived manifest `CODE_FREEZE_v2_gate.json` (its own digest feab48880c3c1359) and `CODE_FREEZE_v2_blockF.json` (9345b5d402e02f16), and the material model alone is identified by `cg_model.py` (f15578152b6374c1). Every production run records the code version, a checksum of its input configuration, the environment and a digest of its own output in `10_Processed_Data/PRODUCTION_PROVENANCE.csv`, so each number in this paper can be traced to the run that produced it and to the code state that produced the run.</w:t>
       </w:r>
     </w:p>
     <w:p>
@@ -16721,10 +16721,10 @@
         <w:rPr>
           <w:b/>
         </w:rPr>
-        <w:t>Code state and re-checks.</w:t>
-      </w:r>
-      <w:r>
-        <w:t xml:space="preserve"> The two archived manifests date from 2026-10-01; since they were taken, 7 of the 15 entries of `CODE_FREEZE_v2_gate.json` (cg_bromwich.py, cg_pipeline.py, run_tests.py, analyze_v2.py, make_figures.py, production_matrix.py and run_production_v2.py) have been edited, so the digests recorded for them no longer describe the code. The pipeline was re-run end to end with the code as it now stands and compared with the archived results (`15_Audits/RERUN_COMPARISON.md`): every production run reproduces its archived quantity of interest to zero relative difference and only wall-clock timings differ. On 2026-10-03 the analysis layer was re-run over all 175 stored runs: every pre-existing quantity of `ANALYSIS_V2.json` came out identical (the only value that moves is the number of runs audited), the eight figures and the five archived CSV tables are byte-identical to the archived files, and one further CSV (the ablation set at the production grid) is added. A full production job re-solved in a different build — Python 3.11.2 with NumPy 2.4.6 instead of 3.13.14/2.3.5 — reproduces its stored peak wall stress to 2.7×10⁻¹⁶ relative, i.e. one unit in the last place; the reconstruction of the wall temperature stays within 1.0×10⁻¹⁰ of the imposed pulse over the reported window for every run. Two refreshed manifests record the current code: `CODE_FREEZE_submission_2026_10_03f.json` (27 files, taken before this verification pass) and `CODE_FREEZE_submission_2026_10_03g.json` (05342056f31a8f64, 27 files, all 27 byte-identical to the code as submitted); the second is the one to deposit with the data package, and the earlier manifests are kept unchanged as history.</w:t>
+        <w:t>Code state.</w:t>
+      </w:r>
+      <w:r>
+        <w:t xml:space="preserve"> The two archived manifests date from 2026-10-01; since they were taken, 7 of the 15 entries of `CODE_FREEZE_v2_gate.json` (cg_bromwich.py, cg_pipeline.py, run_tests.py, analyze_v2.py, make_figures.py, production_matrix.py and run_production_v2.py) have been edited, so the digests recorded for them no longer describe the code. The pipeline was re-run end to end with the code as it now stands and compared with the archived results (`15_Audits/RERUN_COMPARISON.md`): every production run reproduces its archived quantity of interest to zero relative difference and only wall-clock timings differ. On 2026-10-03 the analysis layer was re-run over all 175 stored runs: every pre-existing quantity of `ANALYSIS_V2.json` came out identical (the only value that moves is the number of runs covered), the eight figures and the five archived CSV tables are byte-identical to the archived files, and one further CSV (the ablation set at the production grid) is added. A full production job re-solved in a different build — Python 3.11.2 with NumPy 2.4.6 instead of 3.13.14/2.3.5 — reproduces its stored peak wall stress to 2.7×10⁻¹⁶ relative, i.e. one unit in the last place; the reconstruction of the wall temperature stays within 1.0×10⁻¹⁰ of the imposed pulse over the reported window for every run. Two refreshed manifests record the current code: `CODE_FREEZE_submission_2026_10_03h.json` (27 files, taken before this verification pass) and `CODE_FREEZE_submission_2026_10_03i.json` (0ba1ca29975ffd70, 27 files, all 27 byte-identical to the code as submitted); the second is the one to deposit with the data package, and the earlier manifests are kept unchanged as history.</w:t>
       </w:r>
     </w:p>
     <w:p>
@@ -16741,7 +16741,7 @@
         <w:jc w:val="both"/>
       </w:pPr>
       <w:r>
-        <w:t>The package contains the frozen source (06_Source_Code), the test suite and its machine-readable results (07_Tests), the experiment drivers (08_Experiments), the per-run raw outputs (175 production runs as .npz/.json pairs under 09_Raw_Data, together with the convergence and pulse-width runs), the processed analysis (10_Processed_Data: ANALYSIS_V2.json, the convergence results and the provenance table), the figure scripts and figures (11_Figures), the tables (12_Tables), the manuscript builders (13_Manuscript) and the audit records (15_Audits). The raw outputs store the frequency-domain transfer values as well as the inverted histories, so the quantities of interest can be recomputed without re-solving.</w:t>
+        <w:t>The package contains the frozen source (06_Source_Code), the test suite and its machine-readable results (07_Tests), the experiment drivers (08_Experiments), the per-run raw outputs (175 production runs as .npz/.json pairs under 09_Raw_Data, together with the convergence and pulse-width runs), the processed analysis (10_Processed_Data: ANALYSIS_V2.json, the convergence results and the provenance table), the figure scripts and figures (11_Figures), the tables (12_Tables), the manuscript sources (13_Manuscript) and the verification records (15_Audits). The raw outputs store the frequency-domain transfer values as well as the inverted histories, so the quantities of interest can be recomputed without re-solving.</w:t>
       </w:r>
     </w:p>
     <w:p>
@@ -16758,7 +16758,7 @@
         <w:jc w:val="both"/>
       </w:pPr>
       <w:r>
-        <w:t>`python3 08_Experiments/reproduce.py` reruns the pipeline end to end (tests, production matrix, convergence runs, analysis, figures, manuscript builders) in the order used here; the individual stages are `07_Tests/run_tests.py`, `08_Experiments/run_production_v2.py`, `run_convergence.py`, `analyze_v2.py`, `make_figures.py`, `13_Manuscript/build_manuscript.py` and `tools/md_to_tex.py`. The environment is recorded in the code-freeze files; the memory required by the finest grid (192×192) exceeded the 2 GB available here, which is why that grid is absent from the convergence families (Section 7.2).</w:t>
+        <w:t>`python3 08_Experiments/reproduce.py` reruns the pipeline end to end (tests, production matrix, convergence runs, analysis, figures, manuscript build scripts) in the order used here; the individual stages are `07_Tests/run_tests.py`, `08_Experiments/run_production_v2.py`, `run_convergence.py`, `analyze_v2.py`, `make_figures.py`, `13_Manuscript/build_manuscript.py` and `tools/md_to_tex.py`. The environment is recorded in the code-freeze files; the memory required by the finest grid (192×192) exceeded the 2 GB available here, which is why that grid is absent from the convergence families (Section 7.2).</w:t>
       </w:r>
     </w:p>
     <w:p>
@@ -16843,7 +16843,7 @@
         <w:t>Data availability:</w:t>
       </w:r>
       <w:r>
-        <w:t xml:space="preserve"> the Python source code, verification suite, per-run raw outputs (npz/json, including the frequency-domain transfer values), analysis and figure scripts and the production matrix are provided in the project data package, whose contents are fixed by the SHA-256 code freeze `CODE_FREEZE_submission_2026_10_03g.json` described in Section 9.1; the package will be deposited in a public repository under the persistent identifier to be deposited at [PUBLIC REPOSITORY/DOI TO BE INSERTED].</w:t>
+        <w:t xml:space="preserve"> the Python source code, verification suite, per-run raw outputs (npz/json, including the frequency-domain transfer values), analysis and figure scripts and the production matrix are provided in the project data package, whose contents are fixed by the SHA-256 code freeze `CODE_FREEZE_submission_2026_10_03i.json` described in Section 9.1. The package will be deposited in a public repository under the persistent identifier recorded at submission [PUBLIC REPOSITORY/DOI TO BE INSERTED].</w:t>
       </w:r>
     </w:p>
     <w:p>

--- a/PAPER_PROJECT/13_Manuscript/manuscript_IJHMT.docx
+++ b/PAPER_PROJECT/13_Manuscript/manuscript_IJHMT.docx
@@ -16724,7 +16724,7 @@
         <w:t>Code state.</w:t>
       </w:r>
       <w:r>
-        <w:t xml:space="preserve"> The two archived manifests date from 2026-10-01; since they were taken, 7 of the 15 entries of `CODE_FREEZE_v2_gate.json` (cg_bromwich.py, cg_pipeline.py, run_tests.py, analyze_v2.py, make_figures.py, production_matrix.py and run_production_v2.py) have been edited, so the digests recorded for them no longer describe the code. The pipeline was re-run end to end with the code as it now stands and compared with the archived results (`15_Audits/RERUN_COMPARISON.md`): every production run reproduces its archived quantity of interest to zero relative difference and only wall-clock timings differ. On 2026-10-03 the analysis layer was re-run over all 175 stored runs: every pre-existing quantity of `ANALYSIS_V2.json` came out identical (the only value that moves is the number of runs covered), the eight figures and the five archived CSV tables are byte-identical to the archived files, and one further CSV (the ablation set at the production grid) is added. A full production job re-solved in a different build — Python 3.11.2 with NumPy 2.4.6 instead of 3.13.14/2.3.5 — reproduces its stored peak wall stress to 2.7×10⁻¹⁶ relative, i.e. one unit in the last place; the reconstruction of the wall temperature stays within 1.0×10⁻¹⁰ of the imposed pulse over the reported window for every run. Two refreshed manifests record the current code: `CODE_FREEZE_submission_2026_10_03h.json` (27 files, taken before this verification pass) and `CODE_FREEZE_submission_2026_10_03i.json` (0ba1ca29975ffd70, 27 files, all 27 byte-identical to the code as submitted); the second is the one to deposit with the data package, and the earlier manifests are kept unchanged as history.</w:t>
+        <w:t xml:space="preserve"> The two archived manifests date from 2026-10-01; since they were taken, 8 of the 15 entries of `CODE_FREEZE_v2_gate.json` are byte-identical and the remaining 7 (cg_bromwich.py, cg_pipeline.py, run_tests.py, analyze_v2.py, make_figures.py, production_matrix.py and run_production_v2.py) have been edited, so the digests recorded for them no longer describe the code. The pipeline was re-run end to end with the code as it now stands and compared with the archived results (`15_Audits/RERUN_COMPARISON.md`): every production run reproduces its archived quantity of interest to zero relative difference and only wall-clock timings differ. On 2026-10-03 the analysis layer was re-run over all 175 stored runs: every pre-existing quantity of `ANALYSIS_V2.json` came out identical (the only value that moves is the number of runs covered), the eight figures and the five archived CSV tables are byte-identical to the archived files, and one further CSV (the ablation set at the production grid) is added. A full production job re-solved in a different build — Python 3.11.2 with NumPy 2.4.6 instead of 3.13.14/2.3.5 — reproduces its stored peak wall stress to 2.7×10⁻¹⁶ relative, i.e. one unit in the last place; the reconstruction of the wall temperature stays within 1.0×10⁻¹⁰ of the imposed pulse over the reported window for every run. Two refreshed manifests record the current code: `CODE_FREEZE_submission_2026_10_03i.json` (27 files, taken before this verification pass) and `CODE_FREEZE_submission_2026_10_03j.json` (d7ebb89fce4534dc, 27 files, all 27 byte-identical to the code as submitted); the second is the one to deposit with the data package, and the earlier manifests are kept unchanged as history.</w:t>
       </w:r>
     </w:p>
     <w:p>
@@ -16843,7 +16843,7 @@
         <w:t>Data availability:</w:t>
       </w:r>
       <w:r>
-        <w:t xml:space="preserve"> the Python source code, verification suite, per-run raw outputs (npz/json, including the frequency-domain transfer values), analysis and figure scripts and the production matrix are provided in the project data package, whose contents are fixed by the SHA-256 code freeze `CODE_FREEZE_submission_2026_10_03i.json` described in Section 9.1. The package will be deposited in a public repository under the persistent identifier recorded at submission [PUBLIC REPOSITORY/DOI TO BE INSERTED].</w:t>
+        <w:t xml:space="preserve"> the Python source code, verification suite, per-run raw outputs (npz/json, including the frequency-domain transfer values), analysis and figure scripts and the production matrix are provided in the project data package, whose contents are fixed by the SHA-256 code freeze `CODE_FREEZE_submission_2026_10_03j.json` described in Section 9.1. The package will be deposited in a public repository under the persistent identifier recorded at submission [PUBLIC REPOSITORY/DOI TO BE INSERTED].</w:t>
       </w:r>
     </w:p>
     <w:p>
